--- a/app/templates/sol_luna/AZUL.docx
+++ b/app/templates/sol_luna/AZUL.docx
@@ -317,7 +317,7 @@
           <w:sz w:val="18"/>
           <w:szCs w:val="18"/>
         </w:rPr>
-        <w:t xml:space="preserve">, QUIEN ME MANIFESTO SER DE NACIONALIDAD: PERUANA; «_IDENT» CON DOCUMENTO NACIONAL DE IDENTIDAD NUMERO: </w:t>
+        <w:t xml:space="preserve">, QUIEN ME MANIFESTO SER DE NACIONALIDAD: PERUANA; «IDENT» CON DOCUMENTO NACIONAL DE IDENTIDAD NUMERO: </w:t>
       </w:r>
       <w:r>
         <w:rPr>
@@ -326,7 +326,7 @@
           <w:szCs w:val="18"/>
           <w:lang w:val="es-ES_tradnl"/>
         </w:rPr>
-        <w:t>«_DNI»</w:t>
+        <w:t>«DNI»</w:t>
       </w:r>
       <w:r>
         <w:rPr>
@@ -336,28 +336,60 @@
           <w:sz w:val="18"/>
           <w:szCs w:val="18"/>
         </w:rPr>
-        <w:t xml:space="preserve">; DE ESTADO CIVIL: «_ESTADO_CIVIL»; DE PROFESION U OCUPACION: «OCUPACION1»; CON DOMICILIO EN «DIRECCION1» Y </w:t>
+        <w:t>; DE ESTADO CIVIL: «ESTADO_CIVIL»; DE PROFESION U OCUPACION: «OCUPACION»; CON DOMICILIO EN «DIRECCION</w:t>
       </w:r>
       <w:r>
         <w:rPr>
           <w:rFonts w:ascii="Arial" w:hAnsi="Arial" w:cs="Arial"/>
+          <w:bCs/>
+          <w:color w:val="000000"/>
+          <w:sz w:val="18"/>
+          <w:szCs w:val="18"/>
+        </w:rPr>
+        <w:t xml:space="preserve">» Y </w:t>
+      </w:r>
+      <w:r>
+        <w:rPr>
+          <w:rFonts w:ascii="Arial" w:hAnsi="Arial" w:cs="Arial"/>
           <w:b/>
           <w:bCs/>
           <w:sz w:val="18"/>
           <w:szCs w:val="18"/>
           <w:lang w:val="es-ES_tradnl"/>
         </w:rPr>
-        <w:t>«COPROPIETARIO»</w:t>
+        <w:t>«</w:t>
       </w:r>
       <w:r>
         <w:rPr>
           <w:rFonts w:ascii="Arial" w:hAnsi="Arial" w:cs="Arial"/>
+          <w:b/>
+          <w:bCs/>
+          <w:sz w:val="18"/>
+          <w:szCs w:val="18"/>
+          <w:lang w:val="es-ES_tradnl"/>
+        </w:rPr>
+        <w:t>COPROP</w:t>
+      </w:r>
+      <w:r>
+        <w:rPr>
+          <w:rFonts w:ascii="Arial" w:hAnsi="Arial" w:cs="Arial"/>
+          <w:b/>
+          <w:bCs/>
+          <w:sz w:val="18"/>
+          <w:szCs w:val="18"/>
+          <w:lang w:val="es-ES_tradnl"/>
+        </w:rPr>
+        <w:t>»</w:t>
+      </w:r>
+      <w:r>
+        <w:rPr>
+          <w:rFonts w:ascii="Arial" w:hAnsi="Arial" w:cs="Arial"/>
           <w:bCs/>
           <w:color w:val="000000"/>
           <w:sz w:val="18"/>
           <w:szCs w:val="18"/>
         </w:rPr>
-        <w:t xml:space="preserve">, QUIEN ME MANIFESTO SER DE NACIONALIDAD: PERUANA; «_IDENT_2» CON DOCUMENTO NACIONAL DE IDENTIDAD NUMERO: </w:t>
+        <w:t xml:space="preserve">, QUIEN ME MANIFESTO SER DE NACIONALIDAD: PERUANA; «IDENT2» CON DOCUMENTO NACIONAL DE IDENTIDAD NUMERO: </w:t>
       </w:r>
       <w:r>
         <w:rPr>
@@ -366,7 +398,7 @@
           <w:szCs w:val="18"/>
           <w:lang w:val="es-ES_tradnl"/>
         </w:rPr>
-        <w:t>«_DNI2»</w:t>
+        <w:t>«DNI2»</w:t>
       </w:r>
       <w:r>
         <w:rPr>
@@ -376,7 +408,7 @@
           <w:sz w:val="18"/>
           <w:szCs w:val="18"/>
         </w:rPr>
-        <w:t>; DE ESTADO CIVIL: «_ESTADO_CIVIL_2»; DE PROFESION U OCUPACION: «OCUPACION2»; CON DOMICILIO EN «DIRECCION2»</w:t>
+        <w:t>; DE ESTADO CIVIL: «ESTADO_CIVIL2»; DE PROFESION U OCUPACION: «OCUPACION2»; CON DOMICILIO EN «DIRECCION2»</w:t>
       </w:r>
       <w:r>
         <w:rPr>
@@ -465,35 +497,27 @@
           <w:sz w:val="18"/>
           <w:szCs w:val="18"/>
         </w:rPr>
+        <w:t xml:space="preserve"> DECLARA SER PROPIETARIO DEL</w:t>
+      </w:r>
+      <w:r>
+        <w:rPr>
+          <w:rFonts w:asciiTheme="minorBidi" w:eastAsia="Calibri" w:hAnsiTheme="minorBidi" w:cstheme="minorBidi"/>
+          <w:sz w:val="18"/>
+          <w:szCs w:val="18"/>
+          <w:lang w:val="es-PE" w:eastAsia="en-US"/>
+        </w:rPr>
         <w:t xml:space="preserve"> </w:t>
       </w:r>
       <w:r>
         <w:rPr>
           <w:rFonts w:asciiTheme="minorBidi" w:hAnsiTheme="minorBidi" w:cstheme="minorBidi"/>
-          <w:sz w:val="18"/>
-          <w:szCs w:val="18"/>
-        </w:rPr>
-        <w:t>DECLARA SER PROPIETARIO DEL</w:t>
-      </w:r>
-      <w:r>
-        <w:rPr>
-          <w:rFonts w:asciiTheme="minorBidi" w:eastAsia="Calibri" w:hAnsiTheme="minorBidi" w:cstheme="minorBidi"/>
-          <w:sz w:val="18"/>
-          <w:szCs w:val="18"/>
-          <w:lang w:val="es-PE" w:eastAsia="en-US"/>
-        </w:rPr>
-        <w:t xml:space="preserve"> </w:t>
-      </w:r>
-      <w:r>
-        <w:rPr>
-          <w:rFonts w:asciiTheme="minorBidi" w:hAnsiTheme="minorBidi" w:cstheme="minorBidi"/>
           <w:b/>
           <w:bCs/>
           <w:caps/>
           <w:sz w:val="18"/>
           <w:szCs w:val="18"/>
         </w:rPr>
-        <w:t>«DATOSLOTE»,</w:t>
+        <w:t>«</w:t>
       </w:r>
       <w:r>
         <w:rPr>
@@ -504,7 +528,18 @@
           <w:sz w:val="18"/>
           <w:szCs w:val="18"/>
         </w:rPr>
-        <w:t xml:space="preserve"> DISTRITO DE PAIJAN, PROVINCIA DE ASCOPE, DEPARTAMENTO DE LA LIBERTAD</w:t>
+        <w:t>NOMBRE_PREDIO</w:t>
+      </w:r>
+      <w:r>
+        <w:rPr>
+          <w:rFonts w:asciiTheme="minorBidi" w:hAnsiTheme="minorBidi" w:cstheme="minorBidi"/>
+          <w:b/>
+          <w:bCs/>
+          <w:caps/>
+          <w:sz w:val="18"/>
+          <w:szCs w:val="18"/>
+        </w:rPr>
+        <w:t>», DISTRITO DE PAIJAN, PROVINCIA DE ASCOPE, DEPARTAMENTO DE LA LIBERTAD</w:t>
       </w:r>
       <w:r>
         <w:rPr>
@@ -550,16 +585,25 @@
           <w:sz w:val="18"/>
           <w:szCs w:val="18"/>
         </w:rPr>
-        <w:t xml:space="preserve"> </w:t>
-      </w:r>
-      <w:r>
-        <w:rPr>
-          <w:rFonts w:asciiTheme="minorBidi" w:hAnsiTheme="minorBidi" w:cstheme="minorBidi"/>
-          <w:b/>
-          <w:sz w:val="18"/>
-          <w:szCs w:val="18"/>
-        </w:rPr>
-        <w:t>«_PR»</w:t>
+        <w:t xml:space="preserve"> «</w:t>
+      </w:r>
+      <w:r>
+        <w:rPr>
+          <w:rFonts w:asciiTheme="minorBidi" w:hAnsiTheme="minorBidi" w:cstheme="minorBidi"/>
+          <w:b/>
+          <w:sz w:val="18"/>
+          <w:szCs w:val="18"/>
+        </w:rPr>
+        <w:t>PARTIDA</w:t>
+      </w:r>
+      <w:r>
+        <w:rPr>
+          <w:rFonts w:asciiTheme="minorBidi" w:hAnsiTheme="minorBidi" w:cstheme="minorBidi"/>
+          <w:b/>
+          <w:sz w:val="18"/>
+          <w:szCs w:val="18"/>
+        </w:rPr>
+        <w:t>»</w:t>
       </w:r>
       <w:r>
         <w:rPr>
@@ -1170,15 +1214,7 @@
           <w:sz w:val="18"/>
           <w:szCs w:val="18"/>
         </w:rPr>
-        <w:t xml:space="preserve"> IMPORTE DE VENTA Y FORMA DE PAGO</w:t>
-      </w:r>
-      <w:r>
-        <w:rPr>
-          <w:rFonts w:asciiTheme="minorBidi" w:hAnsiTheme="minorBidi" w:cstheme="minorBidi"/>
-          <w:sz w:val="18"/>
-          <w:szCs w:val="18"/>
-        </w:rPr>
-        <w:t xml:space="preserve">: </w:t>
+        <w:t xml:space="preserve"> IMPORTE DE VENTA Y FORMA DE PAGO: </w:t>
       </w:r>
     </w:p>
     <w:p>
@@ -1216,15 +1252,7 @@
           <w:sz w:val="18"/>
           <w:szCs w:val="18"/>
         </w:rPr>
-        <w:t>, TRANSFIERE, EN VENTA REAL Y ENAJENACION PERPETUA</w:t>
-      </w:r>
-      <w:r>
-        <w:rPr>
-          <w:rFonts w:asciiTheme="minorBidi" w:hAnsiTheme="minorBidi" w:cstheme="minorBidi"/>
-          <w:sz w:val="18"/>
-          <w:szCs w:val="18"/>
-        </w:rPr>
-        <w:t xml:space="preserve">, EL </w:t>
+        <w:t xml:space="preserve">, TRANSFIERE, EN VENTA REAL Y ENAJENACION PERPETUA, EL </w:t>
       </w:r>
       <w:r>
         <w:rPr>
@@ -1270,7 +1298,7 @@
           <w:sz w:val="18"/>
           <w:szCs w:val="18"/>
         </w:rPr>
-        <w:t xml:space="preserve">«_AREA» M2 («_AREA_TEXTO» METROS CUADRADOS) </w:t>
+        <w:t xml:space="preserve">«AREA» M2 («AREA_TEXTO» METROS CUADRADOS) </w:t>
       </w:r>
       <w:r>
         <w:rPr>
@@ -1288,17 +1316,7 @@
           <w:sz w:val="18"/>
           <w:szCs w:val="18"/>
         </w:rPr>
-        <w:t>“</w:t>
-      </w:r>
-      <w:r>
-        <w:rPr>
-          <w:rFonts w:asciiTheme="minorBidi" w:hAnsiTheme="minorBidi" w:cstheme="minorBidi"/>
-          <w:b/>
-          <w:bCs/>
-          <w:sz w:val="18"/>
-          <w:szCs w:val="18"/>
-        </w:rPr>
-        <w:t xml:space="preserve">SOL &amp; LUNA MALABRIGO </w:t>
+        <w:t xml:space="preserve">“SOL &amp; LUNA MALABRIGO </w:t>
       </w:r>
       <w:r>
         <w:rPr>
@@ -1309,17 +1327,7 @@
           <w:szCs w:val="18"/>
         </w:rPr>
         <w:lastRenderedPageBreak/>
-        <w:t>CAMPO CLUB</w:t>
-      </w:r>
-      <w:r>
-        <w:rPr>
-          <w:rFonts w:asciiTheme="minorBidi" w:hAnsiTheme="minorBidi" w:cstheme="minorBidi"/>
-          <w:b/>
-          <w:bCs/>
-          <w:sz w:val="18"/>
-          <w:szCs w:val="18"/>
-        </w:rPr>
-        <w:t>”</w:t>
+        <w:t>CAMPO CLUB”</w:t>
       </w:r>
       <w:r>
         <w:rPr>
@@ -1337,7 +1345,27 @@
           <w:sz w:val="18"/>
           <w:szCs w:val="18"/>
         </w:rPr>
-        <w:t>LOS COMPRADORES</w:t>
+        <w:t>«</w:t>
+      </w:r>
+      <w:r>
+        <w:rPr>
+          <w:rFonts w:asciiTheme="minorBidi" w:hAnsiTheme="minorBidi" w:cstheme="minorBidi"/>
+          <w:b/>
+          <w:bCs/>
+          <w:sz w:val="18"/>
+          <w:szCs w:val="18"/>
+        </w:rPr>
+        <w:t>COMPRADOR</w:t>
+      </w:r>
+      <w:r>
+        <w:rPr>
+          <w:rFonts w:asciiTheme="minorBidi" w:hAnsiTheme="minorBidi" w:cstheme="minorBidi"/>
+          <w:b/>
+          <w:bCs/>
+          <w:sz w:val="18"/>
+          <w:szCs w:val="18"/>
+        </w:rPr>
+        <w:t>»</w:t>
       </w:r>
       <w:r>
         <w:rPr>
@@ -1374,23 +1402,15 @@
           <w:sz w:val="18"/>
           <w:szCs w:val="18"/>
         </w:rPr>
-        <w:t>_PRECIO»(«_PRECIO_TEXTO» Y «_PRECIO_DECIMAL»/100 SOLES)</w:t>
-      </w:r>
-      <w:r>
-        <w:rPr>
-          <w:rFonts w:asciiTheme="minorBidi" w:hAnsiTheme="minorBidi" w:cstheme="minorBidi"/>
-          <w:sz w:val="18"/>
-          <w:szCs w:val="18"/>
-        </w:rPr>
-        <w:t>.</w:t>
-      </w:r>
-      <w:r>
-        <w:rPr>
-          <w:rFonts w:asciiTheme="minorBidi" w:hAnsiTheme="minorBidi" w:cstheme="minorBidi"/>
-          <w:sz w:val="18"/>
-          <w:szCs w:val="18"/>
-        </w:rPr>
-        <w:t xml:space="preserve"> </w:t>
+        <w:t>PRECIO»(«PRECIO_TEXTO» Y «PRECIO_DECIMAL»/100 SOLES)</w:t>
+      </w:r>
+      <w:r>
+        <w:rPr>
+          <w:rFonts w:asciiTheme="minorBidi" w:hAnsiTheme="minorBidi" w:cstheme="minorBidi"/>
+          <w:sz w:val="18"/>
+          <w:szCs w:val="18"/>
+        </w:rPr>
+        <w:t xml:space="preserve">. </w:t>
       </w:r>
     </w:p>
     <w:p>
@@ -1855,127 +1875,7 @@
           <w:sz w:val="18"/>
           <w:szCs w:val="18"/>
         </w:rPr>
-        <w:t xml:space="preserve"> </w:t>
-      </w:r>
-      <w:r>
-        <w:rPr>
-          <w:rFonts w:asciiTheme="minorBidi" w:hAnsiTheme="minorBidi" w:cstheme="minorBidi"/>
-          <w:sz w:val="18"/>
-          <w:szCs w:val="18"/>
-        </w:rPr>
-        <w:t>DE</w:t>
-      </w:r>
-      <w:r>
-        <w:rPr>
-          <w:rFonts w:asciiTheme="minorBidi" w:hAnsiTheme="minorBidi" w:cstheme="minorBidi"/>
-          <w:sz w:val="18"/>
-          <w:szCs w:val="18"/>
-        </w:rPr>
-        <w:t xml:space="preserve"> </w:t>
-      </w:r>
-      <w:r>
-        <w:rPr>
-          <w:rFonts w:asciiTheme="minorBidi" w:hAnsiTheme="minorBidi" w:cstheme="minorBidi"/>
-          <w:sz w:val="18"/>
-          <w:szCs w:val="18"/>
-        </w:rPr>
-        <w:t>LA</w:t>
-      </w:r>
-      <w:r>
-        <w:rPr>
-          <w:rFonts w:asciiTheme="minorBidi" w:hAnsiTheme="minorBidi" w:cstheme="minorBidi"/>
-          <w:sz w:val="18"/>
-          <w:szCs w:val="18"/>
-        </w:rPr>
-        <w:t xml:space="preserve"> </w:t>
-      </w:r>
-      <w:r>
-        <w:rPr>
-          <w:rFonts w:asciiTheme="minorBidi" w:hAnsiTheme="minorBidi" w:cstheme="minorBidi"/>
-          <w:sz w:val="18"/>
-          <w:szCs w:val="18"/>
-        </w:rPr>
-        <w:t>ENTREGA</w:t>
-      </w:r>
-      <w:r>
-        <w:rPr>
-          <w:rFonts w:asciiTheme="minorBidi" w:hAnsiTheme="minorBidi" w:cstheme="minorBidi"/>
-          <w:sz w:val="18"/>
-          <w:szCs w:val="18"/>
-        </w:rPr>
-        <w:t xml:space="preserve"> </w:t>
-      </w:r>
-      <w:r>
-        <w:rPr>
-          <w:rFonts w:asciiTheme="minorBidi" w:hAnsiTheme="minorBidi" w:cstheme="minorBidi"/>
-          <w:sz w:val="18"/>
-          <w:szCs w:val="18"/>
-        </w:rPr>
-        <w:t>DE</w:t>
-      </w:r>
-      <w:r>
-        <w:rPr>
-          <w:rFonts w:asciiTheme="minorBidi" w:hAnsiTheme="minorBidi" w:cstheme="minorBidi"/>
-          <w:sz w:val="18"/>
-          <w:szCs w:val="18"/>
-        </w:rPr>
-        <w:t xml:space="preserve"> </w:t>
-      </w:r>
-      <w:r>
-        <w:rPr>
-          <w:rFonts w:asciiTheme="minorBidi" w:hAnsiTheme="minorBidi" w:cstheme="minorBidi"/>
-          <w:sz w:val="18"/>
-          <w:szCs w:val="18"/>
-        </w:rPr>
-        <w:t>LOS</w:t>
-      </w:r>
-      <w:r>
-        <w:rPr>
-          <w:rFonts w:asciiTheme="minorBidi" w:hAnsiTheme="minorBidi" w:cstheme="minorBidi"/>
-          <w:sz w:val="18"/>
-          <w:szCs w:val="18"/>
-        </w:rPr>
-        <w:t xml:space="preserve"> </w:t>
-      </w:r>
-      <w:r>
-        <w:rPr>
-          <w:rFonts w:asciiTheme="minorBidi" w:hAnsiTheme="minorBidi" w:cstheme="minorBidi"/>
-          <w:sz w:val="18"/>
-          <w:szCs w:val="18"/>
-        </w:rPr>
-        <w:t>INMUEBLES</w:t>
-      </w:r>
-      <w:r>
-        <w:rPr>
-          <w:rFonts w:asciiTheme="minorBidi" w:hAnsiTheme="minorBidi" w:cstheme="minorBidi"/>
-          <w:sz w:val="18"/>
-          <w:szCs w:val="18"/>
-        </w:rPr>
-        <w:t xml:space="preserve"> Y</w:t>
-      </w:r>
-      <w:r>
-        <w:rPr>
-          <w:rFonts w:asciiTheme="minorBidi" w:hAnsiTheme="minorBidi" w:cstheme="minorBidi"/>
-          <w:sz w:val="18"/>
-          <w:szCs w:val="18"/>
-        </w:rPr>
-        <w:t xml:space="preserve"> </w:t>
-      </w:r>
-      <w:r>
-        <w:rPr>
-          <w:rFonts w:asciiTheme="minorBidi" w:hAnsiTheme="minorBidi" w:cstheme="minorBidi"/>
-          <w:sz w:val="18"/>
-          <w:szCs w:val="18"/>
-        </w:rPr>
-        <w:t>LA INDEPENDIZACION:</w:t>
-      </w:r>
-      <w:r>
-        <w:rPr>
-          <w:rFonts w:asciiTheme="minorBidi" w:hAnsiTheme="minorBidi" w:cstheme="minorBidi"/>
-          <w:sz w:val="18"/>
-          <w:szCs w:val="18"/>
-        </w:rPr>
-        <w:t xml:space="preserve"> </w:t>
+        <w:t xml:space="preserve"> DE LA ENTREGA DE LOS INMUEBLES Y LA INDEPENDIZACION: </w:t>
       </w:r>
     </w:p>
     <w:p>
@@ -2013,73 +1913,49 @@
           <w:sz w:val="18"/>
           <w:szCs w:val="18"/>
         </w:rPr>
-        <w:t xml:space="preserve"> SE OBLIGA A ENTREGAR EL INMUEBLE OBJETO DEL PRESENTE CONTRATO A</w:t>
-      </w:r>
-      <w:r>
-        <w:rPr>
-          <w:rFonts w:asciiTheme="minorBidi" w:hAnsiTheme="minorBidi" w:cstheme="minorBidi"/>
-          <w:sz w:val="18"/>
-          <w:szCs w:val="18"/>
-        </w:rPr>
-        <w:t xml:space="preserve"> FAVOR DE</w:t>
-      </w:r>
-      <w:r>
-        <w:rPr>
-          <w:rFonts w:asciiTheme="minorBidi" w:hAnsiTheme="minorBidi" w:cstheme="minorBidi"/>
-          <w:sz w:val="18"/>
-          <w:szCs w:val="18"/>
-        </w:rPr>
-        <w:t xml:space="preserve"> </w:t>
-      </w:r>
-      <w:r>
-        <w:rPr>
-          <w:rFonts w:asciiTheme="minorBidi" w:hAnsiTheme="minorBidi" w:cstheme="minorBidi"/>
-          <w:sz w:val="18"/>
-          <w:szCs w:val="18"/>
-        </w:rPr>
-        <w:t>LOS COMPRADORES</w:t>
-      </w:r>
-      <w:r>
-        <w:rPr>
-          <w:rFonts w:asciiTheme="minorBidi" w:hAnsiTheme="minorBidi" w:cstheme="minorBidi"/>
-          <w:sz w:val="18"/>
-          <w:szCs w:val="18"/>
-        </w:rPr>
-        <w:t xml:space="preserve">, UNA VEZ REALIZADA LA INDEPENDIZACIÓN DE EL INMUEBLE OBJETO DEL PRESENTE CONTRATO EN EL REGISTRO PÚBLICO PERTINENTE, Y TOTALMENTE SANEADO, PARA CUYOS EFECTOS, LAS PARTES ACUERDAN </w:t>
-      </w:r>
-      <w:r>
-        <w:rPr>
-          <w:rFonts w:asciiTheme="minorBidi" w:hAnsiTheme="minorBidi" w:cstheme="minorBidi"/>
-          <w:sz w:val="18"/>
-          <w:szCs w:val="18"/>
-        </w:rPr>
-        <w:t>PRELIMINARMENTE</w:t>
-      </w:r>
-      <w:r>
-        <w:rPr>
-          <w:rFonts w:asciiTheme="minorBidi" w:hAnsiTheme="minorBidi" w:cstheme="minorBidi"/>
-          <w:sz w:val="18"/>
-          <w:szCs w:val="18"/>
-        </w:rPr>
-        <w:t xml:space="preserve"> COMO FECHA DE ENTREGA </w:t>
-      </w:r>
-      <w:r>
-        <w:rPr>
-          <w:rFonts w:asciiTheme="minorBidi" w:hAnsiTheme="minorBidi" w:cstheme="minorBidi"/>
-          <w:sz w:val="18"/>
-          <w:szCs w:val="18"/>
-        </w:rPr>
-        <w:t xml:space="preserve">EN </w:t>
-      </w:r>
-      <w:r>
-        <w:rPr>
-          <w:rFonts w:asciiTheme="minorBidi" w:hAnsiTheme="minorBidi" w:cstheme="minorBidi"/>
-          <w:b/>
-          <w:bCs/>
-          <w:sz w:val="18"/>
-          <w:szCs w:val="18"/>
-        </w:rPr>
-        <w:t>18</w:t>
+        <w:t xml:space="preserve"> SE OBLIGA A ENTREGAR EL INMUEBLE OBJETO DEL PRESENTE CONTRATO A FAVOR DE </w:t>
+      </w:r>
+      <w:r>
+        <w:rPr>
+          <w:rFonts w:asciiTheme="minorBidi" w:hAnsiTheme="minorBidi" w:cstheme="minorBidi"/>
+          <w:sz w:val="18"/>
+          <w:szCs w:val="18"/>
+        </w:rPr>
+        <w:t>«</w:t>
+      </w:r>
+      <w:r>
+        <w:rPr>
+          <w:rFonts w:asciiTheme="minorBidi" w:hAnsiTheme="minorBidi" w:cstheme="minorBidi"/>
+          <w:sz w:val="18"/>
+          <w:szCs w:val="18"/>
+        </w:rPr>
+        <w:t>COMPRADOR</w:t>
+      </w:r>
+      <w:r>
+        <w:rPr>
+          <w:rFonts w:asciiTheme="minorBidi" w:hAnsiTheme="minorBidi" w:cstheme="minorBidi"/>
+          <w:sz w:val="18"/>
+          <w:szCs w:val="18"/>
+        </w:rPr>
+        <w:t>»</w:t>
+      </w:r>
+      <w:r>
+        <w:rPr>
+          <w:rFonts w:asciiTheme="minorBidi" w:hAnsiTheme="minorBidi" w:cstheme="minorBidi"/>
+          <w:sz w:val="18"/>
+          <w:szCs w:val="18"/>
+        </w:rPr>
+        <w:t xml:space="preserve">, UNA VEZ REALIZADA LA INDEPENDIZACIÓN DE EL INMUEBLE OBJETO DEL PRESENTE CONTRATO EN EL REGISTRO PÚBLICO PERTINENTE, Y TOTALMENTE SANEADO, PARA CUYOS EFECTOS, LAS PARTES ACUERDAN PRELIMINARMENTE COMO FECHA DE ENTREGA EN </w:t>
+      </w:r>
+      <w:r>
+        <w:rPr>
+          <w:rFonts w:asciiTheme="minorBidi" w:hAnsiTheme="minorBidi" w:cstheme="minorBidi"/>
+          <w:b/>
+          <w:bCs/>
+          <w:sz w:val="18"/>
+          <w:szCs w:val="18"/>
+        </w:rPr>
+        <w:t>«ENTREGA»</w:t>
       </w:r>
       <w:r>
         <w:rPr>
@@ -2099,7 +1975,7 @@
           <w:sz w:val="18"/>
           <w:szCs w:val="18"/>
         </w:rPr>
-        <w:t>DIECIOCHO</w:t>
+        <w:t>«ENTREGA_TEXTO»</w:t>
       </w:r>
       <w:r>
         <w:rPr>
@@ -2117,15 +1993,7 @@
           <w:sz w:val="18"/>
           <w:szCs w:val="18"/>
         </w:rPr>
-        <w:t>MESES CONTADOS A PARTIR DE LA SUSCRIPCION DE LA PRESENTE MINUTA</w:t>
-      </w:r>
-      <w:r>
-        <w:rPr>
-          <w:rFonts w:asciiTheme="minorBidi" w:hAnsiTheme="minorBidi" w:cstheme="minorBidi"/>
-          <w:sz w:val="18"/>
-          <w:szCs w:val="18"/>
-        </w:rPr>
-        <w:t xml:space="preserve">. </w:t>
+        <w:t xml:space="preserve">MESES CONTADOS A PARTIR DE LA SUSCRIPCION DE LA PRESENTE MINUTA. </w:t>
       </w:r>
     </w:p>
     <w:p>
@@ -2145,47 +2013,7 @@
           <w:sz w:val="18"/>
           <w:szCs w:val="18"/>
         </w:rPr>
-        <w:t>SIN PERJUICIO DE LO ANTERIOR, LAS PARTES ACUERDAN QUE EXCEPCIONALMENTE, LA FECHA MAXIMA DE ENTREGA PUEDE SER PRORROGADA O AMPLIADA HASTA POR TRES (03) MESES</w:t>
-      </w:r>
-      <w:r>
-        <w:rPr>
-          <w:rFonts w:asciiTheme="minorBidi" w:hAnsiTheme="minorBidi" w:cstheme="minorBidi"/>
-          <w:sz w:val="18"/>
-          <w:szCs w:val="18"/>
-        </w:rPr>
-        <w:t xml:space="preserve"> MÁS,</w:t>
-      </w:r>
-      <w:r>
-        <w:rPr>
-          <w:rFonts w:asciiTheme="minorBidi" w:hAnsiTheme="minorBidi" w:cstheme="minorBidi"/>
-          <w:sz w:val="18"/>
-          <w:szCs w:val="18"/>
-        </w:rPr>
-        <w:t xml:space="preserve"> CONTADOS A PARTIR DEL DÍA SIGUIENTE DE VENCIDO EL PLAZO SEÑALADO EN EL PÁRRAFO</w:t>
-      </w:r>
-      <w:r>
-        <w:rPr>
-          <w:rFonts w:asciiTheme="minorBidi" w:hAnsiTheme="minorBidi" w:cstheme="minorBidi"/>
-          <w:sz w:val="18"/>
-          <w:szCs w:val="18"/>
-        </w:rPr>
-        <w:t xml:space="preserve"> </w:t>
-      </w:r>
-      <w:r>
-        <w:rPr>
-          <w:rFonts w:asciiTheme="minorBidi" w:hAnsiTheme="minorBidi" w:cstheme="minorBidi"/>
-          <w:sz w:val="18"/>
-          <w:szCs w:val="18"/>
-        </w:rPr>
-        <w:t>ANTERIOR.</w:t>
-      </w:r>
-      <w:r>
-        <w:rPr>
-          <w:rFonts w:asciiTheme="minorBidi" w:hAnsiTheme="minorBidi" w:cstheme="minorBidi"/>
-          <w:sz w:val="18"/>
-          <w:szCs w:val="18"/>
-        </w:rPr>
-        <w:t xml:space="preserve"> </w:t>
+        <w:t xml:space="preserve">SIN PERJUICIO DE LO ANTERIOR, LAS PARTES ACUERDAN QUE EXCEPCIONALMENTE, LA FECHA MAXIMA DE ENTREGA PUEDE SER PRORROGADA O AMPLIADA HASTA POR TRES (03) MESES MÁS, CONTADOS A PARTIR DEL DÍA SIGUIENTE DE VENCIDO EL PLAZO SEÑALADO EN EL PÁRRAFO ANTERIOR. </w:t>
       </w:r>
     </w:p>
     <w:p>
@@ -3127,28 +2955,24 @@
           <w:sz w:val="18"/>
           <w:szCs w:val="18"/>
         </w:rPr>
-        <w:t>TRUJILLO</w:t>
-      </w:r>
-      <w:r>
-        <w:rPr>
-          <w:rFonts w:asciiTheme="minorBidi" w:hAnsiTheme="minorBidi" w:cstheme="minorBidi"/>
-          <w:sz w:val="18"/>
-          <w:szCs w:val="18"/>
-        </w:rPr>
-        <w:t>, «FECHA_TEXTO».</w:t>
-      </w:r>
-    </w:p>
-    <w:p>
-      <w:pPr>
-        <w:pStyle w:val="NormalWeb"/>
-        <w:spacing w:before="0" w:beforeAutospacing="0" w:after="0" w:afterAutospacing="0" w:line="312" w:lineRule="auto"/>
-        <w:jc w:val="both"/>
-        <w:rPr>
-          <w:rFonts w:asciiTheme="minorBidi" w:hAnsiTheme="minorBidi" w:cstheme="minorBidi"/>
-          <w:sz w:val="18"/>
-          <w:szCs w:val="18"/>
-        </w:rPr>
-      </w:pPr>
+        <w:t>TRUJILLO, «</w:t>
+      </w:r>
+      <w:r>
+        <w:rPr>
+          <w:rFonts w:asciiTheme="minorBidi" w:hAnsiTheme="minorBidi" w:cstheme="minorBidi"/>
+          <w:sz w:val="18"/>
+          <w:szCs w:val="18"/>
+        </w:rPr>
+        <w:t>FECHA</w:t>
+      </w:r>
+      <w:r>
+        <w:rPr>
+          <w:rFonts w:asciiTheme="minorBidi" w:hAnsiTheme="minorBidi" w:cstheme="minorBidi"/>
+          <w:sz w:val="18"/>
+          <w:szCs w:val="18"/>
+        </w:rPr>
+        <w:t>».</w:t>
+      </w:r>
     </w:p>
     <w:p>
       <w:pPr>
@@ -3248,15 +3072,337 @@
         <w:autoSpaceDN w:val="0"/>
         <w:adjustRightInd w:val="0"/>
         <w:spacing w:line="312" w:lineRule="auto"/>
-        <w:jc w:val="both"/>
-        <w:rPr>
-          <w:rFonts w:asciiTheme="minorBidi" w:hAnsiTheme="minorBidi" w:cstheme="minorBidi"/>
-          <w:b/>
-          <w:bCs/>
-          <w:sz w:val="18"/>
-          <w:szCs w:val="18"/>
-        </w:rPr>
-      </w:pPr>
+        <w:jc w:val="center"/>
+        <w:rPr>
+          <w:rFonts w:asciiTheme="minorBidi" w:hAnsiTheme="minorBidi" w:cstheme="minorBidi"/>
+          <w:b/>
+          <w:bCs/>
+          <w:sz w:val="18"/>
+          <w:szCs w:val="18"/>
+        </w:rPr>
+      </w:pPr>
+    </w:p>
+    <w:p>
+      <w:pPr>
+        <w:widowControl w:val="0"/>
+        <w:autoSpaceDE w:val="0"/>
+        <w:autoSpaceDN w:val="0"/>
+        <w:adjustRightInd w:val="0"/>
+        <w:spacing w:line="312" w:lineRule="auto"/>
+        <w:jc w:val="center"/>
+        <w:rPr>
+          <w:rFonts w:asciiTheme="minorBidi" w:hAnsiTheme="minorBidi" w:cstheme="minorBidi"/>
+          <w:b/>
+          <w:bCs/>
+          <w:sz w:val="18"/>
+          <w:szCs w:val="18"/>
+        </w:rPr>
+        <w:sectPr>
+          <w:pgSz w:w="11906" w:h="16838"/>
+          <w:pgMar w:top="1440" w:right="1440" w:bottom="1440" w:left="1440" w:header="709" w:footer="709" w:gutter="0"/>
+          <w:cols w:space="708"/>
+          <w:docGrid w:linePitch="360"/>
+        </w:sectPr>
+      </w:pPr>
+    </w:p>
+    <w:p>
+      <w:pPr>
+        <w:widowControl w:val="0"/>
+        <w:autoSpaceDE w:val="0"/>
+        <w:autoSpaceDN w:val="0"/>
+        <w:adjustRightInd w:val="0"/>
+        <w:spacing w:line="312" w:lineRule="auto"/>
+        <w:jc w:val="center"/>
+        <w:rPr>
+          <w:rFonts w:asciiTheme="minorBidi" w:hAnsiTheme="minorBidi" w:cstheme="minorBidi"/>
+          <w:b/>
+          <w:bCs/>
+          <w:sz w:val="18"/>
+          <w:szCs w:val="18"/>
+        </w:rPr>
+      </w:pPr>
+      <w:r>
+        <w:rPr>
+          <w:rFonts w:asciiTheme="minorBidi" w:hAnsiTheme="minorBidi" w:cstheme="minorBidi"/>
+          <w:b/>
+          <w:bCs/>
+          <w:sz w:val="18"/>
+          <w:szCs w:val="18"/>
+        </w:rPr>
+        <w:t>______________________________________</w:t>
+      </w:r>
+    </w:p>
+    <w:p>
+      <w:pPr>
+        <w:widowControl w:val="0"/>
+        <w:autoSpaceDE w:val="0"/>
+        <w:autoSpaceDN w:val="0"/>
+        <w:adjustRightInd w:val="0"/>
+        <w:spacing w:line="312" w:lineRule="auto"/>
+        <w:jc w:val="center"/>
+        <w:rPr>
+          <w:rFonts w:asciiTheme="minorBidi" w:eastAsia="Arial Unicode MS" w:hAnsiTheme="minorBidi" w:cstheme="minorBidi"/>
+          <w:b/>
+          <w:bCs/>
+          <w:sz w:val="18"/>
+          <w:szCs w:val="18"/>
+          <w:lang w:val="pt-BR"/>
+        </w:rPr>
+      </w:pPr>
+      <w:r>
+        <w:rPr>
+          <w:rFonts w:asciiTheme="minorBidi" w:eastAsia="Arial Unicode MS" w:hAnsiTheme="minorBidi" w:cstheme="minorBidi"/>
+          <w:b/>
+          <w:bCs/>
+          <w:sz w:val="18"/>
+          <w:szCs w:val="18"/>
+          <w:lang w:val="pt-BR"/>
+        </w:rPr>
+        <w:t>ILICH ALEXANDER MERCEDES VALVERDE</w:t>
+      </w:r>
+    </w:p>
+    <w:p>
+      <w:pPr>
+        <w:widowControl w:val="0"/>
+        <w:autoSpaceDE w:val="0"/>
+        <w:autoSpaceDN w:val="0"/>
+        <w:adjustRightInd w:val="0"/>
+        <w:spacing w:line="312" w:lineRule="auto"/>
+        <w:jc w:val="center"/>
+        <w:rPr>
+          <w:rFonts w:asciiTheme="minorBidi" w:hAnsiTheme="minorBidi" w:cstheme="minorBidi"/>
+          <w:b/>
+          <w:bCs/>
+          <w:sz w:val="18"/>
+          <w:szCs w:val="18"/>
+        </w:rPr>
+      </w:pPr>
+    </w:p>
+    <w:p>
+      <w:pPr>
+        <w:widowControl w:val="0"/>
+        <w:autoSpaceDE w:val="0"/>
+        <w:autoSpaceDN w:val="0"/>
+        <w:adjustRightInd w:val="0"/>
+        <w:spacing w:line="312" w:lineRule="auto"/>
+        <w:jc w:val="center"/>
+        <w:rPr>
+          <w:rFonts w:asciiTheme="minorBidi" w:hAnsiTheme="minorBidi" w:cstheme="minorBidi"/>
+          <w:b/>
+          <w:bCs/>
+          <w:sz w:val="18"/>
+          <w:szCs w:val="18"/>
+        </w:rPr>
+      </w:pPr>
+    </w:p>
+    <w:p>
+      <w:pPr>
+        <w:widowControl w:val="0"/>
+        <w:autoSpaceDE w:val="0"/>
+        <w:autoSpaceDN w:val="0"/>
+        <w:adjustRightInd w:val="0"/>
+        <w:spacing w:line="312" w:lineRule="auto"/>
+        <w:jc w:val="center"/>
+        <w:rPr>
+          <w:rFonts w:ascii="Arial" w:hAnsi="Arial" w:cs="Arial"/>
+          <w:b/>
+          <w:bCs/>
+          <w:sz w:val="18"/>
+          <w:szCs w:val="18"/>
+        </w:rPr>
+      </w:pPr>
+    </w:p>
+    <w:p>
+      <w:pPr>
+        <w:widowControl w:val="0"/>
+        <w:autoSpaceDE w:val="0"/>
+        <w:autoSpaceDN w:val="0"/>
+        <w:adjustRightInd w:val="0"/>
+        <w:spacing w:line="312" w:lineRule="auto"/>
+        <w:jc w:val="center"/>
+        <w:rPr>
+          <w:rFonts w:ascii="Arial" w:hAnsi="Arial" w:cs="Arial"/>
+          <w:b/>
+          <w:bCs/>
+          <w:sz w:val="18"/>
+          <w:szCs w:val="18"/>
+        </w:rPr>
+      </w:pPr>
+    </w:p>
+    <w:p>
+      <w:pPr>
+        <w:widowControl w:val="0"/>
+        <w:autoSpaceDE w:val="0"/>
+        <w:autoSpaceDN w:val="0"/>
+        <w:adjustRightInd w:val="0"/>
+        <w:spacing w:line="312" w:lineRule="auto"/>
+        <w:jc w:val="center"/>
+        <w:rPr>
+          <w:rFonts w:ascii="Arial" w:hAnsi="Arial" w:cs="Arial"/>
+          <w:b/>
+          <w:bCs/>
+          <w:sz w:val="18"/>
+          <w:szCs w:val="18"/>
+        </w:rPr>
+      </w:pPr>
+    </w:p>
+    <w:p>
+      <w:pPr>
+        <w:widowControl w:val="0"/>
+        <w:autoSpaceDE w:val="0"/>
+        <w:autoSpaceDN w:val="0"/>
+        <w:adjustRightInd w:val="0"/>
+        <w:spacing w:line="312" w:lineRule="auto"/>
+        <w:jc w:val="center"/>
+        <w:rPr>
+          <w:rFonts w:ascii="Arial" w:eastAsia="Arial Unicode MS" w:hAnsi="Arial" w:cs="Arial"/>
+          <w:b/>
+          <w:bCs/>
+          <w:sz w:val="18"/>
+          <w:szCs w:val="18"/>
+          <w:lang w:val="pt-BR"/>
+        </w:rPr>
+      </w:pPr>
+      <w:r>
+        <w:rPr>
+          <w:rFonts w:ascii="Arial" w:hAnsi="Arial" w:cs="Arial"/>
+          <w:b/>
+          <w:bCs/>
+          <w:sz w:val="18"/>
+          <w:szCs w:val="18"/>
+        </w:rPr>
+        <w:t>______________________________________</w:t>
+      </w:r>
+    </w:p>
+    <w:p>
+      <w:pPr>
+        <w:widowControl w:val="0"/>
+        <w:autoSpaceDE w:val="0"/>
+        <w:autoSpaceDN w:val="0"/>
+        <w:adjustRightInd w:val="0"/>
+        <w:spacing w:line="312" w:lineRule="auto"/>
+        <w:jc w:val="center"/>
+        <w:rPr>
+          <w:rFonts w:ascii="Arial" w:eastAsia="Arial Unicode MS" w:hAnsi="Arial" w:cs="Arial"/>
+          <w:b/>
+          <w:bCs/>
+          <w:sz w:val="18"/>
+          <w:szCs w:val="18"/>
+          <w:lang w:val="pt-BR"/>
+        </w:rPr>
+      </w:pPr>
+      <w:r>
+        <w:rPr>
+          <w:rFonts w:ascii="Arial" w:hAnsi="Arial" w:cs="Arial"/>
+          <w:b/>
+          <w:bCs/>
+          <w:sz w:val="18"/>
+          <w:szCs w:val="18"/>
+          <w:lang w:val="es-ES_tradnl"/>
+        </w:rPr>
+        <w:t>«COPROPIETARIO»</w:t>
+      </w:r>
+    </w:p>
+    <w:p>
+      <w:pPr>
+        <w:widowControl w:val="0"/>
+        <w:autoSpaceDE w:val="0"/>
+        <w:autoSpaceDN w:val="0"/>
+        <w:adjustRightInd w:val="0"/>
+        <w:spacing w:line="312" w:lineRule="auto"/>
+        <w:jc w:val="center"/>
+        <w:rPr>
+          <w:rFonts w:asciiTheme="minorBidi" w:hAnsiTheme="minorBidi" w:cstheme="minorBidi"/>
+          <w:b/>
+          <w:bCs/>
+          <w:sz w:val="18"/>
+          <w:szCs w:val="18"/>
+        </w:rPr>
+      </w:pPr>
+    </w:p>
+    <w:p>
+      <w:pPr>
+        <w:widowControl w:val="0"/>
+        <w:autoSpaceDE w:val="0"/>
+        <w:autoSpaceDN w:val="0"/>
+        <w:adjustRightInd w:val="0"/>
+        <w:spacing w:line="312" w:lineRule="auto"/>
+        <w:jc w:val="center"/>
+        <w:rPr>
+          <w:rFonts w:asciiTheme="minorBidi" w:hAnsiTheme="minorBidi" w:cstheme="minorBidi"/>
+          <w:b/>
+          <w:bCs/>
+          <w:sz w:val="18"/>
+          <w:szCs w:val="18"/>
+        </w:rPr>
+      </w:pPr>
+    </w:p>
+    <w:p>
+      <w:pPr>
+        <w:widowControl w:val="0"/>
+        <w:autoSpaceDE w:val="0"/>
+        <w:autoSpaceDN w:val="0"/>
+        <w:adjustRightInd w:val="0"/>
+        <w:spacing w:line="312" w:lineRule="auto"/>
+        <w:jc w:val="center"/>
+        <w:rPr>
+          <w:rFonts w:ascii="Arial" w:eastAsia="Arial Unicode MS" w:hAnsi="Arial" w:cs="Arial"/>
+          <w:b/>
+          <w:bCs/>
+          <w:sz w:val="18"/>
+          <w:szCs w:val="18"/>
+          <w:lang w:val="pt-BR"/>
+        </w:rPr>
+      </w:pPr>
+      <w:r>
+        <w:rPr>
+          <w:rFonts w:asciiTheme="minorBidi" w:hAnsiTheme="minorBidi" w:cstheme="minorBidi"/>
+          <w:b/>
+          <w:bCs/>
+          <w:sz w:val="18"/>
+          <w:szCs w:val="18"/>
+        </w:rPr>
+        <w:t>________________________________</w:t>
+      </w:r>
+      <w:r>
+        <w:rPr>
+          <w:rFonts w:asciiTheme="minorBidi" w:hAnsiTheme="minorBidi" w:cstheme="minorBidi"/>
+          <w:b/>
+          <w:bCs/>
+          <w:sz w:val="18"/>
+          <w:szCs w:val="18"/>
+        </w:rPr>
+        <w:t>______</w:t>
+      </w:r>
+    </w:p>
+    <w:p>
+      <w:pPr>
+        <w:widowControl w:val="0"/>
+        <w:autoSpaceDE w:val="0"/>
+        <w:autoSpaceDN w:val="0"/>
+        <w:adjustRightInd w:val="0"/>
+        <w:spacing w:line="312" w:lineRule="auto"/>
+        <w:jc w:val="center"/>
+        <w:rPr>
+          <w:rFonts w:ascii="Arial" w:eastAsia="Arial Unicode MS" w:hAnsi="Arial" w:cs="Arial"/>
+          <w:b/>
+          <w:bCs/>
+          <w:sz w:val="18"/>
+          <w:szCs w:val="18"/>
+          <w:lang w:val="pt-BR"/>
+        </w:rPr>
+      </w:pPr>
+      <w:r>
+        <w:rPr>
+          <w:rFonts w:asciiTheme="minorBidi" w:hAnsiTheme="minorBidi" w:cstheme="minorBidi"/>
+          <w:b/>
+          <w:bCs/>
+          <w:sz w:val="18"/>
+          <w:szCs w:val="18"/>
+          <w:lang w:val="es-ES_tradnl"/>
+        </w:rPr>
+        <w:t>«TITULAR»</w:t>
+      </w:r>
     </w:p>
     <w:p>
       <w:pPr>
@@ -3267,23 +3413,14 @@
         <w:spacing w:line="312" w:lineRule="auto"/>
         <w:jc w:val="both"/>
         <w:rPr>
-          <w:rFonts w:asciiTheme="minorBidi" w:hAnsiTheme="minorBidi" w:cstheme="minorBidi"/>
-          <w:b/>
-          <w:bCs/>
-          <w:sz w:val="18"/>
-          <w:szCs w:val="18"/>
-        </w:rPr>
-      </w:pPr>
-      <w:r>
-        <w:rPr>
-          <w:rFonts w:asciiTheme="minorBidi" w:hAnsiTheme="minorBidi" w:cstheme="minorBidi"/>
-          <w:b/>
-          <w:bCs/>
-          <w:sz w:val="18"/>
-          <w:szCs w:val="18"/>
-        </w:rPr>
-        <w:t>______________________________________                                   ________________________________</w:t>
-      </w:r>
+          <w:rFonts w:ascii="Arial" w:eastAsia="Arial Unicode MS" w:hAnsi="Arial" w:cs="Arial"/>
+          <w:b/>
+          <w:bCs/>
+          <w:sz w:val="18"/>
+          <w:szCs w:val="18"/>
+          <w:lang w:val="pt-BR"/>
+        </w:rPr>
+      </w:pPr>
     </w:p>
     <w:p>
       <w:pPr>
@@ -3294,7 +3431,7 @@
         <w:spacing w:line="312" w:lineRule="auto"/>
         <w:jc w:val="both"/>
         <w:rPr>
-          <w:rFonts w:asciiTheme="minorBidi" w:eastAsia="Arial Unicode MS" w:hAnsiTheme="minorBidi" w:cstheme="minorBidi"/>
+          <w:rFonts w:ascii="Arial" w:eastAsia="Arial Unicode MS" w:hAnsi="Arial" w:cs="Arial"/>
           <w:b/>
           <w:bCs/>
           <w:sz w:val="18"/>
@@ -3302,28 +3439,6 @@
           <w:lang w:val="pt-BR"/>
         </w:rPr>
       </w:pPr>
-      <w:r>
-        <w:rPr>
-          <w:rFonts w:asciiTheme="minorBidi" w:eastAsia="Arial Unicode MS" w:hAnsiTheme="minorBidi" w:cstheme="minorBidi"/>
-          <w:b/>
-          <w:bCs/>
-          <w:sz w:val="18"/>
-          <w:szCs w:val="18"/>
-          <w:lang w:val="pt-BR"/>
-        </w:rPr>
-        <w:t xml:space="preserve">ILICH ALEXANDER MERCEDES VALVERDE                                     </w:t>
-      </w:r>
-      <w:r>
-        <w:rPr>
-          <w:rFonts w:asciiTheme="minorBidi" w:hAnsiTheme="minorBidi" w:cstheme="minorBidi"/>
-          <w:b/>
-          <w:bCs/>
-          <w:sz w:val="18"/>
-          <w:szCs w:val="18"/>
-          <w:lang w:val="es-ES_tradnl"/>
-        </w:rPr>
-        <w:t>«TITULAR»</w:t>
-      </w:r>
     </w:p>
     <w:p>
       <w:pPr>
@@ -3361,139 +3476,11 @@
         </w:rPr>
       </w:pPr>
     </w:p>
-    <w:p>
-      <w:pPr>
-        <w:widowControl w:val="0"/>
-        <w:autoSpaceDE w:val="0"/>
-        <w:autoSpaceDN w:val="0"/>
-        <w:adjustRightInd w:val="0"/>
-        <w:spacing w:line="312" w:lineRule="auto"/>
-        <w:jc w:val="both"/>
-        <w:rPr>
-          <w:rFonts w:ascii="Arial" w:eastAsia="Arial Unicode MS" w:hAnsi="Arial" w:cs="Arial"/>
-          <w:b/>
-          <w:bCs/>
-          <w:sz w:val="18"/>
-          <w:szCs w:val="18"/>
-          <w:lang w:val="pt-BR"/>
-        </w:rPr>
-      </w:pPr>
-    </w:p>
-    <w:p>
-      <w:pPr>
-        <w:widowControl w:val="0"/>
-        <w:autoSpaceDE w:val="0"/>
-        <w:autoSpaceDN w:val="0"/>
-        <w:adjustRightInd w:val="0"/>
-        <w:spacing w:line="312" w:lineRule="auto"/>
-        <w:jc w:val="both"/>
-        <w:rPr>
-          <w:rFonts w:ascii="Arial" w:eastAsia="Arial Unicode MS" w:hAnsi="Arial" w:cs="Arial"/>
-          <w:b/>
-          <w:bCs/>
-          <w:sz w:val="18"/>
-          <w:szCs w:val="18"/>
-          <w:lang w:val="pt-BR"/>
-        </w:rPr>
-      </w:pPr>
-    </w:p>
-    <w:p>
-      <w:pPr>
-        <w:widowControl w:val="0"/>
-        <w:autoSpaceDE w:val="0"/>
-        <w:autoSpaceDN w:val="0"/>
-        <w:adjustRightInd w:val="0"/>
-        <w:spacing w:line="312" w:lineRule="auto"/>
-        <w:jc w:val="both"/>
-        <w:rPr>
-          <w:rFonts w:ascii="Arial" w:eastAsia="Arial Unicode MS" w:hAnsi="Arial" w:cs="Arial"/>
-          <w:b/>
-          <w:bCs/>
-          <w:sz w:val="18"/>
-          <w:szCs w:val="18"/>
-          <w:lang w:val="pt-BR"/>
-        </w:rPr>
-      </w:pPr>
-    </w:p>
-    <w:p>
-      <w:pPr>
-        <w:widowControl w:val="0"/>
-        <w:autoSpaceDE w:val="0"/>
-        <w:autoSpaceDN w:val="0"/>
-        <w:adjustRightInd w:val="0"/>
-        <w:spacing w:line="312" w:lineRule="auto"/>
-        <w:jc w:val="both"/>
-        <w:rPr>
-          <w:rFonts w:ascii="Arial" w:eastAsia="Arial Unicode MS" w:hAnsi="Arial" w:cs="Arial"/>
-          <w:b/>
-          <w:bCs/>
-          <w:sz w:val="18"/>
-          <w:szCs w:val="18"/>
-          <w:lang w:val="pt-BR"/>
-        </w:rPr>
-      </w:pPr>
-    </w:p>
-    <w:p>
-      <w:pPr>
-        <w:widowControl w:val="0"/>
-        <w:autoSpaceDE w:val="0"/>
-        <w:autoSpaceDN w:val="0"/>
-        <w:adjustRightInd w:val="0"/>
-        <w:spacing w:line="312" w:lineRule="auto"/>
-        <w:jc w:val="both"/>
-        <w:rPr>
-          <w:rFonts w:ascii="Arial" w:eastAsia="Arial Unicode MS" w:hAnsi="Arial" w:cs="Arial"/>
-          <w:b/>
-          <w:bCs/>
-          <w:sz w:val="18"/>
-          <w:szCs w:val="18"/>
-          <w:lang w:val="pt-BR"/>
-        </w:rPr>
-      </w:pPr>
-      <w:r>
-        <w:rPr>
-          <w:rFonts w:ascii="Arial" w:hAnsi="Arial" w:cs="Arial"/>
-          <w:b/>
-          <w:bCs/>
-          <w:sz w:val="18"/>
-          <w:szCs w:val="18"/>
-        </w:rPr>
-        <w:t>______________________________________</w:t>
-      </w:r>
-    </w:p>
-    <w:p>
-      <w:pPr>
-        <w:widowControl w:val="0"/>
-        <w:autoSpaceDE w:val="0"/>
-        <w:autoSpaceDN w:val="0"/>
-        <w:adjustRightInd w:val="0"/>
-        <w:spacing w:line="312" w:lineRule="auto"/>
-        <w:jc w:val="both"/>
-        <w:rPr>
-          <w:rFonts w:ascii="Arial" w:eastAsia="Arial Unicode MS" w:hAnsi="Arial" w:cs="Arial"/>
-          <w:b/>
-          <w:bCs/>
-          <w:sz w:val="18"/>
-          <w:szCs w:val="18"/>
-          <w:lang w:val="pt-BR"/>
-        </w:rPr>
-      </w:pPr>
-      <w:r>
-        <w:rPr>
-          <w:rFonts w:ascii="Arial" w:hAnsi="Arial" w:cs="Arial"/>
-          <w:b/>
-          <w:bCs/>
-          <w:sz w:val="18"/>
-          <w:szCs w:val="18"/>
-          <w:lang w:val="es-ES_tradnl"/>
-        </w:rPr>
-        <w:t>«COPROPIETARIO»</w:t>
-      </w:r>
-    </w:p>
     <w:sectPr>
+      <w:type w:val="continuous"/>
       <w:pgSz w:w="11906" w:h="16838"/>
       <w:pgMar w:top="1440" w:right="1440" w:bottom="1440" w:left="1440" w:header="709" w:footer="709" w:gutter="0"/>
-      <w:cols w:space="708"/>
+      <w:cols w:num="2" w:space="708"/>
       <w:docGrid w:linePitch="360"/>
     </w:sectPr>
   </w:body>

--- a/app/templates/sol_luna/AZUL.docx
+++ b/app/templates/sol_luna/AZUL.docx
@@ -3327,7 +3327,6 @@
         <w:autoSpaceDN w:val="0"/>
         <w:adjustRightInd w:val="0"/>
         <w:spacing w:line="312" w:lineRule="auto"/>
-        <w:jc w:val="center"/>
         <w:rPr>
           <w:rFonts w:asciiTheme="minorBidi" w:hAnsiTheme="minorBidi" w:cstheme="minorBidi"/>
           <w:b/>
@@ -3403,78 +3402,6 @@
         </w:rPr>
         <w:t>«TITULAR»</w:t>
       </w:r>
-    </w:p>
-    <w:p>
-      <w:pPr>
-        <w:widowControl w:val="0"/>
-        <w:autoSpaceDE w:val="0"/>
-        <w:autoSpaceDN w:val="0"/>
-        <w:adjustRightInd w:val="0"/>
-        <w:spacing w:line="312" w:lineRule="auto"/>
-        <w:jc w:val="both"/>
-        <w:rPr>
-          <w:rFonts w:ascii="Arial" w:eastAsia="Arial Unicode MS" w:hAnsi="Arial" w:cs="Arial"/>
-          <w:b/>
-          <w:bCs/>
-          <w:sz w:val="18"/>
-          <w:szCs w:val="18"/>
-          <w:lang w:val="pt-BR"/>
-        </w:rPr>
-      </w:pPr>
-    </w:p>
-    <w:p>
-      <w:pPr>
-        <w:widowControl w:val="0"/>
-        <w:autoSpaceDE w:val="0"/>
-        <w:autoSpaceDN w:val="0"/>
-        <w:adjustRightInd w:val="0"/>
-        <w:spacing w:line="312" w:lineRule="auto"/>
-        <w:jc w:val="both"/>
-        <w:rPr>
-          <w:rFonts w:ascii="Arial" w:eastAsia="Arial Unicode MS" w:hAnsi="Arial" w:cs="Arial"/>
-          <w:b/>
-          <w:bCs/>
-          <w:sz w:val="18"/>
-          <w:szCs w:val="18"/>
-          <w:lang w:val="pt-BR"/>
-        </w:rPr>
-      </w:pPr>
-    </w:p>
-    <w:p>
-      <w:pPr>
-        <w:widowControl w:val="0"/>
-        <w:autoSpaceDE w:val="0"/>
-        <w:autoSpaceDN w:val="0"/>
-        <w:adjustRightInd w:val="0"/>
-        <w:spacing w:line="312" w:lineRule="auto"/>
-        <w:jc w:val="both"/>
-        <w:rPr>
-          <w:rFonts w:ascii="Arial" w:eastAsia="Arial Unicode MS" w:hAnsi="Arial" w:cs="Arial"/>
-          <w:b/>
-          <w:bCs/>
-          <w:sz w:val="18"/>
-          <w:szCs w:val="18"/>
-          <w:lang w:val="pt-BR"/>
-        </w:rPr>
-      </w:pPr>
-    </w:p>
-    <w:p>
-      <w:pPr>
-        <w:widowControl w:val="0"/>
-        <w:autoSpaceDE w:val="0"/>
-        <w:autoSpaceDN w:val="0"/>
-        <w:adjustRightInd w:val="0"/>
-        <w:spacing w:line="312" w:lineRule="auto"/>
-        <w:jc w:val="both"/>
-        <w:rPr>
-          <w:rFonts w:ascii="Arial" w:eastAsia="Arial Unicode MS" w:hAnsi="Arial" w:cs="Arial"/>
-          <w:b/>
-          <w:bCs/>
-          <w:sz w:val="18"/>
-          <w:szCs w:val="18"/>
-          <w:lang w:val="pt-BR"/>
-        </w:rPr>
-      </w:pPr>
     </w:p>
     <w:sectPr>
       <w:type w:val="continuous"/>

--- a/app/templates/sol_luna/AZUL.docx
+++ b/app/templates/sol_luna/AZUL.docx
@@ -7,7 +7,7 @@
         <w:autoSpaceDE w:val="0"/>
         <w:autoSpaceDN w:val="0"/>
         <w:adjustRightInd w:val="0"/>
-        <w:spacing w:line="312" w:lineRule="auto"/>
+        <w:spacing w:line="317" w:lineRule="auto"/>
         <w:jc w:val="center"/>
         <w:rPr>
           <w:rFonts w:asciiTheme="minorBidi" w:hAnsiTheme="minorBidi" w:cstheme="minorBidi"/>
@@ -33,7 +33,7 @@
         <w:autoSpaceDE w:val="0"/>
         <w:autoSpaceDN w:val="0"/>
         <w:adjustRightInd w:val="0"/>
-        <w:spacing w:line="312" w:lineRule="auto"/>
+        <w:spacing w:line="317" w:lineRule="auto"/>
         <w:jc w:val="center"/>
         <w:rPr>
           <w:rFonts w:asciiTheme="minorBidi" w:hAnsiTheme="minorBidi" w:cstheme="minorBidi"/>
@@ -44,7 +44,7 @@
     </w:p>
     <w:p>
       <w:pPr>
-        <w:spacing w:line="312" w:lineRule="auto"/>
+        <w:spacing w:line="317" w:lineRule="auto"/>
         <w:jc w:val="both"/>
         <w:rPr>
           <w:rFonts w:asciiTheme="minorBidi" w:hAnsiTheme="minorBidi" w:cstheme="minorBidi"/>
@@ -72,7 +72,7 @@
     </w:p>
     <w:p>
       <w:pPr>
-        <w:spacing w:line="312" w:lineRule="auto"/>
+        <w:spacing w:line="317" w:lineRule="auto"/>
         <w:jc w:val="both"/>
         <w:rPr>
           <w:rFonts w:ascii="Arial" w:hAnsi="Arial" w:cs="Arial"/>
@@ -440,7 +440,7 @@
     <w:p>
       <w:pPr>
         <w:pStyle w:val="NormalWeb"/>
-        <w:spacing w:before="0" w:beforeAutospacing="0" w:after="0" w:afterAutospacing="0" w:line="312" w:lineRule="auto"/>
+        <w:spacing w:before="0" w:beforeAutospacing="0" w:after="0" w:afterAutospacing="0" w:line="317" w:lineRule="auto"/>
         <w:jc w:val="both"/>
         <w:rPr>
           <w:rFonts w:asciiTheme="minorBidi" w:hAnsiTheme="minorBidi" w:cstheme="minorBidi"/>
@@ -474,7 +474,7 @@
     <w:p>
       <w:pPr>
         <w:pStyle w:val="NormalWeb"/>
-        <w:spacing w:before="0" w:beforeAutospacing="0" w:after="0" w:afterAutospacing="0" w:line="312" w:lineRule="auto"/>
+        <w:spacing w:before="0" w:beforeAutospacing="0" w:after="0" w:afterAutospacing="0" w:line="317" w:lineRule="auto"/>
         <w:jc w:val="both"/>
         <w:rPr>
           <w:rFonts w:asciiTheme="minorBidi" w:hAnsiTheme="minorBidi" w:cstheme="minorBidi"/>
@@ -688,7 +688,7 @@
     <w:p>
       <w:pPr>
         <w:pStyle w:val="NormalWeb"/>
-        <w:spacing w:before="0" w:beforeAutospacing="0" w:after="0" w:afterAutospacing="0" w:line="312" w:lineRule="auto"/>
+        <w:spacing w:before="0" w:beforeAutospacing="0" w:after="0" w:afterAutospacing="0" w:line="317" w:lineRule="auto"/>
         <w:jc w:val="both"/>
         <w:rPr>
           <w:rFonts w:asciiTheme="minorBidi" w:hAnsiTheme="minorBidi" w:cstheme="minorBidi"/>
@@ -848,7 +848,7 @@
     <w:p>
       <w:pPr>
         <w:pStyle w:val="NormalWeb"/>
-        <w:spacing w:before="0" w:beforeAutospacing="0" w:after="0" w:afterAutospacing="0" w:line="312" w:lineRule="auto"/>
+        <w:spacing w:before="0" w:beforeAutospacing="0" w:after="0" w:afterAutospacing="0" w:line="317" w:lineRule="auto"/>
         <w:jc w:val="both"/>
         <w:rPr>
           <w:rFonts w:asciiTheme="minorBidi" w:hAnsiTheme="minorBidi" w:cstheme="minorBidi"/>
@@ -1012,7 +1012,7 @@
     <w:p>
       <w:pPr>
         <w:pStyle w:val="NormalWeb"/>
-        <w:spacing w:before="0" w:beforeAutospacing="0" w:after="0" w:afterAutospacing="0" w:line="312" w:lineRule="auto"/>
+        <w:spacing w:before="0" w:beforeAutospacing="0" w:after="0" w:afterAutospacing="0" w:line="317" w:lineRule="auto"/>
         <w:jc w:val="both"/>
         <w:rPr>
           <w:rFonts w:asciiTheme="minorBidi" w:hAnsiTheme="minorBidi" w:cstheme="minorBidi"/>
@@ -1023,164 +1023,84 @@
       <w:proofErr w:type="gramStart"/>
       <w:r>
         <w:rPr>
-          <w:rFonts w:asciiTheme="minorBidi" w:hAnsiTheme="minorBidi" w:cstheme="minorBidi"/>
-          <w:b/>
-          <w:bCs/>
-          <w:sz w:val="18"/>
-          <w:szCs w:val="18"/>
-        </w:rPr>
-        <w:t>SEGUNDA</w:t>
-      </w:r>
-      <w:r>
-        <w:rPr>
-          <w:rFonts w:asciiTheme="minorBidi" w:hAnsiTheme="minorBidi" w:cstheme="minorBidi"/>
-          <w:sz w:val="18"/>
-          <w:szCs w:val="18"/>
-        </w:rPr>
-        <w:t>.-</w:t>
+          <w:rFonts w:ascii="Arial" w:hAnsi="Arial" w:cs="Arial"/>
+          <w:b/>
+          <w:bCs/>
+          <w:sz w:val="18"/>
+          <w:szCs w:val="18"/>
+          <w:lang w:eastAsia="en-US"/>
+        </w:rPr>
+        <w:t>SEGUNDA.-</w:t>
       </w:r>
       <w:proofErr w:type="gramEnd"/>
       <w:r>
         <w:rPr>
-          <w:rFonts w:asciiTheme="minorBidi" w:hAnsiTheme="minorBidi" w:cstheme="minorBidi"/>
-          <w:sz w:val="18"/>
-          <w:szCs w:val="18"/>
-        </w:rPr>
-        <w:t xml:space="preserve"> SOBRE LA CELEBRACIÓN DEL CONTRATO PREPARATORIO DE COMPRAVENTA DE BIEN FUTURO.</w:t>
-      </w:r>
-      <w:r>
-        <w:rPr>
-          <w:rFonts w:asciiTheme="minorBidi" w:hAnsiTheme="minorBidi" w:cstheme="minorBidi"/>
-          <w:sz w:val="18"/>
-          <w:szCs w:val="18"/>
+          <w:rFonts w:ascii="Arial" w:hAnsi="Arial" w:cs="Arial"/>
+          <w:b/>
+          <w:bCs/>
+          <w:sz w:val="18"/>
+          <w:szCs w:val="18"/>
+          <w:lang w:eastAsia="en-US"/>
         </w:rPr>
         <w:t xml:space="preserve"> </w:t>
+      </w:r>
+      <w:r>
+        <w:rPr>
+          <w:rFonts w:asciiTheme="minorBidi" w:hAnsiTheme="minorBidi" w:cstheme="minorBidi"/>
+          <w:sz w:val="18"/>
+          <w:szCs w:val="18"/>
+        </w:rPr>
+        <w:t xml:space="preserve">SOBRE LA CELEBRACIÓN DEL CONTRATO PREPARATORIO DE COMPRAVENTA DE BIEN FUTURO. </w:t>
       </w:r>
     </w:p>
     <w:p>
       <w:pPr>
         <w:pStyle w:val="NormalWeb"/>
-        <w:spacing w:before="0" w:beforeAutospacing="0" w:after="0" w:afterAutospacing="0" w:line="312" w:lineRule="auto"/>
+        <w:spacing w:before="0" w:beforeAutospacing="0" w:after="0" w:afterAutospacing="0" w:line="317" w:lineRule="auto"/>
         <w:jc w:val="both"/>
         <w:rPr>
-          <w:rFonts w:asciiTheme="minorBidi" w:hAnsiTheme="minorBidi" w:cstheme="minorBidi"/>
-          <w:sz w:val="18"/>
-          <w:szCs w:val="18"/>
-        </w:rPr>
-      </w:pPr>
-      <w:r>
-        <w:rPr>
-          <w:rFonts w:asciiTheme="minorBidi" w:hAnsiTheme="minorBidi" w:cstheme="minorBidi"/>
-          <w:sz w:val="18"/>
-          <w:szCs w:val="18"/>
-        </w:rPr>
-        <w:t xml:space="preserve">LAS PARTES RECONOCEN Y DECLARAN QUE </w:t>
-      </w:r>
-      <w:r>
-        <w:rPr>
-          <w:rFonts w:asciiTheme="minorBidi" w:hAnsiTheme="minorBidi" w:cstheme="minorBidi"/>
-          <w:sz w:val="18"/>
-          <w:szCs w:val="18"/>
-        </w:rPr>
-        <w:t>ANTERIOR A ESTA MINUTA,</w:t>
-      </w:r>
-      <w:r>
-        <w:rPr>
-          <w:rFonts w:asciiTheme="minorBidi" w:hAnsiTheme="minorBidi" w:cstheme="minorBidi"/>
-          <w:sz w:val="18"/>
-          <w:szCs w:val="18"/>
-        </w:rPr>
-        <w:t xml:space="preserve"> CELEBRARON Y SUSCRIBIERON UN CONTRATO </w:t>
-      </w:r>
-      <w:r>
-        <w:rPr>
-          <w:rFonts w:asciiTheme="minorBidi" w:hAnsiTheme="minorBidi" w:cstheme="minorBidi"/>
-          <w:sz w:val="18"/>
-          <w:szCs w:val="18"/>
-        </w:rPr>
-        <w:t>DE PROMESA DE VENTA</w:t>
-      </w:r>
-      <w:r>
-        <w:rPr>
-          <w:rFonts w:asciiTheme="minorBidi" w:hAnsiTheme="minorBidi" w:cstheme="minorBidi"/>
-          <w:sz w:val="18"/>
-          <w:szCs w:val="18"/>
-        </w:rPr>
-        <w:t xml:space="preserve">, EN CONSECUENCIA, CON LA CELEBRACION DEL PRESENTE CONTRATO DEFINITIVO DE COMPRAVENTA, DENTRO DEL PLAZO PACTADO, SE ESTA CUMPLIENDO CON LOS COMPROMISOS Y ACUERDOS CONTENIDOS EN EL MENCIONADO CONTRATO </w:t>
-      </w:r>
-      <w:r>
-        <w:rPr>
-          <w:rFonts w:asciiTheme="minorBidi" w:hAnsiTheme="minorBidi" w:cstheme="minorBidi"/>
-          <w:sz w:val="18"/>
-          <w:szCs w:val="18"/>
-        </w:rPr>
-        <w:t>PRIVADO DE PROMESA DE VENTA</w:t>
-      </w:r>
-      <w:r>
-        <w:rPr>
-          <w:rFonts w:asciiTheme="minorBidi" w:hAnsiTheme="minorBidi" w:cstheme="minorBidi"/>
-          <w:sz w:val="18"/>
-          <w:szCs w:val="18"/>
-        </w:rPr>
-        <w:t>.</w:t>
-      </w:r>
-      <w:r>
-        <w:rPr>
-          <w:rFonts w:asciiTheme="minorBidi" w:hAnsiTheme="minorBidi" w:cstheme="minorBidi"/>
-          <w:sz w:val="18"/>
-          <w:szCs w:val="18"/>
-        </w:rPr>
-        <w:t xml:space="preserve"> </w:t>
+          <w:rFonts w:ascii="Arial" w:eastAsia="Times New Roman" w:hAnsi="Arial" w:cs="Arial"/>
+          <w:sz w:val="18"/>
+          <w:szCs w:val="18"/>
+          <w:lang w:eastAsia="en-US"/>
+        </w:rPr>
+      </w:pPr>
+      <w:r>
+        <w:rPr>
+          <w:rFonts w:ascii="Arial" w:eastAsia="Times New Roman" w:hAnsi="Arial" w:cs="Arial"/>
+          <w:sz w:val="18"/>
+          <w:szCs w:val="18"/>
+          <w:lang w:eastAsia="en-US"/>
+        </w:rPr>
+        <w:t>LAS PARTES DECLARAN QUE, CON ANTERIORIDAD A LA SUSCRIPCIÓN DEL PRESENTE CONTRATO, EL COMPRADOR SUSCRIBIÓ CON LA VENDEDORA UNA FICHA DE SEPARACIÓN Y, DE SER EL CASO, UN CONTRATO DE PROMESA DE VENTA RESPECTO DEL BIEN MATERIA DE LA PRESENTE COMPRAVENTA.</w:t>
       </w:r>
     </w:p>
     <w:p>
       <w:pPr>
         <w:pStyle w:val="NormalWeb"/>
-        <w:spacing w:before="0" w:beforeAutospacing="0" w:after="0" w:afterAutospacing="0" w:line="312" w:lineRule="auto"/>
+        <w:spacing w:before="0" w:beforeAutospacing="0" w:after="0" w:afterAutospacing="0" w:line="317" w:lineRule="auto"/>
         <w:jc w:val="both"/>
         <w:rPr>
-          <w:rFonts w:asciiTheme="minorBidi" w:hAnsiTheme="minorBidi" w:cstheme="minorBidi"/>
-          <w:sz w:val="18"/>
-          <w:szCs w:val="18"/>
-        </w:rPr>
-      </w:pPr>
-      <w:r>
-        <w:rPr>
-          <w:rFonts w:asciiTheme="minorBidi" w:hAnsiTheme="minorBidi" w:cstheme="minorBidi"/>
-          <w:sz w:val="18"/>
-          <w:szCs w:val="18"/>
-        </w:rPr>
-        <w:t xml:space="preserve">ASIMISMO, LAS PARTES RECONOCEN Y DECLARAN QUE EN CASO DE DISCREPANCIA O DISCONFORMIDAD ENTRE LOS ACUERDOS ADOPTADOS EN EL CONTRATO </w:t>
-      </w:r>
-      <w:r>
-        <w:rPr>
-          <w:rFonts w:asciiTheme="minorBidi" w:hAnsiTheme="minorBidi" w:cstheme="minorBidi"/>
-          <w:sz w:val="18"/>
-          <w:szCs w:val="18"/>
-        </w:rPr>
-        <w:t>PRIVADO</w:t>
-      </w:r>
-      <w:r>
-        <w:rPr>
-          <w:rFonts w:asciiTheme="minorBidi" w:hAnsiTheme="minorBidi" w:cstheme="minorBidi"/>
-          <w:sz w:val="18"/>
-          <w:szCs w:val="18"/>
-        </w:rPr>
-        <w:t xml:space="preserve"> Y EL PRESENTE CONTRATO DEFINITIVO, PREVALECEN LOS ACUERDOS DEL CONTRATO DEFINITIVO.</w:t>
-      </w:r>
-      <w:r>
-        <w:rPr>
-          <w:rFonts w:asciiTheme="minorBidi" w:hAnsiTheme="minorBidi" w:cstheme="minorBidi"/>
-          <w:sz w:val="18"/>
-          <w:szCs w:val="18"/>
-        </w:rPr>
-        <w:t xml:space="preserve"> </w:t>
+          <w:rFonts w:ascii="Arial" w:eastAsia="Times New Roman" w:hAnsi="Arial" w:cs="Arial"/>
+          <w:sz w:val="18"/>
+          <w:szCs w:val="18"/>
+          <w:lang w:eastAsia="en-US"/>
+        </w:rPr>
+      </w:pPr>
+      <w:r>
+        <w:rPr>
+          <w:rFonts w:ascii="Arial" w:eastAsia="Times New Roman" w:hAnsi="Arial" w:cs="Arial"/>
+          <w:sz w:val="18"/>
+          <w:szCs w:val="18"/>
+          <w:lang w:eastAsia="en-US"/>
+        </w:rPr>
+        <w:t>ASIMISMO, LAS PARTES ACUERDAN QUE, EN CASO DE DISCREPANCIA O DISCONFORMIDAD ENTRE LO ESTABLECIDO EN DICHOS DOCUMENTOS Y EL PRESENTE CONTRATO DEFINITIVO DE COMPRAVENTA, PREVALECERÁ LO DISPUESTO EN ESTE ÚLTIMO.</w:t>
       </w:r>
     </w:p>
     <w:p>
       <w:pPr>
         <w:pStyle w:val="NormalWeb"/>
-        <w:spacing w:before="0" w:beforeAutospacing="0" w:after="0" w:afterAutospacing="0" w:line="312" w:lineRule="auto"/>
+        <w:spacing w:before="0" w:beforeAutospacing="0" w:after="0" w:afterAutospacing="0" w:line="317" w:lineRule="auto"/>
         <w:jc w:val="both"/>
         <w:rPr>
           <w:rFonts w:asciiTheme="minorBidi" w:hAnsiTheme="minorBidi" w:cstheme="minorBidi"/>
@@ -1220,7 +1140,7 @@
     <w:p>
       <w:pPr>
         <w:pStyle w:val="NormalWeb"/>
-        <w:spacing w:before="0" w:beforeAutospacing="0" w:after="0" w:afterAutospacing="0" w:line="312" w:lineRule="auto"/>
+        <w:spacing w:before="0" w:beforeAutospacing="0" w:after="0" w:afterAutospacing="0" w:line="317" w:lineRule="auto"/>
         <w:jc w:val="both"/>
         <w:rPr>
           <w:rFonts w:asciiTheme="minorBidi" w:hAnsiTheme="minorBidi" w:cstheme="minorBidi"/>
@@ -1316,18 +1236,7 @@
           <w:sz w:val="18"/>
           <w:szCs w:val="18"/>
         </w:rPr>
-        <w:t xml:space="preserve">“SOL &amp; LUNA MALABRIGO </w:t>
-      </w:r>
-      <w:r>
-        <w:rPr>
-          <w:rFonts w:asciiTheme="minorBidi" w:hAnsiTheme="minorBidi" w:cstheme="minorBidi"/>
-          <w:b/>
-          <w:bCs/>
-          <w:sz w:val="18"/>
-          <w:szCs w:val="18"/>
-        </w:rPr>
-        <w:lastRenderedPageBreak/>
-        <w:t>CAMPO CLUB”</w:t>
+        <w:t>“SOL &amp; LUNA MALABRIGO CAMPO CLUB”</w:t>
       </w:r>
       <w:r>
         <w:rPr>
@@ -1416,7 +1325,7 @@
     <w:p>
       <w:pPr>
         <w:pStyle w:val="NormalWeb"/>
-        <w:spacing w:before="0" w:beforeAutospacing="0" w:after="0" w:afterAutospacing="0" w:line="312" w:lineRule="auto"/>
+        <w:spacing w:before="0" w:beforeAutospacing="0" w:after="0" w:afterAutospacing="0" w:line="317" w:lineRule="auto"/>
         <w:jc w:val="both"/>
         <w:rPr>
           <w:rFonts w:ascii="Arial" w:hAnsi="Arial" w:cs="Arial"/>
@@ -1430,6 +1339,7 @@
           <w:sz w:val="18"/>
           <w:szCs w:val="18"/>
         </w:rPr>
+        <w:lastRenderedPageBreak/>
         <w:t xml:space="preserve">LA PRESENTE COMPRAVENTA SE ENCUENTRA SUJETA A LA CONDICIÓN SUSPENSIVA QUE DICHO INMUEBLE LLEGUE A INDEPENDIZARSE, Y TRATANDOSE DE BIEN FUTURO, EL PRECIO TOTAL ANTES INDICADO, </w:t>
       </w:r>
       <w:r>
@@ -1460,7 +1370,7 @@
     <w:p>
       <w:pPr>
         <w:pStyle w:val="NormalWeb"/>
-        <w:spacing w:before="0" w:beforeAutospacing="0" w:after="0" w:afterAutospacing="0" w:line="312" w:lineRule="auto"/>
+        <w:spacing w:before="0" w:beforeAutospacing="0" w:after="0" w:afterAutospacing="0" w:line="317" w:lineRule="auto"/>
         <w:jc w:val="both"/>
         <w:rPr>
           <w:rFonts w:asciiTheme="minorBidi" w:hAnsiTheme="minorBidi" w:cstheme="minorBidi"/>
@@ -1479,7 +1389,7 @@
     </w:p>
     <w:p>
       <w:pPr>
-        <w:spacing w:line="312" w:lineRule="auto"/>
+        <w:spacing w:line="317" w:lineRule="auto"/>
         <w:jc w:val="both"/>
         <w:rPr>
           <w:rFonts w:asciiTheme="minorBidi" w:hAnsiTheme="minorBidi" w:cstheme="minorBidi"/>
@@ -1544,7 +1454,7 @@
           <w:tab w:val="left" w:pos="283"/>
         </w:tabs>
         <w:suppressAutoHyphens/>
-        <w:spacing w:line="312" w:lineRule="auto"/>
+        <w:spacing w:line="317" w:lineRule="auto"/>
         <w:ind w:left="0" w:firstLine="0"/>
         <w:jc w:val="both"/>
         <w:rPr>
@@ -1781,7 +1691,7 @@
     </w:p>
     <w:p>
       <w:pPr>
-        <w:spacing w:line="312" w:lineRule="auto"/>
+        <w:spacing w:line="317" w:lineRule="auto"/>
         <w:jc w:val="both"/>
         <w:rPr>
           <w:rFonts w:asciiTheme="minorBidi" w:hAnsiTheme="minorBidi" w:cstheme="minorBidi"/>
@@ -1841,7 +1751,7 @@
     <w:p>
       <w:pPr>
         <w:pStyle w:val="NormalWeb"/>
-        <w:spacing w:before="0" w:beforeAutospacing="0" w:after="0" w:afterAutospacing="0" w:line="312" w:lineRule="auto"/>
+        <w:spacing w:before="0" w:beforeAutospacing="0" w:after="0" w:afterAutospacing="0" w:line="317" w:lineRule="auto"/>
         <w:jc w:val="both"/>
         <w:rPr>
           <w:rFonts w:asciiTheme="minorBidi" w:hAnsiTheme="minorBidi" w:cstheme="minorBidi"/>
@@ -1881,7 +1791,7 @@
     <w:p>
       <w:pPr>
         <w:pStyle w:val="NormalWeb"/>
-        <w:spacing w:before="0" w:beforeAutospacing="0" w:after="0" w:afterAutospacing="0" w:line="312" w:lineRule="auto"/>
+        <w:spacing w:before="0" w:beforeAutospacing="0" w:after="0" w:afterAutospacing="0" w:line="317" w:lineRule="auto"/>
         <w:jc w:val="both"/>
         <w:rPr>
           <w:rFonts w:asciiTheme="minorBidi" w:hAnsiTheme="minorBidi" w:cstheme="minorBidi"/>
@@ -1999,7 +1909,7 @@
     <w:p>
       <w:pPr>
         <w:pStyle w:val="NormalWeb"/>
-        <w:spacing w:before="0" w:beforeAutospacing="0" w:after="0" w:afterAutospacing="0" w:line="312" w:lineRule="auto"/>
+        <w:spacing w:before="0" w:beforeAutospacing="0" w:after="0" w:afterAutospacing="0" w:line="317" w:lineRule="auto"/>
         <w:jc w:val="both"/>
         <w:rPr>
           <w:rFonts w:asciiTheme="minorBidi" w:hAnsiTheme="minorBidi" w:cstheme="minorBidi"/>
@@ -2019,7 +1929,7 @@
     <w:p>
       <w:pPr>
         <w:pStyle w:val="NormalWeb"/>
-        <w:spacing w:before="0" w:beforeAutospacing="0" w:after="0" w:afterAutospacing="0" w:line="312" w:lineRule="auto"/>
+        <w:spacing w:before="0" w:beforeAutospacing="0" w:after="0" w:afterAutospacing="0" w:line="317" w:lineRule="auto"/>
         <w:jc w:val="both"/>
         <w:rPr>
           <w:rFonts w:asciiTheme="minorBidi" w:hAnsiTheme="minorBidi" w:cstheme="minorBidi"/>
@@ -2103,7 +2013,7 @@
     <w:p>
       <w:pPr>
         <w:pStyle w:val="NormalWeb"/>
-        <w:spacing w:before="0" w:beforeAutospacing="0" w:after="0" w:afterAutospacing="0" w:line="312" w:lineRule="auto"/>
+        <w:spacing w:before="0" w:beforeAutospacing="0" w:after="0" w:afterAutospacing="0" w:line="317" w:lineRule="auto"/>
         <w:jc w:val="both"/>
         <w:rPr>
           <w:rFonts w:asciiTheme="minorBidi" w:hAnsiTheme="minorBidi" w:cstheme="minorBidi"/>
@@ -2231,7 +2141,7 @@
     <w:p>
       <w:pPr>
         <w:pStyle w:val="NormalWeb"/>
-        <w:spacing w:before="0" w:beforeAutospacing="0" w:after="0" w:afterAutospacing="0" w:line="312" w:lineRule="auto"/>
+        <w:spacing w:before="0" w:beforeAutospacing="0" w:after="0" w:afterAutospacing="0" w:line="317" w:lineRule="auto"/>
         <w:jc w:val="both"/>
         <w:rPr>
           <w:rFonts w:asciiTheme="minorBidi" w:hAnsiTheme="minorBidi" w:cstheme="minorBidi"/>
@@ -2271,7 +2181,7 @@
     <w:p>
       <w:pPr>
         <w:pStyle w:val="NormalWeb"/>
-        <w:spacing w:before="0" w:beforeAutospacing="0" w:after="0" w:afterAutospacing="0" w:line="312" w:lineRule="auto"/>
+        <w:spacing w:before="0" w:beforeAutospacing="0" w:after="0" w:afterAutospacing="0" w:line="317" w:lineRule="auto"/>
         <w:jc w:val="both"/>
         <w:rPr>
           <w:rFonts w:asciiTheme="minorBidi" w:hAnsiTheme="minorBidi" w:cstheme="minorBidi"/>
@@ -2340,7 +2250,7 @@
     <w:p>
       <w:pPr>
         <w:pStyle w:val="NormalWeb"/>
-        <w:spacing w:before="0" w:beforeAutospacing="0" w:after="0" w:afterAutospacing="0" w:line="312" w:lineRule="auto"/>
+        <w:spacing w:before="0" w:beforeAutospacing="0" w:after="0" w:afterAutospacing="0" w:line="317" w:lineRule="auto"/>
         <w:jc w:val="both"/>
         <w:rPr>
           <w:rFonts w:asciiTheme="minorBidi" w:hAnsiTheme="minorBidi" w:cstheme="minorBidi"/>
@@ -2396,7 +2306,7 @@
     <w:p>
       <w:pPr>
         <w:pStyle w:val="NormalWeb"/>
-        <w:spacing w:before="0" w:beforeAutospacing="0" w:after="0" w:afterAutospacing="0" w:line="312" w:lineRule="auto"/>
+        <w:spacing w:before="0" w:beforeAutospacing="0" w:after="0" w:afterAutospacing="0" w:line="317" w:lineRule="auto"/>
         <w:jc w:val="both"/>
         <w:rPr>
           <w:rFonts w:asciiTheme="minorBidi" w:hAnsiTheme="minorBidi" w:cstheme="minorBidi"/>
@@ -2448,7 +2358,7 @@
     <w:p>
       <w:pPr>
         <w:pStyle w:val="NormalWeb"/>
-        <w:spacing w:before="0" w:beforeAutospacing="0" w:after="0" w:afterAutospacing="0" w:line="312" w:lineRule="auto"/>
+        <w:spacing w:before="0" w:beforeAutospacing="0" w:after="0" w:afterAutospacing="0" w:line="317" w:lineRule="auto"/>
         <w:jc w:val="both"/>
         <w:rPr>
           <w:rFonts w:asciiTheme="minorBidi" w:hAnsiTheme="minorBidi" w:cstheme="minorBidi"/>
@@ -2524,7 +2434,7 @@
     <w:p>
       <w:pPr>
         <w:pStyle w:val="NormalWeb"/>
-        <w:spacing w:before="0" w:beforeAutospacing="0" w:after="0" w:afterAutospacing="0" w:line="312" w:lineRule="auto"/>
+        <w:spacing w:before="0" w:beforeAutospacing="0" w:after="0" w:afterAutospacing="0" w:line="317" w:lineRule="auto"/>
         <w:jc w:val="both"/>
         <w:rPr>
           <w:rFonts w:asciiTheme="minorBidi" w:hAnsiTheme="minorBidi" w:cstheme="minorBidi"/>
@@ -2584,7 +2494,7 @@
     <w:p>
       <w:pPr>
         <w:pStyle w:val="NormalWeb"/>
-        <w:spacing w:before="0" w:beforeAutospacing="0" w:after="0" w:afterAutospacing="0" w:line="312" w:lineRule="auto"/>
+        <w:spacing w:before="0" w:beforeAutospacing="0" w:after="0" w:afterAutospacing="0" w:line="317" w:lineRule="auto"/>
         <w:jc w:val="both"/>
         <w:rPr>
           <w:rFonts w:asciiTheme="minorBidi" w:hAnsiTheme="minorBidi" w:cstheme="minorBidi"/>
@@ -2620,7 +2530,7 @@
     <w:p>
       <w:pPr>
         <w:pStyle w:val="NormalWeb"/>
-        <w:spacing w:before="0" w:beforeAutospacing="0" w:after="0" w:afterAutospacing="0" w:line="312" w:lineRule="auto"/>
+        <w:spacing w:before="0" w:beforeAutospacing="0" w:after="0" w:afterAutospacing="0" w:line="317" w:lineRule="auto"/>
         <w:jc w:val="both"/>
         <w:rPr>
           <w:rFonts w:asciiTheme="minorBidi" w:hAnsiTheme="minorBidi" w:cstheme="minorBidi"/>
@@ -2688,7 +2598,7 @@
     <w:p>
       <w:pPr>
         <w:pStyle w:val="NormalWeb"/>
-        <w:spacing w:before="0" w:beforeAutospacing="0" w:after="0" w:afterAutospacing="0" w:line="312" w:lineRule="auto"/>
+        <w:spacing w:before="0" w:beforeAutospacing="0" w:after="0" w:afterAutospacing="0" w:line="317" w:lineRule="auto"/>
         <w:jc w:val="both"/>
         <w:rPr>
           <w:rFonts w:asciiTheme="minorBidi" w:hAnsiTheme="minorBidi" w:cstheme="minorBidi"/>
@@ -2724,7 +2634,7 @@
     <w:p>
       <w:pPr>
         <w:pStyle w:val="NormalWeb"/>
-        <w:spacing w:before="0" w:beforeAutospacing="0" w:after="0" w:afterAutospacing="0" w:line="312" w:lineRule="auto"/>
+        <w:spacing w:before="0" w:beforeAutospacing="0" w:after="0" w:afterAutospacing="0" w:line="317" w:lineRule="auto"/>
         <w:jc w:val="both"/>
         <w:rPr>
           <w:rFonts w:asciiTheme="minorBidi" w:hAnsiTheme="minorBidi" w:cstheme="minorBidi"/>
@@ -2790,7 +2700,7 @@
     <w:p>
       <w:pPr>
         <w:pStyle w:val="NormalWeb"/>
-        <w:spacing w:before="0" w:beforeAutospacing="0" w:after="0" w:afterAutospacing="0" w:line="312" w:lineRule="auto"/>
+        <w:spacing w:before="0" w:beforeAutospacing="0" w:after="0" w:afterAutospacing="0" w:line="317" w:lineRule="auto"/>
         <w:jc w:val="both"/>
         <w:rPr>
           <w:rFonts w:asciiTheme="minorBidi" w:hAnsiTheme="minorBidi" w:cstheme="minorBidi"/>
@@ -2862,7 +2772,7 @@
     <w:p>
       <w:pPr>
         <w:pStyle w:val="NormalWeb"/>
-        <w:spacing w:before="0" w:beforeAutospacing="0" w:after="0" w:afterAutospacing="0" w:line="312" w:lineRule="auto"/>
+        <w:spacing w:before="0" w:beforeAutospacing="0" w:after="0" w:afterAutospacing="0" w:line="317" w:lineRule="auto"/>
         <w:jc w:val="both"/>
         <w:rPr>
           <w:rFonts w:asciiTheme="minorBidi" w:hAnsiTheme="minorBidi" w:cstheme="minorBidi"/>
@@ -2883,7 +2793,7 @@
     <w:p>
       <w:pPr>
         <w:pStyle w:val="NormalWeb"/>
-        <w:spacing w:before="0" w:beforeAutospacing="0" w:after="0" w:afterAutospacing="0" w:line="312" w:lineRule="auto"/>
+        <w:spacing w:before="0" w:beforeAutospacing="0" w:after="0" w:afterAutospacing="0" w:line="317" w:lineRule="auto"/>
         <w:jc w:val="both"/>
         <w:rPr>
           <w:rFonts w:asciiTheme="minorBidi" w:hAnsiTheme="minorBidi" w:cstheme="minorBidi"/>
@@ -2941,7 +2851,7 @@
     <w:p>
       <w:pPr>
         <w:pStyle w:val="NormalWeb"/>
-        <w:spacing w:before="0" w:beforeAutospacing="0" w:after="0" w:afterAutospacing="0" w:line="312" w:lineRule="auto"/>
+        <w:spacing w:before="0" w:beforeAutospacing="0" w:after="0" w:afterAutospacing="0" w:line="317" w:lineRule="auto"/>
         <w:jc w:val="both"/>
         <w:rPr>
           <w:rFonts w:asciiTheme="minorBidi" w:hAnsiTheme="minorBidi" w:cstheme="minorBidi"/>
@@ -2977,7 +2887,7 @@
     <w:p>
       <w:pPr>
         <w:pStyle w:val="NormalWeb"/>
-        <w:spacing w:before="0" w:beforeAutospacing="0" w:after="0" w:afterAutospacing="0" w:line="312" w:lineRule="auto"/>
+        <w:spacing w:before="0" w:beforeAutospacing="0" w:after="0" w:afterAutospacing="0" w:line="317" w:lineRule="auto"/>
         <w:jc w:val="both"/>
         <w:rPr>
           <w:rFonts w:asciiTheme="minorBidi" w:hAnsiTheme="minorBidi" w:cstheme="minorBidi"/>
@@ -2992,7 +2902,7 @@
         <w:autoSpaceDE w:val="0"/>
         <w:autoSpaceDN w:val="0"/>
         <w:adjustRightInd w:val="0"/>
-        <w:spacing w:line="312" w:lineRule="auto"/>
+        <w:spacing w:line="317" w:lineRule="auto"/>
         <w:jc w:val="both"/>
         <w:rPr>
           <w:rFonts w:asciiTheme="minorBidi" w:hAnsiTheme="minorBidi" w:cstheme="minorBidi"/>
@@ -3019,8 +2929,7 @@
         <w:autoSpaceDE w:val="0"/>
         <w:autoSpaceDN w:val="0"/>
         <w:adjustRightInd w:val="0"/>
-        <w:spacing w:line="312" w:lineRule="auto"/>
-        <w:ind w:left="709"/>
+        <w:spacing w:line="317" w:lineRule="auto"/>
         <w:jc w:val="both"/>
         <w:rPr>
           <w:rFonts w:asciiTheme="minorBidi" w:hAnsiTheme="minorBidi" w:cstheme="minorBidi"/>
@@ -3037,7 +2946,7 @@
         <w:autoSpaceDE w:val="0"/>
         <w:autoSpaceDN w:val="0"/>
         <w:adjustRightInd w:val="0"/>
-        <w:spacing w:line="312" w:lineRule="auto"/>
+        <w:spacing w:line="317" w:lineRule="auto"/>
         <w:jc w:val="both"/>
         <w:rPr>
           <w:rFonts w:asciiTheme="minorBidi" w:hAnsiTheme="minorBidi" w:cstheme="minorBidi"/>
@@ -3054,7 +2963,7 @@
         <w:autoSpaceDE w:val="0"/>
         <w:autoSpaceDN w:val="0"/>
         <w:adjustRightInd w:val="0"/>
-        <w:spacing w:line="312" w:lineRule="auto"/>
+        <w:spacing w:line="317" w:lineRule="auto"/>
         <w:jc w:val="both"/>
         <w:rPr>
           <w:rFonts w:asciiTheme="minorBidi" w:hAnsiTheme="minorBidi" w:cstheme="minorBidi"/>
@@ -3071,8 +2980,7 @@
         <w:autoSpaceDE w:val="0"/>
         <w:autoSpaceDN w:val="0"/>
         <w:adjustRightInd w:val="0"/>
-        <w:spacing w:line="312" w:lineRule="auto"/>
-        <w:jc w:val="center"/>
+        <w:spacing w:line="317" w:lineRule="auto"/>
         <w:rPr>
           <w:rFonts w:asciiTheme="minorBidi" w:hAnsiTheme="minorBidi" w:cstheme="minorBidi"/>
           <w:b/>
@@ -3088,7 +2996,7 @@
         <w:autoSpaceDE w:val="0"/>
         <w:autoSpaceDN w:val="0"/>
         <w:adjustRightInd w:val="0"/>
-        <w:spacing w:line="312" w:lineRule="auto"/>
+        <w:spacing w:line="317" w:lineRule="auto"/>
         <w:jc w:val="center"/>
         <w:rPr>
           <w:rFonts w:asciiTheme="minorBidi" w:hAnsiTheme="minorBidi" w:cstheme="minorBidi"/>
@@ -3111,7 +3019,7 @@
         <w:autoSpaceDE w:val="0"/>
         <w:autoSpaceDN w:val="0"/>
         <w:adjustRightInd w:val="0"/>
-        <w:spacing w:line="312" w:lineRule="auto"/>
+        <w:spacing w:line="317" w:lineRule="auto"/>
         <w:jc w:val="center"/>
         <w:rPr>
           <w:rFonts w:asciiTheme="minorBidi" w:hAnsiTheme="minorBidi" w:cstheme="minorBidi"/>
@@ -3138,7 +3046,7 @@
         <w:autoSpaceDE w:val="0"/>
         <w:autoSpaceDN w:val="0"/>
         <w:adjustRightInd w:val="0"/>
-        <w:spacing w:line="312" w:lineRule="auto"/>
+        <w:spacing w:line="317" w:lineRule="auto"/>
         <w:jc w:val="center"/>
         <w:rPr>
           <w:rFonts w:asciiTheme="minorBidi" w:eastAsia="Arial Unicode MS" w:hAnsiTheme="minorBidi" w:cstheme="minorBidi"/>
@@ -3167,7 +3075,7 @@
         <w:autoSpaceDE w:val="0"/>
         <w:autoSpaceDN w:val="0"/>
         <w:adjustRightInd w:val="0"/>
-        <w:spacing w:line="312" w:lineRule="auto"/>
+        <w:spacing w:line="317" w:lineRule="auto"/>
         <w:jc w:val="center"/>
         <w:rPr>
           <w:rFonts w:asciiTheme="minorBidi" w:hAnsiTheme="minorBidi" w:cstheme="minorBidi"/>
@@ -3184,7 +3092,7 @@
         <w:autoSpaceDE w:val="0"/>
         <w:autoSpaceDN w:val="0"/>
         <w:adjustRightInd w:val="0"/>
-        <w:spacing w:line="312" w:lineRule="auto"/>
+        <w:spacing w:line="317" w:lineRule="auto"/>
         <w:jc w:val="center"/>
         <w:rPr>
           <w:rFonts w:asciiTheme="minorBidi" w:hAnsiTheme="minorBidi" w:cstheme="minorBidi"/>
@@ -3201,7 +3109,7 @@
         <w:autoSpaceDE w:val="0"/>
         <w:autoSpaceDN w:val="0"/>
         <w:adjustRightInd w:val="0"/>
-        <w:spacing w:line="312" w:lineRule="auto"/>
+        <w:spacing w:line="317" w:lineRule="auto"/>
         <w:jc w:val="center"/>
         <w:rPr>
           <w:rFonts w:ascii="Arial" w:hAnsi="Arial" w:cs="Arial"/>
@@ -3218,7 +3126,7 @@
         <w:autoSpaceDE w:val="0"/>
         <w:autoSpaceDN w:val="0"/>
         <w:adjustRightInd w:val="0"/>
-        <w:spacing w:line="312" w:lineRule="auto"/>
+        <w:spacing w:line="317" w:lineRule="auto"/>
         <w:jc w:val="center"/>
         <w:rPr>
           <w:rFonts w:ascii="Arial" w:hAnsi="Arial" w:cs="Arial"/>
@@ -3235,7 +3143,7 @@
         <w:autoSpaceDE w:val="0"/>
         <w:autoSpaceDN w:val="0"/>
         <w:adjustRightInd w:val="0"/>
-        <w:spacing w:line="312" w:lineRule="auto"/>
+        <w:spacing w:line="317" w:lineRule="auto"/>
         <w:jc w:val="center"/>
         <w:rPr>
           <w:rFonts w:ascii="Arial" w:hAnsi="Arial" w:cs="Arial"/>
@@ -3252,7 +3160,7 @@
         <w:autoSpaceDE w:val="0"/>
         <w:autoSpaceDN w:val="0"/>
         <w:adjustRightInd w:val="0"/>
-        <w:spacing w:line="312" w:lineRule="auto"/>
+        <w:spacing w:line="317" w:lineRule="auto"/>
         <w:jc w:val="center"/>
         <w:rPr>
           <w:rFonts w:ascii="Arial" w:eastAsia="Arial Unicode MS" w:hAnsi="Arial" w:cs="Arial"/>
@@ -3271,7 +3179,7 @@
           <w:sz w:val="18"/>
           <w:szCs w:val="18"/>
         </w:rPr>
-        <w:t>______________________________________</w:t>
+        <w:t>____________________________________</w:t>
       </w:r>
     </w:p>
     <w:p>
@@ -3280,7 +3188,7 @@
         <w:autoSpaceDE w:val="0"/>
         <w:autoSpaceDN w:val="0"/>
         <w:adjustRightInd w:val="0"/>
-        <w:spacing w:line="312" w:lineRule="auto"/>
+        <w:spacing w:line="317" w:lineRule="auto"/>
         <w:jc w:val="center"/>
         <w:rPr>
           <w:rFonts w:ascii="Arial" w:eastAsia="Arial Unicode MS" w:hAnsi="Arial" w:cs="Arial"/>
@@ -3300,7 +3208,29 @@
           <w:szCs w:val="18"/>
           <w:lang w:val="es-ES_tradnl"/>
         </w:rPr>
-        <w:t>«COPROPIETARIO»</w:t>
+        <w:t>«</w:t>
+      </w:r>
+      <w:r>
+        <w:rPr>
+          <w:rFonts w:ascii="Arial" w:hAnsi="Arial" w:cs="Arial"/>
+          <w:b/>
+          <w:bCs/>
+          <w:sz w:val="18"/>
+          <w:szCs w:val="18"/>
+          <w:lang w:val="es-ES_tradnl"/>
+        </w:rPr>
+        <w:t>COPROP</w:t>
+      </w:r>
+      <w:r>
+        <w:rPr>
+          <w:rFonts w:ascii="Arial" w:hAnsi="Arial" w:cs="Arial"/>
+          <w:b/>
+          <w:bCs/>
+          <w:sz w:val="18"/>
+          <w:szCs w:val="18"/>
+          <w:lang w:val="es-ES_tradnl"/>
+        </w:rPr>
+        <w:t>»</w:t>
       </w:r>
     </w:p>
     <w:p>
@@ -3309,7 +3239,7 @@
         <w:autoSpaceDE w:val="0"/>
         <w:autoSpaceDN w:val="0"/>
         <w:adjustRightInd w:val="0"/>
-        <w:spacing w:line="312" w:lineRule="auto"/>
+        <w:spacing w:line="317" w:lineRule="auto"/>
         <w:jc w:val="center"/>
         <w:rPr>
           <w:rFonts w:asciiTheme="minorBidi" w:hAnsiTheme="minorBidi" w:cstheme="minorBidi"/>
@@ -3326,15 +3256,37 @@
         <w:autoSpaceDE w:val="0"/>
         <w:autoSpaceDN w:val="0"/>
         <w:adjustRightInd w:val="0"/>
-        <w:spacing w:line="312" w:lineRule="auto"/>
-        <w:rPr>
-          <w:rFonts w:asciiTheme="minorBidi" w:hAnsiTheme="minorBidi" w:cstheme="minorBidi"/>
-          <w:b/>
-          <w:bCs/>
-          <w:sz w:val="18"/>
-          <w:szCs w:val="18"/>
-        </w:rPr>
-      </w:pPr>
+        <w:spacing w:line="317" w:lineRule="auto"/>
+        <w:jc w:val="center"/>
+        <w:rPr>
+          <w:rFonts w:ascii="Arial" w:eastAsia="Arial Unicode MS" w:hAnsi="Arial" w:cs="Arial"/>
+          <w:b/>
+          <w:bCs/>
+          <w:sz w:val="18"/>
+          <w:szCs w:val="18"/>
+          <w:lang w:val="pt-BR"/>
+        </w:rPr>
+      </w:pPr>
+      <w:r>
+        <w:rPr>
+          <w:rFonts w:asciiTheme="minorBidi" w:hAnsiTheme="minorBidi" w:cstheme="minorBidi"/>
+          <w:b/>
+          <w:bCs/>
+          <w:sz w:val="18"/>
+          <w:szCs w:val="18"/>
+        </w:rPr>
+        <w:t>________________________________</w:t>
+      </w:r>
+      <w:r>
+        <w:rPr>
+          <w:rFonts w:asciiTheme="minorBidi" w:hAnsiTheme="minorBidi" w:cstheme="minorBidi"/>
+          <w:b/>
+          <w:bCs/>
+          <w:sz w:val="18"/>
+          <w:szCs w:val="18"/>
+        </w:rPr>
+        <w:t>______</w:t>
+      </w:r>
     </w:p>
     <w:p>
       <w:pPr>
@@ -3342,45 +3294,7 @@
         <w:autoSpaceDE w:val="0"/>
         <w:autoSpaceDN w:val="0"/>
         <w:adjustRightInd w:val="0"/>
-        <w:spacing w:line="312" w:lineRule="auto"/>
-        <w:jc w:val="center"/>
-        <w:rPr>
-          <w:rFonts w:ascii="Arial" w:eastAsia="Arial Unicode MS" w:hAnsi="Arial" w:cs="Arial"/>
-          <w:b/>
-          <w:bCs/>
-          <w:sz w:val="18"/>
-          <w:szCs w:val="18"/>
-          <w:lang w:val="pt-BR"/>
-        </w:rPr>
-      </w:pPr>
-      <w:r>
-        <w:rPr>
-          <w:rFonts w:asciiTheme="minorBidi" w:hAnsiTheme="minorBidi" w:cstheme="minorBidi"/>
-          <w:b/>
-          <w:bCs/>
-          <w:sz w:val="18"/>
-          <w:szCs w:val="18"/>
-        </w:rPr>
-        <w:t>________________________________</w:t>
-      </w:r>
-      <w:r>
-        <w:rPr>
-          <w:rFonts w:asciiTheme="minorBidi" w:hAnsiTheme="minorBidi" w:cstheme="minorBidi"/>
-          <w:b/>
-          <w:bCs/>
-          <w:sz w:val="18"/>
-          <w:szCs w:val="18"/>
-        </w:rPr>
-        <w:t>______</w:t>
-      </w:r>
-    </w:p>
-    <w:p>
-      <w:pPr>
-        <w:widowControl w:val="0"/>
-        <w:autoSpaceDE w:val="0"/>
-        <w:autoSpaceDN w:val="0"/>
-        <w:adjustRightInd w:val="0"/>
-        <w:spacing w:line="312" w:lineRule="auto"/>
+        <w:spacing w:line="317" w:lineRule="auto"/>
         <w:jc w:val="center"/>
         <w:rPr>
           <w:rFonts w:ascii="Arial" w:eastAsia="Arial Unicode MS" w:hAnsi="Arial" w:cs="Arial"/>
@@ -4719,7 +4633,7 @@
     <w:lsdException w:name="E-mail Signature" w:semiHidden="1" w:unhideWhenUsed="1"/>
     <w:lsdException w:name="HTML Top of Form" w:semiHidden="1" w:unhideWhenUsed="1"/>
     <w:lsdException w:name="HTML Bottom of Form" w:semiHidden="1" w:unhideWhenUsed="1"/>
-    <w:lsdException w:name="Normal (Web)" w:semiHidden="1" w:uiPriority="0" w:unhideWhenUsed="1"/>
+    <w:lsdException w:name="Normal (Web)" w:semiHidden="1" w:unhideWhenUsed="1"/>
     <w:lsdException w:name="HTML Acronym" w:semiHidden="1" w:unhideWhenUsed="1"/>
     <w:lsdException w:name="HTML Address" w:semiHidden="1" w:unhideWhenUsed="1"/>
     <w:lsdException w:name="HTML Cite" w:semiHidden="1" w:unhideWhenUsed="1"/>
@@ -5292,6 +5206,7 @@
   <w:style w:type="paragraph" w:styleId="NormalWeb">
     <w:name w:val="Normal (Web)"/>
     <w:basedOn w:val="Normal"/>
+    <w:uiPriority w:val="99"/>
     <w:rsid w:val="000561C5"/>
     <w:pPr>
       <w:spacing w:before="100" w:beforeAutospacing="1" w:after="100" w:afterAutospacing="1"/>

--- a/app/templates/sol_luna/AZUL.docx
+++ b/app/templates/sol_luna/AZUL.docx
@@ -426,7 +426,7 @@
           <w:sz w:val="18"/>
           <w:szCs w:val="18"/>
         </w:rPr>
-        <w:t>LOS COMPRADORES</w:t>
+        <w:t>«COMPRADOR»</w:t>
       </w:r>
       <w:r>
         <w:rPr>
@@ -808,7 +808,7 @@
           <w:sz w:val="18"/>
           <w:szCs w:val="18"/>
         </w:rPr>
-        <w:t>LOS COMPRADORES</w:t>
+        <w:t>«COMPRADOR»</w:t>
       </w:r>
       <w:r>
         <w:rPr>
@@ -1311,7 +1311,25 @@
           <w:sz w:val="18"/>
           <w:szCs w:val="18"/>
         </w:rPr>
-        <w:t>PRECIO»(«PRECIO_TEXTO» Y «PRECIO_DECIMAL»/100 SOLES)</w:t>
+        <w:t>PRECIO»</w:t>
+      </w:r>
+      <w:r>
+        <w:rPr>
+          <w:rFonts w:asciiTheme="minorBidi" w:hAnsiTheme="minorBidi" w:cstheme="minorBidi"/>
+          <w:b/>
+          <w:sz w:val="18"/>
+          <w:szCs w:val="18"/>
+        </w:rPr>
+        <w:t xml:space="preserve"> </w:t>
+      </w:r>
+      <w:r>
+        <w:rPr>
+          <w:rFonts w:asciiTheme="minorBidi" w:hAnsiTheme="minorBidi" w:cstheme="minorBidi"/>
+          <w:b/>
+          <w:sz w:val="18"/>
+          <w:szCs w:val="18"/>
+        </w:rPr>
+        <w:t>(«PRECIO_TEXTO» Y «PRECIO_DECIMAL»/100 SOLES)</w:t>
       </w:r>
       <w:r>
         <w:rPr>
@@ -1364,7 +1382,39 @@
           <w:sz w:val="18"/>
           <w:szCs w:val="18"/>
         </w:rPr>
-        <w:t xml:space="preserve">CON RECURSOS PROPIOS DE LOS COMPRADORES EN EL CUAL SE INCLUYE LA SUMA ENTREGADA POR LOS COMPRADORES A TITULO DE ARRAS AL MOMENTO DE LA CELEBRACION DEL CONTRATO PRIVADO DE PROMESA DE VENTA, DESCRITO EN LA CLAUSULA SEGUNDA, Y QUE LAS PARTES ACUERDAN QUE SEAN IMPUTADAS COMO PAGO DEL PRECIO DE VENTA, SIENDO LA SOLA FIRMA POR PARTE DE LA VENDEDORA EN LA ESCRITURA PUBLICA QUE DE ORIGEN LA PRESENTE MINUTA DE COMPRAVENTA CONSTANCIA SUFICIENTE DE SU CANCELACION TOTAL DEL PRECIO DE VENTA. </w:t>
+        <w:t xml:space="preserve">CON RECURSOS PROPIOS DE </w:t>
+      </w:r>
+      <w:r>
+        <w:rPr>
+          <w:rFonts w:ascii="Arial" w:hAnsi="Arial" w:cs="Arial"/>
+          <w:sz w:val="18"/>
+          <w:szCs w:val="18"/>
+        </w:rPr>
+        <w:t>«COMPRADOR»</w:t>
+      </w:r>
+      <w:r>
+        <w:rPr>
+          <w:rFonts w:ascii="Arial" w:hAnsi="Arial" w:cs="Arial"/>
+          <w:sz w:val="18"/>
+          <w:szCs w:val="18"/>
+        </w:rPr>
+        <w:t xml:space="preserve"> EN EL CUAL SE INCLUYE LA SUMA ENTREGADA POR </w:t>
+      </w:r>
+      <w:r>
+        <w:rPr>
+          <w:rFonts w:ascii="Arial" w:hAnsi="Arial" w:cs="Arial"/>
+          <w:sz w:val="18"/>
+          <w:szCs w:val="18"/>
+        </w:rPr>
+        <w:t>«COMPRADOR»</w:t>
+      </w:r>
+      <w:r>
+        <w:rPr>
+          <w:rFonts w:ascii="Arial" w:hAnsi="Arial" w:cs="Arial"/>
+          <w:sz w:val="18"/>
+          <w:szCs w:val="18"/>
+        </w:rPr>
+        <w:t xml:space="preserve"> A TITULO DE ARRAS AL MOMENTO DE LA CELEBRACION DEL CONTRATO PRIVADO DE PROMESA DE VENTA, DESCRITO EN LA CLAUSULA SEGUNDA, Y QUE LAS PARTES ACUERDAN QUE SEAN IMPUTADAS COMO PAGO DEL PRECIO DE VENTA, SIENDO LA SOLA FIRMA POR PARTE DE LA VENDEDORA EN LA ESCRITURA PUBLICA QUE DE ORIGEN LA PRESENTE MINUTA DE COMPRAVENTA CONSTANCIA SUFICIENTE DE SU CANCELACION TOTAL DEL PRECIO DE VENTA. </w:t>
       </w:r>
     </w:p>
     <w:p>
@@ -1497,7 +1547,7 @@
           <w:sz w:val="18"/>
           <w:szCs w:val="18"/>
         </w:rPr>
-        <w:t>LOS COMPRADORES</w:t>
+        <w:t>«COMPRADOR»</w:t>
       </w:r>
       <w:r>
         <w:rPr>
@@ -1534,7 +1584,7 @@
           <w:sz w:val="18"/>
           <w:szCs w:val="18"/>
         </w:rPr>
-        <w:t>LOS COMPRADORES</w:t>
+        <w:t>«COMPRADOR»</w:t>
       </w:r>
       <w:r>
         <w:rPr>
@@ -1605,7 +1655,7 @@
           <w:sz w:val="18"/>
           <w:szCs w:val="18"/>
         </w:rPr>
-        <w:t>LOS COMPRADORES</w:t>
+        <w:t>«COMPRADOR»</w:t>
       </w:r>
       <w:r>
         <w:rPr>
@@ -1981,7 +2031,7 @@
           <w:sz w:val="18"/>
           <w:szCs w:val="18"/>
         </w:rPr>
-        <w:t>LOS COMPRADORES</w:t>
+        <w:t>«COMPRADOR»</w:t>
       </w:r>
       <w:r>
         <w:rPr>
@@ -2388,7 +2438,7 @@
           <w:sz w:val="18"/>
           <w:szCs w:val="18"/>
         </w:rPr>
-        <w:t>LOS COMPRADORES</w:t>
+        <w:t>«COMPRADOR»</w:t>
       </w:r>
       <w:r>
         <w:rPr>
@@ -2464,7 +2514,7 @@
           <w:sz w:val="18"/>
           <w:szCs w:val="18"/>
         </w:rPr>
-        <w:t>LOS COMPRADORES</w:t>
+        <w:t>«COMPRADOR»</w:t>
       </w:r>
       <w:r>
         <w:rPr>
@@ -2686,7 +2736,7 @@
           <w:sz w:val="18"/>
           <w:szCs w:val="18"/>
         </w:rPr>
-        <w:t>LOS COMPRADORES</w:t>
+        <w:t>«COMPRADOR»</w:t>
       </w:r>
       <w:r>
         <w:rPr>
@@ -3029,6 +3079,7 @@
           <w:szCs w:val="18"/>
         </w:rPr>
       </w:pPr>
+      <w:bookmarkStart w:id="0" w:name="_Hlk224330560"/>
       <w:r>
         <w:rPr>
           <w:rFonts w:asciiTheme="minorBidi" w:hAnsiTheme="minorBidi" w:cstheme="minorBidi"/>
@@ -3316,6 +3367,7 @@
         </w:rPr>
         <w:t>«TITULAR»</w:t>
       </w:r>
+      <w:bookmarkEnd w:id="0"/>
     </w:p>
     <w:sectPr>
       <w:type w:val="continuous"/>

--- a/app/templates/sol_luna/AZUL.docx
+++ b/app/templates/sol_luna/AZUL.docx
@@ -346,11 +346,21 @@
           <w:sz w:val="18"/>
           <w:szCs w:val="18"/>
         </w:rPr>
-        <w:t xml:space="preserve">» Y </w:t>
+        <w:t>», «UBIGEO»</w:t>
       </w:r>
       <w:r>
         <w:rPr>
           <w:rFonts w:ascii="Arial" w:hAnsi="Arial" w:cs="Arial"/>
+          <w:bCs/>
+          <w:color w:val="000000"/>
+          <w:sz w:val="18"/>
+          <w:szCs w:val="18"/>
+        </w:rPr>
+        <w:t xml:space="preserve"> Y </w:t>
+      </w:r>
+      <w:r>
+        <w:rPr>
+          <w:rFonts w:ascii="Arial" w:hAnsi="Arial" w:cs="Arial"/>
           <w:b/>
           <w:bCs/>
           <w:sz w:val="18"/>
@@ -408,7 +418,17 @@
           <w:sz w:val="18"/>
           <w:szCs w:val="18"/>
         </w:rPr>
-        <w:t>; DE ESTADO CIVIL: «ESTADO_CIVIL2»; DE PROFESION U OCUPACION: «OCUPACION2»; CON DOMICILIO EN «DIRECCION2»</w:t>
+        <w:t>; DE ESTADO CIVIL: «ESTADO_CIVIL2»; DE PROFESION U OCUPACION: «OCUPACION2»; CON DOMICILIO EN «DIRECCION2</w:t>
+      </w:r>
+      <w:r>
+        <w:rPr>
+          <w:rFonts w:ascii="Arial" w:hAnsi="Arial" w:cs="Arial"/>
+          <w:bCs/>
+          <w:color w:val="000000"/>
+          <w:sz w:val="18"/>
+          <w:szCs w:val="18"/>
+        </w:rPr>
+        <w:t>», «UBIGEO2»</w:t>
       </w:r>
       <w:r>
         <w:rPr>
@@ -448,7 +468,6 @@
           <w:szCs w:val="18"/>
         </w:rPr>
       </w:pPr>
-      <w:proofErr w:type="gramStart"/>
       <w:r>
         <w:rPr>
           <w:rFonts w:asciiTheme="minorBidi" w:hAnsiTheme="minorBidi" w:cstheme="minorBidi"/>
@@ -457,18 +476,7 @@
           <w:szCs w:val="18"/>
           <w:u w:val="single"/>
         </w:rPr>
-        <w:t>PRIMERA.-</w:t>
-      </w:r>
-      <w:proofErr w:type="gramEnd"/>
-      <w:r>
-        <w:rPr>
-          <w:rFonts w:asciiTheme="minorBidi" w:hAnsiTheme="minorBidi" w:cstheme="minorBidi"/>
-          <w:b/>
-          <w:sz w:val="18"/>
-          <w:szCs w:val="18"/>
-          <w:u w:val="single"/>
-        </w:rPr>
-        <w:t xml:space="preserve"> ANTECEDENTES </w:t>
+        <w:t xml:space="preserve">PRIMERA.- ANTECEDENTES </w:t>
       </w:r>
     </w:p>
     <w:p>
@@ -565,27 +573,7 @@
           <w:sz w:val="18"/>
           <w:szCs w:val="18"/>
         </w:rPr>
-        <w:t xml:space="preserve">PARTIDA ELECTRONICA </w:t>
-      </w:r>
-      <w:proofErr w:type="spellStart"/>
-      <w:r>
-        <w:rPr>
-          <w:rFonts w:asciiTheme="minorBidi" w:hAnsiTheme="minorBidi" w:cstheme="minorBidi"/>
-          <w:b/>
-          <w:sz w:val="18"/>
-          <w:szCs w:val="18"/>
-        </w:rPr>
-        <w:t>Nº</w:t>
-      </w:r>
-      <w:proofErr w:type="spellEnd"/>
-      <w:r>
-        <w:rPr>
-          <w:rFonts w:asciiTheme="minorBidi" w:hAnsiTheme="minorBidi" w:cstheme="minorBidi"/>
-          <w:b/>
-          <w:sz w:val="18"/>
-          <w:szCs w:val="18"/>
-        </w:rPr>
-        <w:t xml:space="preserve"> «</w:t>
+        <w:t>PARTIDA ELECTRONICA Nº «</w:t>
       </w:r>
       <w:r>
         <w:rPr>
@@ -628,25 +616,7 @@
           <w:sz w:val="18"/>
           <w:szCs w:val="18"/>
         </w:rPr>
-        <w:t xml:space="preserve">DEL REGISTRO DE PREDIOS DE LA ZONA REGISTRAL </w:t>
-      </w:r>
-      <w:proofErr w:type="spellStart"/>
-      <w:r>
-        <w:rPr>
-          <w:rFonts w:asciiTheme="minorBidi" w:hAnsiTheme="minorBidi" w:cstheme="minorBidi"/>
-          <w:sz w:val="18"/>
-          <w:szCs w:val="18"/>
-        </w:rPr>
-        <w:t>Nº</w:t>
-      </w:r>
-      <w:proofErr w:type="spellEnd"/>
-      <w:r>
-        <w:rPr>
-          <w:rFonts w:asciiTheme="minorBidi" w:hAnsiTheme="minorBidi" w:cstheme="minorBidi"/>
-          <w:sz w:val="18"/>
-          <w:szCs w:val="18"/>
-        </w:rPr>
-        <w:t xml:space="preserve"> V – SEDE TRUJILLO, OFICINA REGISTRAL DE TRUJILLO</w:t>
+        <w:t>DEL REGISTRO DE PREDIOS DE LA ZONA REGISTRAL Nº V – SEDE TRUJILLO, OFICINA REGISTRAL DE TRUJILLO</w:t>
       </w:r>
       <w:r>
         <w:rPr>
@@ -1020,7 +990,6 @@
           <w:szCs w:val="18"/>
         </w:rPr>
       </w:pPr>
-      <w:proofErr w:type="gramStart"/>
       <w:r>
         <w:rPr>
           <w:rFonts w:ascii="Arial" w:hAnsi="Arial" w:cs="Arial"/>
@@ -1030,19 +999,7 @@
           <w:szCs w:val="18"/>
           <w:lang w:eastAsia="en-US"/>
         </w:rPr>
-        <w:t>SEGUNDA.-</w:t>
-      </w:r>
-      <w:proofErr w:type="gramEnd"/>
-      <w:r>
-        <w:rPr>
-          <w:rFonts w:ascii="Arial" w:hAnsi="Arial" w:cs="Arial"/>
-          <w:b/>
-          <w:bCs/>
-          <w:sz w:val="18"/>
-          <w:szCs w:val="18"/>
-          <w:lang w:eastAsia="en-US"/>
-        </w:rPr>
-        <w:t xml:space="preserve"> </w:t>
+        <w:t xml:space="preserve">SEGUNDA.- </w:t>
       </w:r>
       <w:r>
         <w:rPr>
@@ -1108,7 +1065,6 @@
           <w:szCs w:val="18"/>
         </w:rPr>
       </w:pPr>
-      <w:proofErr w:type="gramStart"/>
       <w:r>
         <w:rPr>
           <w:rFonts w:asciiTheme="minorBidi" w:hAnsiTheme="minorBidi" w:cstheme="minorBidi"/>
@@ -1125,16 +1081,7 @@
           <w:sz w:val="18"/>
           <w:szCs w:val="18"/>
         </w:rPr>
-        <w:t>.-</w:t>
-      </w:r>
-      <w:proofErr w:type="gramEnd"/>
-      <w:r>
-        <w:rPr>
-          <w:rFonts w:asciiTheme="minorBidi" w:hAnsiTheme="minorBidi" w:cstheme="minorBidi"/>
-          <w:sz w:val="18"/>
-          <w:szCs w:val="18"/>
-        </w:rPr>
-        <w:t xml:space="preserve"> IMPORTE DE VENTA Y FORMA DE PAGO: </w:t>
+        <w:t xml:space="preserve">.- IMPORTE DE VENTA Y FORMA DE PAGO: </w:t>
       </w:r>
     </w:p>
     <w:p>
@@ -1291,27 +1238,7 @@
           <w:sz w:val="18"/>
           <w:szCs w:val="18"/>
         </w:rPr>
-        <w:t>S</w:t>
-      </w:r>
-      <w:proofErr w:type="gramStart"/>
-      <w:r>
-        <w:rPr>
-          <w:rFonts w:asciiTheme="minorBidi" w:hAnsiTheme="minorBidi" w:cstheme="minorBidi"/>
-          <w:b/>
-          <w:sz w:val="18"/>
-          <w:szCs w:val="18"/>
-        </w:rPr>
-        <w:t>/«</w:t>
-      </w:r>
-      <w:proofErr w:type="gramEnd"/>
-      <w:r>
-        <w:rPr>
-          <w:rFonts w:asciiTheme="minorBidi" w:hAnsiTheme="minorBidi" w:cstheme="minorBidi"/>
-          <w:b/>
-          <w:sz w:val="18"/>
-          <w:szCs w:val="18"/>
-        </w:rPr>
-        <w:t>PRECIO»</w:t>
+        <w:t>S/«PRECIO»</w:t>
       </w:r>
       <w:r>
         <w:rPr>
@@ -1447,7 +1374,6 @@
           <w:szCs w:val="18"/>
         </w:rPr>
       </w:pPr>
-      <w:proofErr w:type="gramStart"/>
       <w:r>
         <w:rPr>
           <w:rFonts w:asciiTheme="minorBidi" w:hAnsiTheme="minorBidi" w:cstheme="minorBidi"/>
@@ -1464,16 +1390,7 @@
           <w:sz w:val="18"/>
           <w:szCs w:val="18"/>
         </w:rPr>
-        <w:t>.-</w:t>
-      </w:r>
-      <w:proofErr w:type="gramEnd"/>
-      <w:r>
-        <w:rPr>
-          <w:rFonts w:asciiTheme="minorBidi" w:hAnsiTheme="minorBidi" w:cstheme="minorBidi"/>
-          <w:sz w:val="18"/>
-          <w:szCs w:val="18"/>
-        </w:rPr>
-        <w:t xml:space="preserve"> AMBAS PARTES ACUERDAN LO SIGUIENTE</w:t>
+        <w:t>.- AMBAS PARTES ACUERDAN LO SIGUIENTE</w:t>
       </w:r>
       <w:r>
         <w:rPr>
@@ -1750,7 +1667,6 @@
           <w:szCs w:val="18"/>
         </w:rPr>
       </w:pPr>
-      <w:proofErr w:type="gramStart"/>
       <w:r>
         <w:rPr>
           <w:rFonts w:asciiTheme="minorBidi" w:hAnsiTheme="minorBidi" w:cstheme="minorBidi"/>
@@ -1768,16 +1684,7 @@
           <w:sz w:val="18"/>
           <w:szCs w:val="18"/>
         </w:rPr>
-        <w:t>.-</w:t>
-      </w:r>
-      <w:proofErr w:type="gramEnd"/>
-      <w:r>
-        <w:rPr>
-          <w:rFonts w:asciiTheme="minorBidi" w:hAnsiTheme="minorBidi" w:cstheme="minorBidi"/>
-          <w:sz w:val="18"/>
-          <w:szCs w:val="18"/>
-        </w:rPr>
-        <w:t xml:space="preserve"> </w:t>
+        <w:t xml:space="preserve">.- </w:t>
       </w:r>
       <w:r>
         <w:rPr>
@@ -1809,7 +1716,6 @@
           <w:szCs w:val="18"/>
         </w:rPr>
       </w:pPr>
-      <w:proofErr w:type="gramStart"/>
       <w:r>
         <w:rPr>
           <w:rFonts w:asciiTheme="minorBidi" w:hAnsiTheme="minorBidi" w:cstheme="minorBidi"/>
@@ -1826,16 +1732,7 @@
           <w:sz w:val="18"/>
           <w:szCs w:val="18"/>
         </w:rPr>
-        <w:t>.-</w:t>
-      </w:r>
-      <w:proofErr w:type="gramEnd"/>
-      <w:r>
-        <w:rPr>
-          <w:rFonts w:asciiTheme="minorBidi" w:hAnsiTheme="minorBidi" w:cstheme="minorBidi"/>
-          <w:sz w:val="18"/>
-          <w:szCs w:val="18"/>
-        </w:rPr>
-        <w:t xml:space="preserve"> DE LA ENTREGA DE LOS INMUEBLES Y LA INDEPENDIZACION: </w:t>
+        <w:t xml:space="preserve">.- DE LA ENTREGA DE LOS INMUEBLES Y LA INDEPENDIZACION: </w:t>
       </w:r>
     </w:p>
     <w:p>
@@ -1881,31 +1778,15 @@
           <w:sz w:val="18"/>
           <w:szCs w:val="18"/>
         </w:rPr>
-        <w:t>«</w:t>
-      </w:r>
-      <w:r>
-        <w:rPr>
-          <w:rFonts w:asciiTheme="minorBidi" w:hAnsiTheme="minorBidi" w:cstheme="minorBidi"/>
-          <w:sz w:val="18"/>
-          <w:szCs w:val="18"/>
-        </w:rPr>
-        <w:t>COMPRADOR</w:t>
-      </w:r>
-      <w:r>
-        <w:rPr>
-          <w:rFonts w:asciiTheme="minorBidi" w:hAnsiTheme="minorBidi" w:cstheme="minorBidi"/>
-          <w:sz w:val="18"/>
-          <w:szCs w:val="18"/>
-        </w:rPr>
-        <w:t>»</w:t>
-      </w:r>
-      <w:r>
-        <w:rPr>
-          <w:rFonts w:asciiTheme="minorBidi" w:hAnsiTheme="minorBidi" w:cstheme="minorBidi"/>
-          <w:sz w:val="18"/>
-          <w:szCs w:val="18"/>
-        </w:rPr>
-        <w:t xml:space="preserve">, UNA VEZ REALIZADA LA INDEPENDIZACIÓN DE EL INMUEBLE OBJETO DEL PRESENTE CONTRATO EN EL REGISTRO PÚBLICO PERTINENTE, Y TOTALMENTE SANEADO, PARA CUYOS EFECTOS, LAS PARTES ACUERDAN PRELIMINARMENTE COMO FECHA DE ENTREGA EN </w:t>
+        <w:t xml:space="preserve">«COMPRADOR», «MODALIDAD_ENTREGA», PARA </w:t>
+      </w:r>
+      <w:r>
+        <w:rPr>
+          <w:rFonts w:asciiTheme="minorBidi" w:hAnsiTheme="minorBidi" w:cstheme="minorBidi"/>
+          <w:sz w:val="18"/>
+          <w:szCs w:val="18"/>
+        </w:rPr>
+        <w:t xml:space="preserve">CUYOS EFECTOS, LAS PARTES ACUERDAN PRELIMINARMENTE COMO FECHA DE ENTREGA EN </w:t>
       </w:r>
       <w:r>
         <w:rPr>
@@ -1987,7 +1868,6 @@
           <w:szCs w:val="18"/>
         </w:rPr>
       </w:pPr>
-      <w:proofErr w:type="gramStart"/>
       <w:r>
         <w:rPr>
           <w:rFonts w:asciiTheme="minorBidi" w:hAnsiTheme="minorBidi" w:cstheme="minorBidi"/>
@@ -2006,7 +1886,6 @@
         </w:rPr>
         <w:t>.-</w:t>
       </w:r>
-      <w:proofErr w:type="gramEnd"/>
       <w:r>
         <w:rPr>
           <w:rFonts w:asciiTheme="minorBidi" w:hAnsiTheme="minorBidi" w:cstheme="minorBidi"/>
@@ -2071,7 +1950,6 @@
           <w:szCs w:val="18"/>
         </w:rPr>
       </w:pPr>
-      <w:proofErr w:type="gramStart"/>
       <w:r>
         <w:rPr>
           <w:rFonts w:asciiTheme="minorBidi" w:hAnsiTheme="minorBidi" w:cstheme="minorBidi"/>
@@ -2090,7 +1968,6 @@
         </w:rPr>
         <w:t>.-</w:t>
       </w:r>
-      <w:proofErr w:type="gramEnd"/>
       <w:r>
         <w:rPr>
           <w:rFonts w:asciiTheme="minorBidi" w:hAnsiTheme="minorBidi" w:cstheme="minorBidi"/>
@@ -2199,7 +2076,6 @@
           <w:szCs w:val="18"/>
         </w:rPr>
       </w:pPr>
-      <w:proofErr w:type="gramStart"/>
       <w:r>
         <w:rPr>
           <w:rFonts w:asciiTheme="minorBidi" w:hAnsiTheme="minorBidi" w:cstheme="minorBidi"/>
@@ -2216,16 +2092,7 @@
           <w:sz w:val="18"/>
           <w:szCs w:val="18"/>
         </w:rPr>
-        <w:t>.-</w:t>
-      </w:r>
-      <w:proofErr w:type="gramEnd"/>
-      <w:r>
-        <w:rPr>
-          <w:rFonts w:asciiTheme="minorBidi" w:hAnsiTheme="minorBidi" w:cstheme="minorBidi"/>
-          <w:sz w:val="18"/>
-          <w:szCs w:val="18"/>
-        </w:rPr>
-        <w:t xml:space="preserve"> EQUIVALENCIA ENTRE EL PRECIO Y EL BIEN MATERIA DE VENTA: </w:t>
+        <w:t xml:space="preserve">.- EQUIVALENCIA ENTRE EL PRECIO Y EL BIEN MATERIA DE VENTA: </w:t>
       </w:r>
     </w:p>
     <w:p>
@@ -2277,16 +2144,7 @@
           <w:sz w:val="18"/>
           <w:szCs w:val="18"/>
         </w:rPr>
-        <w:t xml:space="preserve">EN ESE SENTIDO NO HABRÁ LUGAR A REEMBOLSO NI COMPENSACIÓN POR NINGUNA DE LAS PARTES SI EL INMUEBLE DE QUE SE TRATA TUVIERE DENTRO DE SUS LINDEROS MAYOR O MENOR EXTENSIÓN/ES DE LO QUE SE INDIQUE EN LA PARTIDA REGISTRAL DONDE SE INSCRIBA EL MISMO UNA </w:t>
-      </w:r>
-      <w:r>
-        <w:rPr>
-          <w:rFonts w:asciiTheme="minorBidi" w:hAnsiTheme="minorBidi" w:cstheme="minorBidi"/>
-          <w:sz w:val="18"/>
-          <w:szCs w:val="18"/>
-        </w:rPr>
-        <w:lastRenderedPageBreak/>
-        <w:t>VEZ CONCLUIDA LA EDIFICACIÓN. LAS PARTES ACUERDAN QUE LA VARIACIÓN DEL AREA DE EL INMUEBLE SE REALIZARÁ Y REGULARÁ CONFORME AL ORDENAMIENTO JURÍDICO NACIONAL.</w:t>
+        <w:t>EN ESE SENTIDO NO HABRÁ LUGAR A REEMBOLSO NI COMPENSACIÓN POR NINGUNA DE LAS PARTES SI EL INMUEBLE DE QUE SE TRATA TUVIERE DENTRO DE SUS LINDEROS MAYOR O MENOR EXTENSIÓN/ES DE LO QUE SE INDIQUE EN LA PARTIDA REGISTRAL DONDE SE INSCRIBA EL MISMO UNA VEZ CONCLUIDA LA EDIFICACIÓN. LAS PARTES ACUERDAN QUE LA VARIACIÓN DEL AREA DE EL INMUEBLE SE REALIZARÁ Y REGULARÁ CONFORME AL ORDENAMIENTO JURÍDICO NACIONAL.</w:t>
       </w:r>
       <w:r>
         <w:rPr>
@@ -2308,7 +2166,6 @@
           <w:szCs w:val="18"/>
         </w:rPr>
       </w:pPr>
-      <w:proofErr w:type="gramStart"/>
       <w:r>
         <w:rPr>
           <w:rFonts w:asciiTheme="minorBidi" w:hAnsiTheme="minorBidi" w:cstheme="minorBidi"/>
@@ -2325,16 +2182,7 @@
           <w:sz w:val="18"/>
           <w:szCs w:val="18"/>
         </w:rPr>
-        <w:t>.-</w:t>
-      </w:r>
-      <w:proofErr w:type="gramEnd"/>
-      <w:r>
-        <w:rPr>
-          <w:rFonts w:asciiTheme="minorBidi" w:hAnsiTheme="minorBidi" w:cstheme="minorBidi"/>
-          <w:sz w:val="18"/>
-          <w:szCs w:val="18"/>
-        </w:rPr>
-        <w:t xml:space="preserve"> DECLARACION DE LAS PARTES:</w:t>
+        <w:t>.- DECLARACION DE LAS PARTES:</w:t>
       </w:r>
       <w:r>
         <w:rPr>
@@ -2370,6 +2218,7 @@
           <w:sz w:val="18"/>
           <w:szCs w:val="18"/>
         </w:rPr>
+        <w:lastRenderedPageBreak/>
         <w:t>10</w:t>
       </w:r>
       <w:r>
@@ -2700,35 +2549,15 @@
           <w:sz w:val="18"/>
           <w:szCs w:val="18"/>
         </w:rPr>
-        <w:t xml:space="preserve">DECIMA </w:t>
-      </w:r>
-      <w:proofErr w:type="gramStart"/>
-      <w:r>
-        <w:rPr>
-          <w:rFonts w:asciiTheme="minorBidi" w:hAnsiTheme="minorBidi" w:cstheme="minorBidi"/>
-          <w:b/>
-          <w:bCs/>
-          <w:sz w:val="18"/>
-          <w:szCs w:val="18"/>
-        </w:rPr>
-        <w:t>PRIMERA</w:t>
-      </w:r>
-      <w:r>
-        <w:rPr>
-          <w:rFonts w:asciiTheme="minorBidi" w:hAnsiTheme="minorBidi" w:cstheme="minorBidi"/>
-          <w:sz w:val="18"/>
-          <w:szCs w:val="18"/>
-        </w:rPr>
-        <w:t>.-</w:t>
-      </w:r>
-      <w:proofErr w:type="gramEnd"/>
-      <w:r>
-        <w:rPr>
-          <w:rFonts w:asciiTheme="minorBidi" w:hAnsiTheme="minorBidi" w:cstheme="minorBidi"/>
-          <w:sz w:val="18"/>
-          <w:szCs w:val="18"/>
-        </w:rPr>
-        <w:t xml:space="preserve"> LOS GASTOS NOTARIALES, REGISTRALES QUE ORIGINE EL PERFECCIONAMIENTO DE ESTE CONTRATO, SERÁN DE CUENTA EXCLUSIVA DE </w:t>
+        <w:t>DECIMA PRIMERA</w:t>
+      </w:r>
+      <w:r>
+        <w:rPr>
+          <w:rFonts w:asciiTheme="minorBidi" w:hAnsiTheme="minorBidi" w:cstheme="minorBidi"/>
+          <w:sz w:val="18"/>
+          <w:szCs w:val="18"/>
+        </w:rPr>
+        <w:t xml:space="preserve">.- LOS GASTOS NOTARIALES, REGISTRALES QUE ORIGINE EL PERFECCIONAMIENTO DE ESTE CONTRATO, SERÁN DE CUENTA EXCLUSIVA DE </w:t>
       </w:r>
       <w:r>
         <w:rPr>
@@ -2777,35 +2606,15 @@
           <w:sz w:val="18"/>
           <w:szCs w:val="18"/>
         </w:rPr>
-        <w:t xml:space="preserve">A </w:t>
-      </w:r>
-      <w:proofErr w:type="gramStart"/>
-      <w:r>
-        <w:rPr>
-          <w:rFonts w:asciiTheme="minorBidi" w:hAnsiTheme="minorBidi" w:cstheme="minorBidi"/>
-          <w:b/>
-          <w:bCs/>
-          <w:sz w:val="18"/>
-          <w:szCs w:val="18"/>
-        </w:rPr>
-        <w:t>SEGUNDA</w:t>
-      </w:r>
-      <w:r>
-        <w:rPr>
-          <w:rFonts w:asciiTheme="minorBidi" w:hAnsiTheme="minorBidi" w:cstheme="minorBidi"/>
-          <w:sz w:val="18"/>
-          <w:szCs w:val="18"/>
-        </w:rPr>
-        <w:t>.-</w:t>
-      </w:r>
-      <w:proofErr w:type="gramEnd"/>
-      <w:r>
-        <w:rPr>
-          <w:rFonts w:asciiTheme="minorBidi" w:hAnsiTheme="minorBidi" w:cstheme="minorBidi"/>
-          <w:sz w:val="18"/>
-          <w:szCs w:val="18"/>
-        </w:rPr>
-        <w:t xml:space="preserve"> </w:t>
+        <w:t>A SEGUNDA</w:t>
+      </w:r>
+      <w:r>
+        <w:rPr>
+          <w:rFonts w:asciiTheme="minorBidi" w:hAnsiTheme="minorBidi" w:cstheme="minorBidi"/>
+          <w:sz w:val="18"/>
+          <w:szCs w:val="18"/>
+        </w:rPr>
+        <w:t xml:space="preserve">.- </w:t>
       </w:r>
       <w:r>
         <w:rPr>
@@ -2861,7 +2670,6 @@
         </w:rPr>
         <w:t xml:space="preserve">DECIMO </w:t>
       </w:r>
-      <w:proofErr w:type="gramStart"/>
       <w:r>
         <w:rPr>
           <w:rFonts w:asciiTheme="minorBidi" w:hAnsiTheme="minorBidi" w:cstheme="minorBidi"/>
@@ -2878,16 +2686,7 @@
           <w:sz w:val="18"/>
           <w:szCs w:val="18"/>
         </w:rPr>
-        <w:t>.-</w:t>
-      </w:r>
-      <w:proofErr w:type="gramEnd"/>
-      <w:r>
-        <w:rPr>
-          <w:rFonts w:asciiTheme="minorBidi" w:hAnsiTheme="minorBidi" w:cstheme="minorBidi"/>
-          <w:sz w:val="18"/>
-          <w:szCs w:val="18"/>
-        </w:rPr>
-        <w:t xml:space="preserve"> AMBAS PARTES CONTRATANTES DEBIDAMENTE ENTERADAS DE LAS CLÁUSULAS Y ESTIPULACIONES DEL PRESENTE CONTRATO LO ACEPTAN EN TODAS Y CADA UNA DE SUS PARTES OBLIGÁNDOSE A SU FIEL Y ESTRICTO CUMPLIMIENTO, SUSCRIBIENDO EL PRESENTE</w:t>
+        <w:t>.- AMBAS PARTES CONTRATANTES DEBIDAMENTE ENTERADAS DE LAS CLÁUSULAS Y ESTIPULACIONES DEL PRESENTE CONTRATO LO ACEPTAN EN TODAS Y CADA UNA DE SUS PARTES OBLIGÁNDOSE A SU FIEL Y ESTRICTO CUMPLIMIENTO, SUSCRIBIENDO EL PRESENTE</w:t>
       </w:r>
       <w:r>
         <w:rPr>

--- a/app/templates/sol_luna/AZUL.docx
+++ b/app/templates/sol_luna/AZUL.docx
@@ -239,7 +239,47 @@
           <w:sz w:val="18"/>
           <w:szCs w:val="18"/>
         </w:rPr>
-        <w:t>CON REGISTRO ÚNICO DE CONTRIBUYENTE NUMERO 20613736825, CON DOMICILIO EN EL JR. AYACUCHO N° 513 INT. 205 CENTRO HISTÓRICO (SEGUNDO PISO), DISTRITO Y PROVINCIA DE TRUJILLO, DEPARTAMENTO DE LA LIBERTAD, SEGUN FACULTADES INSCRITAS EN LA PARTIDA REGISTRAL 11581807 DEL REGISTRO DE PERSONAS JURIDICAS DE LA ZONA REGISTRAL N° V - SEDE TRUJILLO, OFICINA REGISTRAL DE TRUJILLO</w:t>
+        <w:t xml:space="preserve">CON REGISTRO ÚNICO DE CONTRIBUYENTE NUMERO 20613736825, CON DOMICILIO EN EL JR. AYACUCHO </w:t>
+      </w:r>
+      <w:proofErr w:type="spellStart"/>
+      <w:r>
+        <w:rPr>
+          <w:rFonts w:asciiTheme="minorBidi" w:eastAsia="Calibri" w:hAnsiTheme="minorBidi" w:cstheme="minorBidi"/>
+          <w:bCs/>
+          <w:sz w:val="18"/>
+          <w:szCs w:val="18"/>
+        </w:rPr>
+        <w:t>N°</w:t>
+      </w:r>
+      <w:proofErr w:type="spellEnd"/>
+      <w:r>
+        <w:rPr>
+          <w:rFonts w:asciiTheme="minorBidi" w:eastAsia="Calibri" w:hAnsiTheme="minorBidi" w:cstheme="minorBidi"/>
+          <w:bCs/>
+          <w:sz w:val="18"/>
+          <w:szCs w:val="18"/>
+        </w:rPr>
+        <w:t xml:space="preserve"> 513 INT. 205 CENTRO HISTÓRICO (SEGUNDO PISO), DISTRITO Y PROVINCIA DE TRUJILLO, DEPARTAMENTO DE LA LIBERTAD, SEGUN FACULTADES INSCRITAS EN LA PARTIDA REGISTRAL 11581807 DEL REGISTRO DE PERSONAS JURIDICAS DE LA ZONA REGISTRAL </w:t>
+      </w:r>
+      <w:proofErr w:type="spellStart"/>
+      <w:r>
+        <w:rPr>
+          <w:rFonts w:asciiTheme="minorBidi" w:eastAsia="Calibri" w:hAnsiTheme="minorBidi" w:cstheme="minorBidi"/>
+          <w:bCs/>
+          <w:sz w:val="18"/>
+          <w:szCs w:val="18"/>
+        </w:rPr>
+        <w:t>N°</w:t>
+      </w:r>
+      <w:proofErr w:type="spellEnd"/>
+      <w:r>
+        <w:rPr>
+          <w:rFonts w:asciiTheme="minorBidi" w:eastAsia="Calibri" w:hAnsiTheme="minorBidi" w:cstheme="minorBidi"/>
+          <w:bCs/>
+          <w:sz w:val="18"/>
+          <w:szCs w:val="18"/>
+        </w:rPr>
+        <w:t xml:space="preserve"> V - SEDE TRUJILLO, OFICINA REGISTRAL DE TRUJILLO</w:t>
       </w:r>
       <w:r>
         <w:rPr>
@@ -468,6 +508,7 @@
           <w:szCs w:val="18"/>
         </w:rPr>
       </w:pPr>
+      <w:proofErr w:type="gramStart"/>
       <w:r>
         <w:rPr>
           <w:rFonts w:asciiTheme="minorBidi" w:hAnsiTheme="minorBidi" w:cstheme="minorBidi"/>
@@ -476,7 +517,18 @@
           <w:szCs w:val="18"/>
           <w:u w:val="single"/>
         </w:rPr>
-        <w:t xml:space="preserve">PRIMERA.- ANTECEDENTES </w:t>
+        <w:t>PRIMERA.-</w:t>
+      </w:r>
+      <w:proofErr w:type="gramEnd"/>
+      <w:r>
+        <w:rPr>
+          <w:rFonts w:asciiTheme="minorBidi" w:hAnsiTheme="minorBidi" w:cstheme="minorBidi"/>
+          <w:b/>
+          <w:sz w:val="18"/>
+          <w:szCs w:val="18"/>
+          <w:u w:val="single"/>
+        </w:rPr>
+        <w:t xml:space="preserve"> ANTECEDENTES </w:t>
       </w:r>
     </w:p>
     <w:p>
@@ -573,7 +625,27 @@
           <w:sz w:val="18"/>
           <w:szCs w:val="18"/>
         </w:rPr>
-        <w:t>PARTIDA ELECTRONICA Nº «</w:t>
+        <w:t xml:space="preserve">PARTIDA ELECTRONICA </w:t>
+      </w:r>
+      <w:proofErr w:type="spellStart"/>
+      <w:r>
+        <w:rPr>
+          <w:rFonts w:asciiTheme="minorBidi" w:hAnsiTheme="minorBidi" w:cstheme="minorBidi"/>
+          <w:b/>
+          <w:sz w:val="18"/>
+          <w:szCs w:val="18"/>
+        </w:rPr>
+        <w:t>Nº</w:t>
+      </w:r>
+      <w:proofErr w:type="spellEnd"/>
+      <w:r>
+        <w:rPr>
+          <w:rFonts w:asciiTheme="minorBidi" w:hAnsiTheme="minorBidi" w:cstheme="minorBidi"/>
+          <w:b/>
+          <w:sz w:val="18"/>
+          <w:szCs w:val="18"/>
+        </w:rPr>
+        <w:t xml:space="preserve"> «</w:t>
       </w:r>
       <w:r>
         <w:rPr>
@@ -616,7 +688,25 @@
           <w:sz w:val="18"/>
           <w:szCs w:val="18"/>
         </w:rPr>
-        <w:t>DEL REGISTRO DE PREDIOS DE LA ZONA REGISTRAL Nº V – SEDE TRUJILLO, OFICINA REGISTRAL DE TRUJILLO</w:t>
+        <w:t xml:space="preserve">DEL REGISTRO DE PREDIOS DE LA ZONA REGISTRAL </w:t>
+      </w:r>
+      <w:proofErr w:type="spellStart"/>
+      <w:r>
+        <w:rPr>
+          <w:rFonts w:asciiTheme="minorBidi" w:hAnsiTheme="minorBidi" w:cstheme="minorBidi"/>
+          <w:sz w:val="18"/>
+          <w:szCs w:val="18"/>
+        </w:rPr>
+        <w:t>Nº</w:t>
+      </w:r>
+      <w:proofErr w:type="spellEnd"/>
+      <w:r>
+        <w:rPr>
+          <w:rFonts w:asciiTheme="minorBidi" w:hAnsiTheme="minorBidi" w:cstheme="minorBidi"/>
+          <w:sz w:val="18"/>
+          <w:szCs w:val="18"/>
+        </w:rPr>
+        <w:t xml:space="preserve"> V – SEDE TRUJILLO, OFICINA REGISTRAL DE TRUJILLO</w:t>
       </w:r>
       <w:r>
         <w:rPr>
@@ -990,6 +1080,7 @@
           <w:szCs w:val="18"/>
         </w:rPr>
       </w:pPr>
+      <w:proofErr w:type="gramStart"/>
       <w:r>
         <w:rPr>
           <w:rFonts w:ascii="Arial" w:hAnsi="Arial" w:cs="Arial"/>
@@ -999,7 +1090,19 @@
           <w:szCs w:val="18"/>
           <w:lang w:eastAsia="en-US"/>
         </w:rPr>
-        <w:t xml:space="preserve">SEGUNDA.- </w:t>
+        <w:t>SEGUNDA.-</w:t>
+      </w:r>
+      <w:proofErr w:type="gramEnd"/>
+      <w:r>
+        <w:rPr>
+          <w:rFonts w:ascii="Arial" w:hAnsi="Arial" w:cs="Arial"/>
+          <w:b/>
+          <w:bCs/>
+          <w:sz w:val="18"/>
+          <w:szCs w:val="18"/>
+          <w:lang w:eastAsia="en-US"/>
+        </w:rPr>
+        <w:t xml:space="preserve"> </w:t>
       </w:r>
       <w:r>
         <w:rPr>
@@ -1065,6 +1168,7 @@
           <w:szCs w:val="18"/>
         </w:rPr>
       </w:pPr>
+      <w:proofErr w:type="gramStart"/>
       <w:r>
         <w:rPr>
           <w:rFonts w:asciiTheme="minorBidi" w:hAnsiTheme="minorBidi" w:cstheme="minorBidi"/>
@@ -1081,7 +1185,16 @@
           <w:sz w:val="18"/>
           <w:szCs w:val="18"/>
         </w:rPr>
-        <w:t xml:space="preserve">.- IMPORTE DE VENTA Y FORMA DE PAGO: </w:t>
+        <w:t>.-</w:t>
+      </w:r>
+      <w:proofErr w:type="gramEnd"/>
+      <w:r>
+        <w:rPr>
+          <w:rFonts w:asciiTheme="minorBidi" w:hAnsiTheme="minorBidi" w:cstheme="minorBidi"/>
+          <w:sz w:val="18"/>
+          <w:szCs w:val="18"/>
+        </w:rPr>
+        <w:t xml:space="preserve"> IMPORTE DE VENTA Y FORMA DE PAGO: </w:t>
       </w:r>
     </w:p>
     <w:p>
@@ -1238,7 +1351,27 @@
           <w:sz w:val="18"/>
           <w:szCs w:val="18"/>
         </w:rPr>
-        <w:t>S/«PRECIO»</w:t>
+        <w:t>S</w:t>
+      </w:r>
+      <w:proofErr w:type="gramStart"/>
+      <w:r>
+        <w:rPr>
+          <w:rFonts w:asciiTheme="minorBidi" w:hAnsiTheme="minorBidi" w:cstheme="minorBidi"/>
+          <w:b/>
+          <w:sz w:val="18"/>
+          <w:szCs w:val="18"/>
+        </w:rPr>
+        <w:t>/«</w:t>
+      </w:r>
+      <w:proofErr w:type="gramEnd"/>
+      <w:r>
+        <w:rPr>
+          <w:rFonts w:asciiTheme="minorBidi" w:hAnsiTheme="minorBidi" w:cstheme="minorBidi"/>
+          <w:b/>
+          <w:sz w:val="18"/>
+          <w:szCs w:val="18"/>
+        </w:rPr>
+        <w:t>PRECIO»</w:t>
       </w:r>
       <w:r>
         <w:rPr>
@@ -1374,6 +1507,7 @@
           <w:szCs w:val="18"/>
         </w:rPr>
       </w:pPr>
+      <w:proofErr w:type="gramStart"/>
       <w:r>
         <w:rPr>
           <w:rFonts w:asciiTheme="minorBidi" w:hAnsiTheme="minorBidi" w:cstheme="minorBidi"/>
@@ -1390,7 +1524,16 @@
           <w:sz w:val="18"/>
           <w:szCs w:val="18"/>
         </w:rPr>
-        <w:t>.- AMBAS PARTES ACUERDAN LO SIGUIENTE</w:t>
+        <w:t>.-</w:t>
+      </w:r>
+      <w:proofErr w:type="gramEnd"/>
+      <w:r>
+        <w:rPr>
+          <w:rFonts w:asciiTheme="minorBidi" w:hAnsiTheme="minorBidi" w:cstheme="minorBidi"/>
+          <w:sz w:val="18"/>
+          <w:szCs w:val="18"/>
+        </w:rPr>
+        <w:t xml:space="preserve"> AMBAS PARTES ACUERDAN LO SIGUIENTE</w:t>
       </w:r>
       <w:r>
         <w:rPr>
@@ -1667,6 +1810,7 @@
           <w:szCs w:val="18"/>
         </w:rPr>
       </w:pPr>
+      <w:proofErr w:type="gramStart"/>
       <w:r>
         <w:rPr>
           <w:rFonts w:asciiTheme="minorBidi" w:hAnsiTheme="minorBidi" w:cstheme="minorBidi"/>
@@ -1684,7 +1828,16 @@
           <w:sz w:val="18"/>
           <w:szCs w:val="18"/>
         </w:rPr>
-        <w:t xml:space="preserve">.- </w:t>
+        <w:t>.-</w:t>
+      </w:r>
+      <w:proofErr w:type="gramEnd"/>
+      <w:r>
+        <w:rPr>
+          <w:rFonts w:asciiTheme="minorBidi" w:hAnsiTheme="minorBidi" w:cstheme="minorBidi"/>
+          <w:sz w:val="18"/>
+          <w:szCs w:val="18"/>
+        </w:rPr>
+        <w:t xml:space="preserve"> </w:t>
       </w:r>
       <w:r>
         <w:rPr>
@@ -1716,6 +1869,7 @@
           <w:szCs w:val="18"/>
         </w:rPr>
       </w:pPr>
+      <w:proofErr w:type="gramStart"/>
       <w:r>
         <w:rPr>
           <w:rFonts w:asciiTheme="minorBidi" w:hAnsiTheme="minorBidi" w:cstheme="minorBidi"/>
@@ -1732,7 +1886,16 @@
           <w:sz w:val="18"/>
           <w:szCs w:val="18"/>
         </w:rPr>
-        <w:t xml:space="preserve">.- DE LA ENTREGA DE LOS INMUEBLES Y LA INDEPENDIZACION: </w:t>
+        <w:t>.-</w:t>
+      </w:r>
+      <w:proofErr w:type="gramEnd"/>
+      <w:r>
+        <w:rPr>
+          <w:rFonts w:asciiTheme="minorBidi" w:hAnsiTheme="minorBidi" w:cstheme="minorBidi"/>
+          <w:sz w:val="18"/>
+          <w:szCs w:val="18"/>
+        </w:rPr>
+        <w:t xml:space="preserve"> DE LA ENTREGA DE LOS INMUEBLES Y LA INDEPENDIZACION: </w:t>
       </w:r>
     </w:p>
     <w:p>
@@ -1868,6 +2031,7 @@
           <w:szCs w:val="18"/>
         </w:rPr>
       </w:pPr>
+      <w:proofErr w:type="gramStart"/>
       <w:r>
         <w:rPr>
           <w:rFonts w:asciiTheme="minorBidi" w:hAnsiTheme="minorBidi" w:cstheme="minorBidi"/>
@@ -1886,6 +2050,7 @@
         </w:rPr>
         <w:t>.-</w:t>
       </w:r>
+      <w:proofErr w:type="gramEnd"/>
       <w:r>
         <w:rPr>
           <w:rFonts w:asciiTheme="minorBidi" w:hAnsiTheme="minorBidi" w:cstheme="minorBidi"/>
@@ -1950,6 +2115,7 @@
           <w:szCs w:val="18"/>
         </w:rPr>
       </w:pPr>
+      <w:proofErr w:type="gramStart"/>
       <w:r>
         <w:rPr>
           <w:rFonts w:asciiTheme="minorBidi" w:hAnsiTheme="minorBidi" w:cstheme="minorBidi"/>
@@ -1968,6 +2134,7 @@
         </w:rPr>
         <w:t>.-</w:t>
       </w:r>
+      <w:proofErr w:type="gramEnd"/>
       <w:r>
         <w:rPr>
           <w:rFonts w:asciiTheme="minorBidi" w:hAnsiTheme="minorBidi" w:cstheme="minorBidi"/>
@@ -2076,6 +2243,7 @@
           <w:szCs w:val="18"/>
         </w:rPr>
       </w:pPr>
+      <w:proofErr w:type="gramStart"/>
       <w:r>
         <w:rPr>
           <w:rFonts w:asciiTheme="minorBidi" w:hAnsiTheme="minorBidi" w:cstheme="minorBidi"/>
@@ -2092,7 +2260,16 @@
           <w:sz w:val="18"/>
           <w:szCs w:val="18"/>
         </w:rPr>
-        <w:t xml:space="preserve">.- EQUIVALENCIA ENTRE EL PRECIO Y EL BIEN MATERIA DE VENTA: </w:t>
+        <w:t>.-</w:t>
+      </w:r>
+      <w:proofErr w:type="gramEnd"/>
+      <w:r>
+        <w:rPr>
+          <w:rFonts w:asciiTheme="minorBidi" w:hAnsiTheme="minorBidi" w:cstheme="minorBidi"/>
+          <w:sz w:val="18"/>
+          <w:szCs w:val="18"/>
+        </w:rPr>
+        <w:t xml:space="preserve"> EQUIVALENCIA ENTRE EL PRECIO Y EL BIEN MATERIA DE VENTA: </w:t>
       </w:r>
     </w:p>
     <w:p>
@@ -2166,6 +2343,7 @@
           <w:szCs w:val="18"/>
         </w:rPr>
       </w:pPr>
+      <w:proofErr w:type="gramStart"/>
       <w:r>
         <w:rPr>
           <w:rFonts w:asciiTheme="minorBidi" w:hAnsiTheme="minorBidi" w:cstheme="minorBidi"/>
@@ -2182,7 +2360,16 @@
           <w:sz w:val="18"/>
           <w:szCs w:val="18"/>
         </w:rPr>
-        <w:t>.- DECLARACION DE LAS PARTES:</w:t>
+        <w:t>.-</w:t>
+      </w:r>
+      <w:proofErr w:type="gramEnd"/>
+      <w:r>
+        <w:rPr>
+          <w:rFonts w:asciiTheme="minorBidi" w:hAnsiTheme="minorBidi" w:cstheme="minorBidi"/>
+          <w:sz w:val="18"/>
+          <w:szCs w:val="18"/>
+        </w:rPr>
+        <w:t xml:space="preserve"> DECLARACION DE LAS PARTES:</w:t>
       </w:r>
       <w:r>
         <w:rPr>
@@ -2549,15 +2736,35 @@
           <w:sz w:val="18"/>
           <w:szCs w:val="18"/>
         </w:rPr>
-        <w:t>DECIMA PRIMERA</w:t>
-      </w:r>
-      <w:r>
-        <w:rPr>
-          <w:rFonts w:asciiTheme="minorBidi" w:hAnsiTheme="minorBidi" w:cstheme="minorBidi"/>
-          <w:sz w:val="18"/>
-          <w:szCs w:val="18"/>
-        </w:rPr>
-        <w:t xml:space="preserve">.- LOS GASTOS NOTARIALES, REGISTRALES QUE ORIGINE EL PERFECCIONAMIENTO DE ESTE CONTRATO, SERÁN DE CUENTA EXCLUSIVA DE </w:t>
+        <w:t xml:space="preserve">DECIMA </w:t>
+      </w:r>
+      <w:proofErr w:type="gramStart"/>
+      <w:r>
+        <w:rPr>
+          <w:rFonts w:asciiTheme="minorBidi" w:hAnsiTheme="minorBidi" w:cstheme="minorBidi"/>
+          <w:b/>
+          <w:bCs/>
+          <w:sz w:val="18"/>
+          <w:szCs w:val="18"/>
+        </w:rPr>
+        <w:t>PRIMERA</w:t>
+      </w:r>
+      <w:r>
+        <w:rPr>
+          <w:rFonts w:asciiTheme="minorBidi" w:hAnsiTheme="minorBidi" w:cstheme="minorBidi"/>
+          <w:sz w:val="18"/>
+          <w:szCs w:val="18"/>
+        </w:rPr>
+        <w:t>.-</w:t>
+      </w:r>
+      <w:proofErr w:type="gramEnd"/>
+      <w:r>
+        <w:rPr>
+          <w:rFonts w:asciiTheme="minorBidi" w:hAnsiTheme="minorBidi" w:cstheme="minorBidi"/>
+          <w:sz w:val="18"/>
+          <w:szCs w:val="18"/>
+        </w:rPr>
+        <w:t xml:space="preserve"> LOS GASTOS NOTARIALES, REGISTRALES QUE ORIGINE EL PERFECCIONAMIENTO DE ESTE CONTRATO, SERÁN DE CUENTA EXCLUSIVA DE </w:t>
       </w:r>
       <w:r>
         <w:rPr>
@@ -2606,15 +2813,35 @@
           <w:sz w:val="18"/>
           <w:szCs w:val="18"/>
         </w:rPr>
-        <w:t>A SEGUNDA</w:t>
-      </w:r>
-      <w:r>
-        <w:rPr>
-          <w:rFonts w:asciiTheme="minorBidi" w:hAnsiTheme="minorBidi" w:cstheme="minorBidi"/>
-          <w:sz w:val="18"/>
-          <w:szCs w:val="18"/>
-        </w:rPr>
-        <w:t xml:space="preserve">.- </w:t>
+        <w:t xml:space="preserve">A </w:t>
+      </w:r>
+      <w:proofErr w:type="gramStart"/>
+      <w:r>
+        <w:rPr>
+          <w:rFonts w:asciiTheme="minorBidi" w:hAnsiTheme="minorBidi" w:cstheme="minorBidi"/>
+          <w:b/>
+          <w:bCs/>
+          <w:sz w:val="18"/>
+          <w:szCs w:val="18"/>
+        </w:rPr>
+        <w:t>SEGUNDA</w:t>
+      </w:r>
+      <w:r>
+        <w:rPr>
+          <w:rFonts w:asciiTheme="minorBidi" w:hAnsiTheme="minorBidi" w:cstheme="minorBidi"/>
+          <w:sz w:val="18"/>
+          <w:szCs w:val="18"/>
+        </w:rPr>
+        <w:t>.-</w:t>
+      </w:r>
+      <w:proofErr w:type="gramEnd"/>
+      <w:r>
+        <w:rPr>
+          <w:rFonts w:asciiTheme="minorBidi" w:hAnsiTheme="minorBidi" w:cstheme="minorBidi"/>
+          <w:sz w:val="18"/>
+          <w:szCs w:val="18"/>
+        </w:rPr>
+        <w:t xml:space="preserve"> </w:t>
       </w:r>
       <w:r>
         <w:rPr>
@@ -2670,6 +2897,7 @@
         </w:rPr>
         <w:t xml:space="preserve">DECIMO </w:t>
       </w:r>
+      <w:proofErr w:type="gramStart"/>
       <w:r>
         <w:rPr>
           <w:rFonts w:asciiTheme="minorBidi" w:hAnsiTheme="minorBidi" w:cstheme="minorBidi"/>
@@ -2686,7 +2914,16 @@
           <w:sz w:val="18"/>
           <w:szCs w:val="18"/>
         </w:rPr>
-        <w:t>.- AMBAS PARTES CONTRATANTES DEBIDAMENTE ENTERADAS DE LAS CLÁUSULAS Y ESTIPULACIONES DEL PRESENTE CONTRATO LO ACEPTAN EN TODAS Y CADA UNA DE SUS PARTES OBLIGÁNDOSE A SU FIEL Y ESTRICTO CUMPLIMIENTO, SUSCRIBIENDO EL PRESENTE</w:t>
+        <w:t>.-</w:t>
+      </w:r>
+      <w:proofErr w:type="gramEnd"/>
+      <w:r>
+        <w:rPr>
+          <w:rFonts w:asciiTheme="minorBidi" w:hAnsiTheme="minorBidi" w:cstheme="minorBidi"/>
+          <w:sz w:val="18"/>
+          <w:szCs w:val="18"/>
+        </w:rPr>
+        <w:t xml:space="preserve"> AMBAS PARTES CONTRATANTES DEBIDAMENTE ENTERADAS DE LAS CLÁUSULAS Y ESTIPULACIONES DEL PRESENTE CONTRATO LO ACEPTAN EN TODAS Y CADA UNA DE SUS PARTES OBLIGÁNDOSE A SU FIEL Y ESTRICTO CUMPLIMIENTO, SUSCRIBIENDO EL PRESENTE</w:t>
       </w:r>
       <w:r>
         <w:rPr>
@@ -3013,24 +3250,13 @@
         <w:spacing w:line="317" w:lineRule="auto"/>
         <w:jc w:val="center"/>
         <w:rPr>
-          <w:rFonts w:ascii="Arial" w:eastAsia="Arial Unicode MS" w:hAnsi="Arial" w:cs="Arial"/>
-          <w:b/>
-          <w:bCs/>
-          <w:sz w:val="18"/>
-          <w:szCs w:val="18"/>
-          <w:lang w:val="pt-BR"/>
-        </w:rPr>
-      </w:pPr>
-      <w:r>
-        <w:rPr>
           <w:rFonts w:ascii="Arial" w:hAnsi="Arial" w:cs="Arial"/>
           <w:b/>
           <w:bCs/>
           <w:sz w:val="18"/>
           <w:szCs w:val="18"/>
         </w:rPr>
-        <w:t>____________________________________</w:t>
-      </w:r>
+      </w:pPr>
     </w:p>
     <w:p>
       <w:pPr>
@@ -3056,6 +3282,34 @@
           <w:bCs/>
           <w:sz w:val="18"/>
           <w:szCs w:val="18"/>
+        </w:rPr>
+        <w:t>____________________________________</w:t>
+      </w:r>
+    </w:p>
+    <w:p>
+      <w:pPr>
+        <w:widowControl w:val="0"/>
+        <w:autoSpaceDE w:val="0"/>
+        <w:autoSpaceDN w:val="0"/>
+        <w:adjustRightInd w:val="0"/>
+        <w:spacing w:line="317" w:lineRule="auto"/>
+        <w:jc w:val="center"/>
+        <w:rPr>
+          <w:rFonts w:ascii="Arial" w:eastAsia="Arial Unicode MS" w:hAnsi="Arial" w:cs="Arial"/>
+          <w:b/>
+          <w:bCs/>
+          <w:sz w:val="18"/>
+          <w:szCs w:val="18"/>
+          <w:lang w:val="pt-BR"/>
+        </w:rPr>
+      </w:pPr>
+      <w:r>
+        <w:rPr>
+          <w:rFonts w:ascii="Arial" w:hAnsi="Arial" w:cs="Arial"/>
+          <w:b/>
+          <w:bCs/>
+          <w:sz w:val="18"/>
+          <w:szCs w:val="18"/>
           <w:lang w:val="es-ES_tradnl"/>
         </w:rPr>
         <w:t>«</w:t>
@@ -3082,6 +3336,40 @@
         </w:rPr>
         <w:t>»</w:t>
       </w:r>
+    </w:p>
+    <w:p>
+      <w:pPr>
+        <w:widowControl w:val="0"/>
+        <w:autoSpaceDE w:val="0"/>
+        <w:autoSpaceDN w:val="0"/>
+        <w:adjustRightInd w:val="0"/>
+        <w:spacing w:line="317" w:lineRule="auto"/>
+        <w:jc w:val="center"/>
+        <w:rPr>
+          <w:rFonts w:asciiTheme="minorBidi" w:hAnsiTheme="minorBidi" w:cstheme="minorBidi"/>
+          <w:b/>
+          <w:bCs/>
+          <w:sz w:val="18"/>
+          <w:szCs w:val="18"/>
+        </w:rPr>
+      </w:pPr>
+    </w:p>
+    <w:p>
+      <w:pPr>
+        <w:widowControl w:val="0"/>
+        <w:autoSpaceDE w:val="0"/>
+        <w:autoSpaceDN w:val="0"/>
+        <w:adjustRightInd w:val="0"/>
+        <w:spacing w:line="317" w:lineRule="auto"/>
+        <w:jc w:val="center"/>
+        <w:rPr>
+          <w:rFonts w:asciiTheme="minorBidi" w:hAnsiTheme="minorBidi" w:cstheme="minorBidi"/>
+          <w:b/>
+          <w:bCs/>
+          <w:sz w:val="18"/>
+          <w:szCs w:val="18"/>
+        </w:rPr>
+      </w:pPr>
     </w:p>
     <w:p>
       <w:pPr>

--- a/app/templates/sol_luna/AZUL.docx
+++ b/app/templates/sol_luna/AZUL.docx
@@ -239,47 +239,7 @@
           <w:sz w:val="18"/>
           <w:szCs w:val="18"/>
         </w:rPr>
-        <w:t xml:space="preserve">CON REGISTRO ÚNICO DE CONTRIBUYENTE NUMERO 20613736825, CON DOMICILIO EN EL JR. AYACUCHO </w:t>
-      </w:r>
-      <w:proofErr w:type="spellStart"/>
-      <w:r>
-        <w:rPr>
-          <w:rFonts w:asciiTheme="minorBidi" w:eastAsia="Calibri" w:hAnsiTheme="minorBidi" w:cstheme="minorBidi"/>
-          <w:bCs/>
-          <w:sz w:val="18"/>
-          <w:szCs w:val="18"/>
-        </w:rPr>
-        <w:t>N°</w:t>
-      </w:r>
-      <w:proofErr w:type="spellEnd"/>
-      <w:r>
-        <w:rPr>
-          <w:rFonts w:asciiTheme="minorBidi" w:eastAsia="Calibri" w:hAnsiTheme="minorBidi" w:cstheme="minorBidi"/>
-          <w:bCs/>
-          <w:sz w:val="18"/>
-          <w:szCs w:val="18"/>
-        </w:rPr>
-        <w:t xml:space="preserve"> 513 INT. 205 CENTRO HISTÓRICO (SEGUNDO PISO), DISTRITO Y PROVINCIA DE TRUJILLO, DEPARTAMENTO DE LA LIBERTAD, SEGUN FACULTADES INSCRITAS EN LA PARTIDA REGISTRAL 11581807 DEL REGISTRO DE PERSONAS JURIDICAS DE LA ZONA REGISTRAL </w:t>
-      </w:r>
-      <w:proofErr w:type="spellStart"/>
-      <w:r>
-        <w:rPr>
-          <w:rFonts w:asciiTheme="minorBidi" w:eastAsia="Calibri" w:hAnsiTheme="minorBidi" w:cstheme="minorBidi"/>
-          <w:bCs/>
-          <w:sz w:val="18"/>
-          <w:szCs w:val="18"/>
-        </w:rPr>
-        <w:t>N°</w:t>
-      </w:r>
-      <w:proofErr w:type="spellEnd"/>
-      <w:r>
-        <w:rPr>
-          <w:rFonts w:asciiTheme="minorBidi" w:eastAsia="Calibri" w:hAnsiTheme="minorBidi" w:cstheme="minorBidi"/>
-          <w:bCs/>
-          <w:sz w:val="18"/>
-          <w:szCs w:val="18"/>
-        </w:rPr>
-        <w:t xml:space="preserve"> V - SEDE TRUJILLO, OFICINA REGISTRAL DE TRUJILLO</w:t>
+        <w:t>CON REGISTRO ÚNICO DE CONTRIBUYENTE NUMERO 20613736825, CON DOMICILIO EN EL JR. AYACUCHO N° 513 INT. 205 CENTRO HISTÓRICO (SEGUNDO PISO), DISTRITO Y PROVINCIA DE TRUJILLO, DEPARTAMENTO DE LA LIBERTAD, SEGUN FACULTADES INSCRITAS EN LA PARTIDA REGISTRAL 11581807 DEL REGISTRO DE PERSONAS JURIDICAS DE LA ZONA REGISTRAL N° V - SEDE TRUJILLO, OFICINA REGISTRAL DE TRUJILLO</w:t>
       </w:r>
       <w:r>
         <w:rPr>
@@ -386,7 +346,7 @@
           <w:sz w:val="18"/>
           <w:szCs w:val="18"/>
         </w:rPr>
-        <w:t>», «UBIGEO»</w:t>
+        <w:t>»</w:t>
       </w:r>
       <w:r>
         <w:rPr>
@@ -468,7 +428,7 @@
           <w:sz w:val="18"/>
           <w:szCs w:val="18"/>
         </w:rPr>
-        <w:t>», «UBIGEO2»</w:t>
+        <w:t>»</w:t>
       </w:r>
       <w:r>
         <w:rPr>
@@ -508,7 +468,6 @@
           <w:szCs w:val="18"/>
         </w:rPr>
       </w:pPr>
-      <w:proofErr w:type="gramStart"/>
       <w:r>
         <w:rPr>
           <w:rFonts w:asciiTheme="minorBidi" w:hAnsiTheme="minorBidi" w:cstheme="minorBidi"/>
@@ -517,18 +476,7 @@
           <w:szCs w:val="18"/>
           <w:u w:val="single"/>
         </w:rPr>
-        <w:t>PRIMERA.-</w:t>
-      </w:r>
-      <w:proofErr w:type="gramEnd"/>
-      <w:r>
-        <w:rPr>
-          <w:rFonts w:asciiTheme="minorBidi" w:hAnsiTheme="minorBidi" w:cstheme="minorBidi"/>
-          <w:b/>
-          <w:sz w:val="18"/>
-          <w:szCs w:val="18"/>
-          <w:u w:val="single"/>
-        </w:rPr>
-        <w:t xml:space="preserve"> ANTECEDENTES </w:t>
+        <w:t xml:space="preserve">PRIMERA.- ANTECEDENTES </w:t>
       </w:r>
     </w:p>
     <w:p>
@@ -625,27 +573,7 @@
           <w:sz w:val="18"/>
           <w:szCs w:val="18"/>
         </w:rPr>
-        <w:t xml:space="preserve">PARTIDA ELECTRONICA </w:t>
-      </w:r>
-      <w:proofErr w:type="spellStart"/>
-      <w:r>
-        <w:rPr>
-          <w:rFonts w:asciiTheme="minorBidi" w:hAnsiTheme="minorBidi" w:cstheme="minorBidi"/>
-          <w:b/>
-          <w:sz w:val="18"/>
-          <w:szCs w:val="18"/>
-        </w:rPr>
-        <w:t>Nº</w:t>
-      </w:r>
-      <w:proofErr w:type="spellEnd"/>
-      <w:r>
-        <w:rPr>
-          <w:rFonts w:asciiTheme="minorBidi" w:hAnsiTheme="minorBidi" w:cstheme="minorBidi"/>
-          <w:b/>
-          <w:sz w:val="18"/>
-          <w:szCs w:val="18"/>
-        </w:rPr>
-        <w:t xml:space="preserve"> «</w:t>
+        <w:t>PARTIDA ELECTRONICA Nº «</w:t>
       </w:r>
       <w:r>
         <w:rPr>
@@ -688,25 +616,7 @@
           <w:sz w:val="18"/>
           <w:szCs w:val="18"/>
         </w:rPr>
-        <w:t xml:space="preserve">DEL REGISTRO DE PREDIOS DE LA ZONA REGISTRAL </w:t>
-      </w:r>
-      <w:proofErr w:type="spellStart"/>
-      <w:r>
-        <w:rPr>
-          <w:rFonts w:asciiTheme="minorBidi" w:hAnsiTheme="minorBidi" w:cstheme="minorBidi"/>
-          <w:sz w:val="18"/>
-          <w:szCs w:val="18"/>
-        </w:rPr>
-        <w:t>Nº</w:t>
-      </w:r>
-      <w:proofErr w:type="spellEnd"/>
-      <w:r>
-        <w:rPr>
-          <w:rFonts w:asciiTheme="minorBidi" w:hAnsiTheme="minorBidi" w:cstheme="minorBidi"/>
-          <w:sz w:val="18"/>
-          <w:szCs w:val="18"/>
-        </w:rPr>
-        <w:t xml:space="preserve"> V – SEDE TRUJILLO, OFICINA REGISTRAL DE TRUJILLO</w:t>
+        <w:t>DEL REGISTRO DE PREDIOS DE LA ZONA REGISTRAL Nº V – SEDE TRUJILLO, OFICINA REGISTRAL DE TRUJILLO</w:t>
       </w:r>
       <w:r>
         <w:rPr>
@@ -1080,7 +990,6 @@
           <w:szCs w:val="18"/>
         </w:rPr>
       </w:pPr>
-      <w:proofErr w:type="gramStart"/>
       <w:r>
         <w:rPr>
           <w:rFonts w:ascii="Arial" w:hAnsi="Arial" w:cs="Arial"/>
@@ -1090,19 +999,7 @@
           <w:szCs w:val="18"/>
           <w:lang w:eastAsia="en-US"/>
         </w:rPr>
-        <w:t>SEGUNDA.-</w:t>
-      </w:r>
-      <w:proofErr w:type="gramEnd"/>
-      <w:r>
-        <w:rPr>
-          <w:rFonts w:ascii="Arial" w:hAnsi="Arial" w:cs="Arial"/>
-          <w:b/>
-          <w:bCs/>
-          <w:sz w:val="18"/>
-          <w:szCs w:val="18"/>
-          <w:lang w:eastAsia="en-US"/>
-        </w:rPr>
-        <w:t xml:space="preserve"> </w:t>
+        <w:t xml:space="preserve">SEGUNDA.- </w:t>
       </w:r>
       <w:r>
         <w:rPr>
@@ -1168,7 +1065,6 @@
           <w:szCs w:val="18"/>
         </w:rPr>
       </w:pPr>
-      <w:proofErr w:type="gramStart"/>
       <w:r>
         <w:rPr>
           <w:rFonts w:asciiTheme="minorBidi" w:hAnsiTheme="minorBidi" w:cstheme="minorBidi"/>
@@ -1185,16 +1081,7 @@
           <w:sz w:val="18"/>
           <w:szCs w:val="18"/>
         </w:rPr>
-        <w:t>.-</w:t>
-      </w:r>
-      <w:proofErr w:type="gramEnd"/>
-      <w:r>
-        <w:rPr>
-          <w:rFonts w:asciiTheme="minorBidi" w:hAnsiTheme="minorBidi" w:cstheme="minorBidi"/>
-          <w:sz w:val="18"/>
-          <w:szCs w:val="18"/>
-        </w:rPr>
-        <w:t xml:space="preserve"> IMPORTE DE VENTA Y FORMA DE PAGO: </w:t>
+        <w:t xml:space="preserve">.- IMPORTE DE VENTA Y FORMA DE PAGO: </w:t>
       </w:r>
     </w:p>
     <w:p>
@@ -1351,27 +1238,7 @@
           <w:sz w:val="18"/>
           <w:szCs w:val="18"/>
         </w:rPr>
-        <w:t>S</w:t>
-      </w:r>
-      <w:proofErr w:type="gramStart"/>
-      <w:r>
-        <w:rPr>
-          <w:rFonts w:asciiTheme="minorBidi" w:hAnsiTheme="minorBidi" w:cstheme="minorBidi"/>
-          <w:b/>
-          <w:sz w:val="18"/>
-          <w:szCs w:val="18"/>
-        </w:rPr>
-        <w:t>/«</w:t>
-      </w:r>
-      <w:proofErr w:type="gramEnd"/>
-      <w:r>
-        <w:rPr>
-          <w:rFonts w:asciiTheme="minorBidi" w:hAnsiTheme="minorBidi" w:cstheme="minorBidi"/>
-          <w:b/>
-          <w:sz w:val="18"/>
-          <w:szCs w:val="18"/>
-        </w:rPr>
-        <w:t>PRECIO»</w:t>
+        <w:t>S/«PRECIO»</w:t>
       </w:r>
       <w:r>
         <w:rPr>
@@ -1507,7 +1374,6 @@
           <w:szCs w:val="18"/>
         </w:rPr>
       </w:pPr>
-      <w:proofErr w:type="gramStart"/>
       <w:r>
         <w:rPr>
           <w:rFonts w:asciiTheme="minorBidi" w:hAnsiTheme="minorBidi" w:cstheme="minorBidi"/>
@@ -1524,16 +1390,7 @@
           <w:sz w:val="18"/>
           <w:szCs w:val="18"/>
         </w:rPr>
-        <w:t>.-</w:t>
-      </w:r>
-      <w:proofErr w:type="gramEnd"/>
-      <w:r>
-        <w:rPr>
-          <w:rFonts w:asciiTheme="minorBidi" w:hAnsiTheme="minorBidi" w:cstheme="minorBidi"/>
-          <w:sz w:val="18"/>
-          <w:szCs w:val="18"/>
-        </w:rPr>
-        <w:t xml:space="preserve"> AMBAS PARTES ACUERDAN LO SIGUIENTE</w:t>
+        <w:t>.- AMBAS PARTES ACUERDAN LO SIGUIENTE</w:t>
       </w:r>
       <w:r>
         <w:rPr>
@@ -1810,7 +1667,6 @@
           <w:szCs w:val="18"/>
         </w:rPr>
       </w:pPr>
-      <w:proofErr w:type="gramStart"/>
       <w:r>
         <w:rPr>
           <w:rFonts w:asciiTheme="minorBidi" w:hAnsiTheme="minorBidi" w:cstheme="minorBidi"/>
@@ -1828,16 +1684,7 @@
           <w:sz w:val="18"/>
           <w:szCs w:val="18"/>
         </w:rPr>
-        <w:t>.-</w:t>
-      </w:r>
-      <w:proofErr w:type="gramEnd"/>
-      <w:r>
-        <w:rPr>
-          <w:rFonts w:asciiTheme="minorBidi" w:hAnsiTheme="minorBidi" w:cstheme="minorBidi"/>
-          <w:sz w:val="18"/>
-          <w:szCs w:val="18"/>
-        </w:rPr>
-        <w:t xml:space="preserve"> </w:t>
+        <w:t xml:space="preserve">.- </w:t>
       </w:r>
       <w:r>
         <w:rPr>
@@ -1869,7 +1716,6 @@
           <w:szCs w:val="18"/>
         </w:rPr>
       </w:pPr>
-      <w:proofErr w:type="gramStart"/>
       <w:r>
         <w:rPr>
           <w:rFonts w:asciiTheme="minorBidi" w:hAnsiTheme="minorBidi" w:cstheme="minorBidi"/>
@@ -1886,16 +1732,7 @@
           <w:sz w:val="18"/>
           <w:szCs w:val="18"/>
         </w:rPr>
-        <w:t>.-</w:t>
-      </w:r>
-      <w:proofErr w:type="gramEnd"/>
-      <w:r>
-        <w:rPr>
-          <w:rFonts w:asciiTheme="minorBidi" w:hAnsiTheme="minorBidi" w:cstheme="minorBidi"/>
-          <w:sz w:val="18"/>
-          <w:szCs w:val="18"/>
-        </w:rPr>
-        <w:t xml:space="preserve"> DE LA ENTREGA DE LOS INMUEBLES Y LA INDEPENDIZACION: </w:t>
+        <w:t xml:space="preserve">.- DE LA ENTREGA DE LOS INMUEBLES Y LA INDEPENDIZACION: </w:t>
       </w:r>
     </w:p>
     <w:p>
@@ -2031,7 +1868,6 @@
           <w:szCs w:val="18"/>
         </w:rPr>
       </w:pPr>
-      <w:proofErr w:type="gramStart"/>
       <w:r>
         <w:rPr>
           <w:rFonts w:asciiTheme="minorBidi" w:hAnsiTheme="minorBidi" w:cstheme="minorBidi"/>
@@ -2050,7 +1886,6 @@
         </w:rPr>
         <w:t>.-</w:t>
       </w:r>
-      <w:proofErr w:type="gramEnd"/>
       <w:r>
         <w:rPr>
           <w:rFonts w:asciiTheme="minorBidi" w:hAnsiTheme="minorBidi" w:cstheme="minorBidi"/>
@@ -2115,7 +1950,6 @@
           <w:szCs w:val="18"/>
         </w:rPr>
       </w:pPr>
-      <w:proofErr w:type="gramStart"/>
       <w:r>
         <w:rPr>
           <w:rFonts w:asciiTheme="minorBidi" w:hAnsiTheme="minorBidi" w:cstheme="minorBidi"/>
@@ -2134,7 +1968,6 @@
         </w:rPr>
         <w:t>.-</w:t>
       </w:r>
-      <w:proofErr w:type="gramEnd"/>
       <w:r>
         <w:rPr>
           <w:rFonts w:asciiTheme="minorBidi" w:hAnsiTheme="minorBidi" w:cstheme="minorBidi"/>
@@ -2243,7 +2076,6 @@
           <w:szCs w:val="18"/>
         </w:rPr>
       </w:pPr>
-      <w:proofErr w:type="gramStart"/>
       <w:r>
         <w:rPr>
           <w:rFonts w:asciiTheme="minorBidi" w:hAnsiTheme="minorBidi" w:cstheme="minorBidi"/>
@@ -2260,16 +2092,7 @@
           <w:sz w:val="18"/>
           <w:szCs w:val="18"/>
         </w:rPr>
-        <w:t>.-</w:t>
-      </w:r>
-      <w:proofErr w:type="gramEnd"/>
-      <w:r>
-        <w:rPr>
-          <w:rFonts w:asciiTheme="minorBidi" w:hAnsiTheme="minorBidi" w:cstheme="minorBidi"/>
-          <w:sz w:val="18"/>
-          <w:szCs w:val="18"/>
-        </w:rPr>
-        <w:t xml:space="preserve"> EQUIVALENCIA ENTRE EL PRECIO Y EL BIEN MATERIA DE VENTA: </w:t>
+        <w:t xml:space="preserve">.- EQUIVALENCIA ENTRE EL PRECIO Y EL BIEN MATERIA DE VENTA: </w:t>
       </w:r>
     </w:p>
     <w:p>
@@ -2343,7 +2166,6 @@
           <w:szCs w:val="18"/>
         </w:rPr>
       </w:pPr>
-      <w:proofErr w:type="gramStart"/>
       <w:r>
         <w:rPr>
           <w:rFonts w:asciiTheme="minorBidi" w:hAnsiTheme="minorBidi" w:cstheme="minorBidi"/>
@@ -2360,16 +2182,7 @@
           <w:sz w:val="18"/>
           <w:szCs w:val="18"/>
         </w:rPr>
-        <w:t>.-</w:t>
-      </w:r>
-      <w:proofErr w:type="gramEnd"/>
-      <w:r>
-        <w:rPr>
-          <w:rFonts w:asciiTheme="minorBidi" w:hAnsiTheme="minorBidi" w:cstheme="minorBidi"/>
-          <w:sz w:val="18"/>
-          <w:szCs w:val="18"/>
-        </w:rPr>
-        <w:t xml:space="preserve"> DECLARACION DE LAS PARTES:</w:t>
+        <w:t>.- DECLARACION DE LAS PARTES:</w:t>
       </w:r>
       <w:r>
         <w:rPr>
@@ -2736,35 +2549,15 @@
           <w:sz w:val="18"/>
           <w:szCs w:val="18"/>
         </w:rPr>
-        <w:t xml:space="preserve">DECIMA </w:t>
-      </w:r>
-      <w:proofErr w:type="gramStart"/>
-      <w:r>
-        <w:rPr>
-          <w:rFonts w:asciiTheme="minorBidi" w:hAnsiTheme="minorBidi" w:cstheme="minorBidi"/>
-          <w:b/>
-          <w:bCs/>
-          <w:sz w:val="18"/>
-          <w:szCs w:val="18"/>
-        </w:rPr>
-        <w:t>PRIMERA</w:t>
-      </w:r>
-      <w:r>
-        <w:rPr>
-          <w:rFonts w:asciiTheme="minorBidi" w:hAnsiTheme="minorBidi" w:cstheme="minorBidi"/>
-          <w:sz w:val="18"/>
-          <w:szCs w:val="18"/>
-        </w:rPr>
-        <w:t>.-</w:t>
-      </w:r>
-      <w:proofErr w:type="gramEnd"/>
-      <w:r>
-        <w:rPr>
-          <w:rFonts w:asciiTheme="minorBidi" w:hAnsiTheme="minorBidi" w:cstheme="minorBidi"/>
-          <w:sz w:val="18"/>
-          <w:szCs w:val="18"/>
-        </w:rPr>
-        <w:t xml:space="preserve"> LOS GASTOS NOTARIALES, REGISTRALES QUE ORIGINE EL PERFECCIONAMIENTO DE ESTE CONTRATO, SERÁN DE CUENTA EXCLUSIVA DE </w:t>
+        <w:t>DECIMA PRIMERA</w:t>
+      </w:r>
+      <w:r>
+        <w:rPr>
+          <w:rFonts w:asciiTheme="minorBidi" w:hAnsiTheme="minorBidi" w:cstheme="minorBidi"/>
+          <w:sz w:val="18"/>
+          <w:szCs w:val="18"/>
+        </w:rPr>
+        <w:t xml:space="preserve">.- LOS GASTOS NOTARIALES, REGISTRALES QUE ORIGINE EL PERFECCIONAMIENTO DE ESTE CONTRATO, SERÁN DE CUENTA EXCLUSIVA DE </w:t>
       </w:r>
       <w:r>
         <w:rPr>
@@ -2813,35 +2606,15 @@
           <w:sz w:val="18"/>
           <w:szCs w:val="18"/>
         </w:rPr>
-        <w:t xml:space="preserve">A </w:t>
-      </w:r>
-      <w:proofErr w:type="gramStart"/>
-      <w:r>
-        <w:rPr>
-          <w:rFonts w:asciiTheme="minorBidi" w:hAnsiTheme="minorBidi" w:cstheme="minorBidi"/>
-          <w:b/>
-          <w:bCs/>
-          <w:sz w:val="18"/>
-          <w:szCs w:val="18"/>
-        </w:rPr>
-        <w:t>SEGUNDA</w:t>
-      </w:r>
-      <w:r>
-        <w:rPr>
-          <w:rFonts w:asciiTheme="minorBidi" w:hAnsiTheme="minorBidi" w:cstheme="minorBidi"/>
-          <w:sz w:val="18"/>
-          <w:szCs w:val="18"/>
-        </w:rPr>
-        <w:t>.-</w:t>
-      </w:r>
-      <w:proofErr w:type="gramEnd"/>
-      <w:r>
-        <w:rPr>
-          <w:rFonts w:asciiTheme="minorBidi" w:hAnsiTheme="minorBidi" w:cstheme="minorBidi"/>
-          <w:sz w:val="18"/>
-          <w:szCs w:val="18"/>
-        </w:rPr>
-        <w:t xml:space="preserve"> </w:t>
+        <w:t>A SEGUNDA</w:t>
+      </w:r>
+      <w:r>
+        <w:rPr>
+          <w:rFonts w:asciiTheme="minorBidi" w:hAnsiTheme="minorBidi" w:cstheme="minorBidi"/>
+          <w:sz w:val="18"/>
+          <w:szCs w:val="18"/>
+        </w:rPr>
+        <w:t xml:space="preserve">.- </w:t>
       </w:r>
       <w:r>
         <w:rPr>
@@ -2897,7 +2670,6 @@
         </w:rPr>
         <w:t xml:space="preserve">DECIMO </w:t>
       </w:r>
-      <w:proofErr w:type="gramStart"/>
       <w:r>
         <w:rPr>
           <w:rFonts w:asciiTheme="minorBidi" w:hAnsiTheme="minorBidi" w:cstheme="minorBidi"/>
@@ -2914,16 +2686,7 @@
           <w:sz w:val="18"/>
           <w:szCs w:val="18"/>
         </w:rPr>
-        <w:t>.-</w:t>
-      </w:r>
-      <w:proofErr w:type="gramEnd"/>
-      <w:r>
-        <w:rPr>
-          <w:rFonts w:asciiTheme="minorBidi" w:hAnsiTheme="minorBidi" w:cstheme="minorBidi"/>
-          <w:sz w:val="18"/>
-          <w:szCs w:val="18"/>
-        </w:rPr>
-        <w:t xml:space="preserve"> AMBAS PARTES CONTRATANTES DEBIDAMENTE ENTERADAS DE LAS CLÁUSULAS Y ESTIPULACIONES DEL PRESENTE CONTRATO LO ACEPTAN EN TODAS Y CADA UNA DE SUS PARTES OBLIGÁNDOSE A SU FIEL Y ESTRICTO CUMPLIMIENTO, SUSCRIBIENDO EL PRESENTE</w:t>
+        <w:t>.- AMBAS PARTES CONTRATANTES DEBIDAMENTE ENTERADAS DE LAS CLÁUSULAS Y ESTIPULACIONES DEL PRESENTE CONTRATO LO ACEPTAN EN TODAS Y CADA UNA DE SUS PARTES OBLIGÁNDOSE A SU FIEL Y ESTRICTO CUMPLIMIENTO, SUSCRIBIENDO EL PRESENTE</w:t>
       </w:r>
       <w:r>
         <w:rPr>

--- a/app/templates/sol_luna/AZUL.docx
+++ b/app/templates/sol_luna/AZUL.docx
@@ -336,7 +336,7 @@
           <w:sz w:val="18"/>
           <w:szCs w:val="18"/>
         </w:rPr>
-        <w:t>; DE ESTADO CIVIL: «ESTADO_CIVIL»; DE PROFESION U OCUPACION: «OCUPACION»; CON DOMICILIO EN «DIRECCION</w:t>
+        <w:t xml:space="preserve">; DE ESTADO CIVIL: «ESTADO_CIVIL»; DE PROFESION U OCUPACION: «OCUPACION»; CON DOMICILIO EN </w:t>
       </w:r>
       <w:r>
         <w:rPr>
@@ -346,6 +346,49 @@
           <w:sz w:val="18"/>
           <w:szCs w:val="18"/>
         </w:rPr>
+        <w:t>«DIRECCION», «UBIGEO»</w:t>
+      </w:r>
+      <w:r>
+        <w:rPr>
+          <w:rFonts w:ascii="Arial" w:hAnsi="Arial" w:cs="Arial"/>
+          <w:bCs/>
+          <w:color w:val="000000"/>
+          <w:sz w:val="18"/>
+          <w:szCs w:val="18"/>
+        </w:rPr>
+        <w:t xml:space="preserve"> Y </w:t>
+      </w:r>
+      <w:r>
+        <w:rPr>
+          <w:rFonts w:ascii="Arial" w:hAnsi="Arial" w:cs="Arial"/>
+          <w:b/>
+          <w:bCs/>
+          <w:sz w:val="18"/>
+          <w:szCs w:val="18"/>
+          <w:lang w:val="es-ES_tradnl"/>
+        </w:rPr>
+        <w:t>«</w:t>
+      </w:r>
+      <w:r>
+        <w:rPr>
+          <w:rFonts w:ascii="Arial" w:hAnsi="Arial" w:cs="Arial"/>
+          <w:b/>
+          <w:bCs/>
+          <w:sz w:val="18"/>
+          <w:szCs w:val="18"/>
+          <w:lang w:val="es-ES_tradnl"/>
+        </w:rPr>
+        <w:t>COPROP</w:t>
+      </w:r>
+      <w:r>
+        <w:rPr>
+          <w:rFonts w:ascii="Arial" w:hAnsi="Arial" w:cs="Arial"/>
+          <w:b/>
+          <w:bCs/>
+          <w:sz w:val="18"/>
+          <w:szCs w:val="18"/>
+          <w:lang w:val="es-ES_tradnl"/>
+        </w:rPr>
         <w:t>»</w:t>
       </w:r>
       <w:r>
@@ -356,79 +399,36 @@
           <w:sz w:val="18"/>
           <w:szCs w:val="18"/>
         </w:rPr>
-        <w:t xml:space="preserve"> Y </w:t>
+        <w:t xml:space="preserve">, QUIEN ME MANIFESTO SER DE NACIONALIDAD: PERUANA; «IDENT2» CON DOCUMENTO NACIONAL DE IDENTIDAD NUMERO: </w:t>
       </w:r>
       <w:r>
         <w:rPr>
           <w:rFonts w:ascii="Arial" w:hAnsi="Arial" w:cs="Arial"/>
-          <w:b/>
-          <w:bCs/>
           <w:sz w:val="18"/>
           <w:szCs w:val="18"/>
           <w:lang w:val="es-ES_tradnl"/>
         </w:rPr>
-        <w:t>«</w:t>
+        <w:t>«DNI2»</w:t>
       </w:r>
       <w:r>
         <w:rPr>
           <w:rFonts w:ascii="Arial" w:hAnsi="Arial" w:cs="Arial"/>
-          <w:b/>
-          <w:bCs/>
-          <w:sz w:val="18"/>
-          <w:szCs w:val="18"/>
-          <w:lang w:val="es-ES_tradnl"/>
-        </w:rPr>
-        <w:t>COPROP</w:t>
+          <w:bCs/>
+          <w:color w:val="000000"/>
+          <w:sz w:val="18"/>
+          <w:szCs w:val="18"/>
+        </w:rPr>
+        <w:t xml:space="preserve">; DE ESTADO CIVIL: «ESTADO_CIVIL2»; DE PROFESION U OCUPACION: «OCUPACION2»; CON DOMICILIO EN </w:t>
       </w:r>
       <w:r>
         <w:rPr>
           <w:rFonts w:ascii="Arial" w:hAnsi="Arial" w:cs="Arial"/>
-          <w:b/>
-          <w:bCs/>
-          <w:sz w:val="18"/>
-          <w:szCs w:val="18"/>
-          <w:lang w:val="es-ES_tradnl"/>
-        </w:rPr>
-        <w:t>»</w:t>
-      </w:r>
-      <w:r>
-        <w:rPr>
-          <w:rFonts w:ascii="Arial" w:hAnsi="Arial" w:cs="Arial"/>
           <w:bCs/>
           <w:color w:val="000000"/>
           <w:sz w:val="18"/>
           <w:szCs w:val="18"/>
         </w:rPr>
-        <w:t xml:space="preserve">, QUIEN ME MANIFESTO SER DE NACIONALIDAD: PERUANA; «IDENT2» CON DOCUMENTO NACIONAL DE IDENTIDAD NUMERO: </w:t>
-      </w:r>
-      <w:r>
-        <w:rPr>
-          <w:rFonts w:ascii="Arial" w:hAnsi="Arial" w:cs="Arial"/>
-          <w:sz w:val="18"/>
-          <w:szCs w:val="18"/>
-          <w:lang w:val="es-ES_tradnl"/>
-        </w:rPr>
-        <w:t>«DNI2»</w:t>
-      </w:r>
-      <w:r>
-        <w:rPr>
-          <w:rFonts w:ascii="Arial" w:hAnsi="Arial" w:cs="Arial"/>
-          <w:bCs/>
-          <w:color w:val="000000"/>
-          <w:sz w:val="18"/>
-          <w:szCs w:val="18"/>
-        </w:rPr>
-        <w:t>; DE ESTADO CIVIL: «ESTADO_CIVIL2»; DE PROFESION U OCUPACION: «OCUPACION2»; CON DOMICILIO EN «DIRECCION2</w:t>
-      </w:r>
-      <w:r>
-        <w:rPr>
-          <w:rFonts w:ascii="Arial" w:hAnsi="Arial" w:cs="Arial"/>
-          <w:bCs/>
-          <w:color w:val="000000"/>
-          <w:sz w:val="18"/>
-          <w:szCs w:val="18"/>
-        </w:rPr>
-        <w:t>»</w:t>
+        <w:t>«DIRECCION2», «UBIGEO2»</w:t>
       </w:r>
       <w:r>
         <w:rPr>

--- a/app/templates/sol_luna/AZUL.docx
+++ b/app/templates/sol_luna/AZUL.docx
@@ -239,7 +239,47 @@
           <w:sz w:val="18"/>
           <w:szCs w:val="18"/>
         </w:rPr>
-        <w:t>CON REGISTRO ÚNICO DE CONTRIBUYENTE NUMERO 20613736825, CON DOMICILIO EN EL JR. AYACUCHO N° 513 INT. 205 CENTRO HISTÓRICO (SEGUNDO PISO), DISTRITO Y PROVINCIA DE TRUJILLO, DEPARTAMENTO DE LA LIBERTAD, SEGUN FACULTADES INSCRITAS EN LA PARTIDA REGISTRAL 11581807 DEL REGISTRO DE PERSONAS JURIDICAS DE LA ZONA REGISTRAL N° V - SEDE TRUJILLO, OFICINA REGISTRAL DE TRUJILLO</w:t>
+        <w:t xml:space="preserve">CON REGISTRO ÚNICO DE CONTRIBUYENTE NUMERO 20613736825, CON DOMICILIO EN EL JR. AYACUCHO </w:t>
+      </w:r>
+      <w:proofErr w:type="spellStart"/>
+      <w:r>
+        <w:rPr>
+          <w:rFonts w:asciiTheme="minorBidi" w:eastAsia="Calibri" w:hAnsiTheme="minorBidi" w:cstheme="minorBidi"/>
+          <w:bCs/>
+          <w:sz w:val="18"/>
+          <w:szCs w:val="18"/>
+        </w:rPr>
+        <w:t>N°</w:t>
+      </w:r>
+      <w:proofErr w:type="spellEnd"/>
+      <w:r>
+        <w:rPr>
+          <w:rFonts w:asciiTheme="minorBidi" w:eastAsia="Calibri" w:hAnsiTheme="minorBidi" w:cstheme="minorBidi"/>
+          <w:bCs/>
+          <w:sz w:val="18"/>
+          <w:szCs w:val="18"/>
+        </w:rPr>
+        <w:t xml:space="preserve"> 513 INT. 205 CENTRO HISTÓRICO (SEGUNDO PISO), DISTRITO Y PROVINCIA DE TRUJILLO, DEPARTAMENTO DE LA LIBERTAD, SEGUN FACULTADES INSCRITAS EN LA PARTIDA REGISTRAL 11581807 DEL REGISTRO DE PERSONAS JURIDICAS DE LA ZONA REGISTRAL </w:t>
+      </w:r>
+      <w:proofErr w:type="spellStart"/>
+      <w:r>
+        <w:rPr>
+          <w:rFonts w:asciiTheme="minorBidi" w:eastAsia="Calibri" w:hAnsiTheme="minorBidi" w:cstheme="minorBidi"/>
+          <w:bCs/>
+          <w:sz w:val="18"/>
+          <w:szCs w:val="18"/>
+        </w:rPr>
+        <w:t>N°</w:t>
+      </w:r>
+      <w:proofErr w:type="spellEnd"/>
+      <w:r>
+        <w:rPr>
+          <w:rFonts w:asciiTheme="minorBidi" w:eastAsia="Calibri" w:hAnsiTheme="minorBidi" w:cstheme="minorBidi"/>
+          <w:bCs/>
+          <w:sz w:val="18"/>
+          <w:szCs w:val="18"/>
+        </w:rPr>
+        <w:t xml:space="preserve"> V - SEDE TRUJILLO, OFICINA REGISTRAL DE TRUJILLO</w:t>
       </w:r>
       <w:r>
         <w:rPr>
@@ -468,6 +508,7 @@
           <w:szCs w:val="18"/>
         </w:rPr>
       </w:pPr>
+      <w:proofErr w:type="gramStart"/>
       <w:r>
         <w:rPr>
           <w:rFonts w:asciiTheme="minorBidi" w:hAnsiTheme="minorBidi" w:cstheme="minorBidi"/>
@@ -476,7 +517,18 @@
           <w:szCs w:val="18"/>
           <w:u w:val="single"/>
         </w:rPr>
-        <w:t xml:space="preserve">PRIMERA.- ANTECEDENTES </w:t>
+        <w:t>PRIMERA.-</w:t>
+      </w:r>
+      <w:proofErr w:type="gramEnd"/>
+      <w:r>
+        <w:rPr>
+          <w:rFonts w:asciiTheme="minorBidi" w:hAnsiTheme="minorBidi" w:cstheme="minorBidi"/>
+          <w:b/>
+          <w:sz w:val="18"/>
+          <w:szCs w:val="18"/>
+          <w:u w:val="single"/>
+        </w:rPr>
+        <w:t xml:space="preserve"> ANTECEDENTES </w:t>
       </w:r>
     </w:p>
     <w:p>
@@ -573,7 +625,27 @@
           <w:sz w:val="18"/>
           <w:szCs w:val="18"/>
         </w:rPr>
-        <w:t>PARTIDA ELECTRONICA Nº «</w:t>
+        <w:t xml:space="preserve">PARTIDA ELECTRONICA </w:t>
+      </w:r>
+      <w:proofErr w:type="spellStart"/>
+      <w:r>
+        <w:rPr>
+          <w:rFonts w:asciiTheme="minorBidi" w:hAnsiTheme="minorBidi" w:cstheme="minorBidi"/>
+          <w:b/>
+          <w:sz w:val="18"/>
+          <w:szCs w:val="18"/>
+        </w:rPr>
+        <w:t>Nº</w:t>
+      </w:r>
+      <w:proofErr w:type="spellEnd"/>
+      <w:r>
+        <w:rPr>
+          <w:rFonts w:asciiTheme="minorBidi" w:hAnsiTheme="minorBidi" w:cstheme="minorBidi"/>
+          <w:b/>
+          <w:sz w:val="18"/>
+          <w:szCs w:val="18"/>
+        </w:rPr>
+        <w:t xml:space="preserve"> «</w:t>
       </w:r>
       <w:r>
         <w:rPr>
@@ -616,7 +688,25 @@
           <w:sz w:val="18"/>
           <w:szCs w:val="18"/>
         </w:rPr>
-        <w:t>DEL REGISTRO DE PREDIOS DE LA ZONA REGISTRAL Nº V – SEDE TRUJILLO, OFICINA REGISTRAL DE TRUJILLO</w:t>
+        <w:t xml:space="preserve">DEL REGISTRO DE PREDIOS DE LA ZONA REGISTRAL </w:t>
+      </w:r>
+      <w:proofErr w:type="spellStart"/>
+      <w:r>
+        <w:rPr>
+          <w:rFonts w:asciiTheme="minorBidi" w:hAnsiTheme="minorBidi" w:cstheme="minorBidi"/>
+          <w:sz w:val="18"/>
+          <w:szCs w:val="18"/>
+        </w:rPr>
+        <w:t>Nº</w:t>
+      </w:r>
+      <w:proofErr w:type="spellEnd"/>
+      <w:r>
+        <w:rPr>
+          <w:rFonts w:asciiTheme="minorBidi" w:hAnsiTheme="minorBidi" w:cstheme="minorBidi"/>
+          <w:sz w:val="18"/>
+          <w:szCs w:val="18"/>
+        </w:rPr>
+        <w:t xml:space="preserve"> V – SEDE TRUJILLO, OFICINA REGISTRAL DE TRUJILLO</w:t>
       </w:r>
       <w:r>
         <w:rPr>
@@ -990,6 +1080,7 @@
           <w:szCs w:val="18"/>
         </w:rPr>
       </w:pPr>
+      <w:proofErr w:type="gramStart"/>
       <w:r>
         <w:rPr>
           <w:rFonts w:ascii="Arial" w:hAnsi="Arial" w:cs="Arial"/>
@@ -999,7 +1090,19 @@
           <w:szCs w:val="18"/>
           <w:lang w:eastAsia="en-US"/>
         </w:rPr>
-        <w:t xml:space="preserve">SEGUNDA.- </w:t>
+        <w:t>SEGUNDA.-</w:t>
+      </w:r>
+      <w:proofErr w:type="gramEnd"/>
+      <w:r>
+        <w:rPr>
+          <w:rFonts w:ascii="Arial" w:hAnsi="Arial" w:cs="Arial"/>
+          <w:b/>
+          <w:bCs/>
+          <w:sz w:val="18"/>
+          <w:szCs w:val="18"/>
+          <w:lang w:eastAsia="en-US"/>
+        </w:rPr>
+        <w:t xml:space="preserve"> </w:t>
       </w:r>
       <w:r>
         <w:rPr>
@@ -1065,6 +1168,7 @@
           <w:szCs w:val="18"/>
         </w:rPr>
       </w:pPr>
+      <w:proofErr w:type="gramStart"/>
       <w:r>
         <w:rPr>
           <w:rFonts w:asciiTheme="minorBidi" w:hAnsiTheme="minorBidi" w:cstheme="minorBidi"/>
@@ -1081,7 +1185,16 @@
           <w:sz w:val="18"/>
           <w:szCs w:val="18"/>
         </w:rPr>
-        <w:t xml:space="preserve">.- IMPORTE DE VENTA Y FORMA DE PAGO: </w:t>
+        <w:t>.-</w:t>
+      </w:r>
+      <w:proofErr w:type="gramEnd"/>
+      <w:r>
+        <w:rPr>
+          <w:rFonts w:asciiTheme="minorBidi" w:hAnsiTheme="minorBidi" w:cstheme="minorBidi"/>
+          <w:sz w:val="18"/>
+          <w:szCs w:val="18"/>
+        </w:rPr>
+        <w:t xml:space="preserve"> IMPORTE DE VENTA Y FORMA DE PAGO: </w:t>
       </w:r>
     </w:p>
     <w:p>
@@ -1238,7 +1351,27 @@
           <w:sz w:val="18"/>
           <w:szCs w:val="18"/>
         </w:rPr>
-        <w:t>S/«PRECIO»</w:t>
+        <w:t>S</w:t>
+      </w:r>
+      <w:proofErr w:type="gramStart"/>
+      <w:r>
+        <w:rPr>
+          <w:rFonts w:asciiTheme="minorBidi" w:hAnsiTheme="minorBidi" w:cstheme="minorBidi"/>
+          <w:b/>
+          <w:sz w:val="18"/>
+          <w:szCs w:val="18"/>
+        </w:rPr>
+        <w:t>/«</w:t>
+      </w:r>
+      <w:proofErr w:type="gramEnd"/>
+      <w:r>
+        <w:rPr>
+          <w:rFonts w:asciiTheme="minorBidi" w:hAnsiTheme="minorBidi" w:cstheme="minorBidi"/>
+          <w:b/>
+          <w:sz w:val="18"/>
+          <w:szCs w:val="18"/>
+        </w:rPr>
+        <w:t>PRECIO»</w:t>
       </w:r>
       <w:r>
         <w:rPr>
@@ -1374,6 +1507,7 @@
           <w:szCs w:val="18"/>
         </w:rPr>
       </w:pPr>
+      <w:proofErr w:type="gramStart"/>
       <w:r>
         <w:rPr>
           <w:rFonts w:asciiTheme="minorBidi" w:hAnsiTheme="minorBidi" w:cstheme="minorBidi"/>
@@ -1390,7 +1524,16 @@
           <w:sz w:val="18"/>
           <w:szCs w:val="18"/>
         </w:rPr>
-        <w:t>.- AMBAS PARTES ACUERDAN LO SIGUIENTE</w:t>
+        <w:t>.-</w:t>
+      </w:r>
+      <w:proofErr w:type="gramEnd"/>
+      <w:r>
+        <w:rPr>
+          <w:rFonts w:asciiTheme="minorBidi" w:hAnsiTheme="minorBidi" w:cstheme="minorBidi"/>
+          <w:sz w:val="18"/>
+          <w:szCs w:val="18"/>
+        </w:rPr>
+        <w:t xml:space="preserve"> AMBAS PARTES ACUERDAN LO SIGUIENTE</w:t>
       </w:r>
       <w:r>
         <w:rPr>
@@ -1667,6 +1810,7 @@
           <w:szCs w:val="18"/>
         </w:rPr>
       </w:pPr>
+      <w:proofErr w:type="gramStart"/>
       <w:r>
         <w:rPr>
           <w:rFonts w:asciiTheme="minorBidi" w:hAnsiTheme="minorBidi" w:cstheme="minorBidi"/>
@@ -1684,7 +1828,16 @@
           <w:sz w:val="18"/>
           <w:szCs w:val="18"/>
         </w:rPr>
-        <w:t xml:space="preserve">.- </w:t>
+        <w:t>.-</w:t>
+      </w:r>
+      <w:proofErr w:type="gramEnd"/>
+      <w:r>
+        <w:rPr>
+          <w:rFonts w:asciiTheme="minorBidi" w:hAnsiTheme="minorBidi" w:cstheme="minorBidi"/>
+          <w:sz w:val="18"/>
+          <w:szCs w:val="18"/>
+        </w:rPr>
+        <w:t xml:space="preserve"> </w:t>
       </w:r>
       <w:r>
         <w:rPr>
@@ -1716,6 +1869,7 @@
           <w:szCs w:val="18"/>
         </w:rPr>
       </w:pPr>
+      <w:proofErr w:type="gramStart"/>
       <w:r>
         <w:rPr>
           <w:rFonts w:asciiTheme="minorBidi" w:hAnsiTheme="minorBidi" w:cstheme="minorBidi"/>
@@ -1732,7 +1886,16 @@
           <w:sz w:val="18"/>
           <w:szCs w:val="18"/>
         </w:rPr>
-        <w:t xml:space="preserve">.- DE LA ENTREGA DE LOS INMUEBLES Y LA INDEPENDIZACION: </w:t>
+        <w:t>.-</w:t>
+      </w:r>
+      <w:proofErr w:type="gramEnd"/>
+      <w:r>
+        <w:rPr>
+          <w:rFonts w:asciiTheme="minorBidi" w:hAnsiTheme="minorBidi" w:cstheme="minorBidi"/>
+          <w:sz w:val="18"/>
+          <w:szCs w:val="18"/>
+        </w:rPr>
+        <w:t xml:space="preserve"> DE LA ENTREGA DE LOS INMUEBLES Y LA INDEPENDIZACION: </w:t>
       </w:r>
     </w:p>
     <w:p>
@@ -1868,6 +2031,7 @@
           <w:szCs w:val="18"/>
         </w:rPr>
       </w:pPr>
+      <w:proofErr w:type="gramStart"/>
       <w:r>
         <w:rPr>
           <w:rFonts w:asciiTheme="minorBidi" w:hAnsiTheme="minorBidi" w:cstheme="minorBidi"/>
@@ -1886,6 +2050,7 @@
         </w:rPr>
         <w:t>.-</w:t>
       </w:r>
+      <w:proofErr w:type="gramEnd"/>
       <w:r>
         <w:rPr>
           <w:rFonts w:asciiTheme="minorBidi" w:hAnsiTheme="minorBidi" w:cstheme="minorBidi"/>
@@ -1950,6 +2115,7 @@
           <w:szCs w:val="18"/>
         </w:rPr>
       </w:pPr>
+      <w:proofErr w:type="gramStart"/>
       <w:r>
         <w:rPr>
           <w:rFonts w:asciiTheme="minorBidi" w:hAnsiTheme="minorBidi" w:cstheme="minorBidi"/>
@@ -1968,6 +2134,7 @@
         </w:rPr>
         <w:t>.-</w:t>
       </w:r>
+      <w:proofErr w:type="gramEnd"/>
       <w:r>
         <w:rPr>
           <w:rFonts w:asciiTheme="minorBidi" w:hAnsiTheme="minorBidi" w:cstheme="minorBidi"/>
@@ -2076,6 +2243,7 @@
           <w:szCs w:val="18"/>
         </w:rPr>
       </w:pPr>
+      <w:proofErr w:type="gramStart"/>
       <w:r>
         <w:rPr>
           <w:rFonts w:asciiTheme="minorBidi" w:hAnsiTheme="minorBidi" w:cstheme="minorBidi"/>
@@ -2092,7 +2260,16 @@
           <w:sz w:val="18"/>
           <w:szCs w:val="18"/>
         </w:rPr>
-        <w:t xml:space="preserve">.- EQUIVALENCIA ENTRE EL PRECIO Y EL BIEN MATERIA DE VENTA: </w:t>
+        <w:t>.-</w:t>
+      </w:r>
+      <w:proofErr w:type="gramEnd"/>
+      <w:r>
+        <w:rPr>
+          <w:rFonts w:asciiTheme="minorBidi" w:hAnsiTheme="minorBidi" w:cstheme="minorBidi"/>
+          <w:sz w:val="18"/>
+          <w:szCs w:val="18"/>
+        </w:rPr>
+        <w:t xml:space="preserve"> EQUIVALENCIA ENTRE EL PRECIO Y EL BIEN MATERIA DE VENTA: </w:t>
       </w:r>
     </w:p>
     <w:p>
@@ -2166,6 +2343,7 @@
           <w:szCs w:val="18"/>
         </w:rPr>
       </w:pPr>
+      <w:proofErr w:type="gramStart"/>
       <w:r>
         <w:rPr>
           <w:rFonts w:asciiTheme="minorBidi" w:hAnsiTheme="minorBidi" w:cstheme="minorBidi"/>
@@ -2182,7 +2360,16 @@
           <w:sz w:val="18"/>
           <w:szCs w:val="18"/>
         </w:rPr>
-        <w:t>.- DECLARACION DE LAS PARTES:</w:t>
+        <w:t>.-</w:t>
+      </w:r>
+      <w:proofErr w:type="gramEnd"/>
+      <w:r>
+        <w:rPr>
+          <w:rFonts w:asciiTheme="minorBidi" w:hAnsiTheme="minorBidi" w:cstheme="minorBidi"/>
+          <w:sz w:val="18"/>
+          <w:szCs w:val="18"/>
+        </w:rPr>
+        <w:t xml:space="preserve"> DECLARACION DE LAS PARTES:</w:t>
       </w:r>
       <w:r>
         <w:rPr>
@@ -2549,15 +2736,35 @@
           <w:sz w:val="18"/>
           <w:szCs w:val="18"/>
         </w:rPr>
-        <w:t>DECIMA PRIMERA</w:t>
-      </w:r>
-      <w:r>
-        <w:rPr>
-          <w:rFonts w:asciiTheme="minorBidi" w:hAnsiTheme="minorBidi" w:cstheme="minorBidi"/>
-          <w:sz w:val="18"/>
-          <w:szCs w:val="18"/>
-        </w:rPr>
-        <w:t xml:space="preserve">.- LOS GASTOS NOTARIALES, REGISTRALES QUE ORIGINE EL PERFECCIONAMIENTO DE ESTE CONTRATO, SERÁN DE CUENTA EXCLUSIVA DE </w:t>
+        <w:t xml:space="preserve">DECIMA </w:t>
+      </w:r>
+      <w:proofErr w:type="gramStart"/>
+      <w:r>
+        <w:rPr>
+          <w:rFonts w:asciiTheme="minorBidi" w:hAnsiTheme="minorBidi" w:cstheme="minorBidi"/>
+          <w:b/>
+          <w:bCs/>
+          <w:sz w:val="18"/>
+          <w:szCs w:val="18"/>
+        </w:rPr>
+        <w:t>PRIMERA</w:t>
+      </w:r>
+      <w:r>
+        <w:rPr>
+          <w:rFonts w:asciiTheme="minorBidi" w:hAnsiTheme="minorBidi" w:cstheme="minorBidi"/>
+          <w:sz w:val="18"/>
+          <w:szCs w:val="18"/>
+        </w:rPr>
+        <w:t>.-</w:t>
+      </w:r>
+      <w:proofErr w:type="gramEnd"/>
+      <w:r>
+        <w:rPr>
+          <w:rFonts w:asciiTheme="minorBidi" w:hAnsiTheme="minorBidi" w:cstheme="minorBidi"/>
+          <w:sz w:val="18"/>
+          <w:szCs w:val="18"/>
+        </w:rPr>
+        <w:t xml:space="preserve"> LOS GASTOS NOTARIALES, REGISTRALES QUE ORIGINE EL PERFECCIONAMIENTO DE ESTE CONTRATO, SERÁN DE CUENTA EXCLUSIVA DE </w:t>
       </w:r>
       <w:r>
         <w:rPr>
@@ -2606,15 +2813,35 @@
           <w:sz w:val="18"/>
           <w:szCs w:val="18"/>
         </w:rPr>
-        <w:t>A SEGUNDA</w:t>
-      </w:r>
-      <w:r>
-        <w:rPr>
-          <w:rFonts w:asciiTheme="minorBidi" w:hAnsiTheme="minorBidi" w:cstheme="minorBidi"/>
-          <w:sz w:val="18"/>
-          <w:szCs w:val="18"/>
-        </w:rPr>
-        <w:t xml:space="preserve">.- </w:t>
+        <w:t xml:space="preserve">A </w:t>
+      </w:r>
+      <w:proofErr w:type="gramStart"/>
+      <w:r>
+        <w:rPr>
+          <w:rFonts w:asciiTheme="minorBidi" w:hAnsiTheme="minorBidi" w:cstheme="minorBidi"/>
+          <w:b/>
+          <w:bCs/>
+          <w:sz w:val="18"/>
+          <w:szCs w:val="18"/>
+        </w:rPr>
+        <w:t>SEGUNDA</w:t>
+      </w:r>
+      <w:r>
+        <w:rPr>
+          <w:rFonts w:asciiTheme="minorBidi" w:hAnsiTheme="minorBidi" w:cstheme="minorBidi"/>
+          <w:sz w:val="18"/>
+          <w:szCs w:val="18"/>
+        </w:rPr>
+        <w:t>.-</w:t>
+      </w:r>
+      <w:proofErr w:type="gramEnd"/>
+      <w:r>
+        <w:rPr>
+          <w:rFonts w:asciiTheme="minorBidi" w:hAnsiTheme="minorBidi" w:cstheme="minorBidi"/>
+          <w:sz w:val="18"/>
+          <w:szCs w:val="18"/>
+        </w:rPr>
+        <w:t xml:space="preserve"> </w:t>
       </w:r>
       <w:r>
         <w:rPr>
@@ -2670,6 +2897,7 @@
         </w:rPr>
         <w:t xml:space="preserve">DECIMO </w:t>
       </w:r>
+      <w:proofErr w:type="gramStart"/>
       <w:r>
         <w:rPr>
           <w:rFonts w:asciiTheme="minorBidi" w:hAnsiTheme="minorBidi" w:cstheme="minorBidi"/>
@@ -2686,7 +2914,16 @@
           <w:sz w:val="18"/>
           <w:szCs w:val="18"/>
         </w:rPr>
-        <w:t>.- AMBAS PARTES CONTRATANTES DEBIDAMENTE ENTERADAS DE LAS CLÁUSULAS Y ESTIPULACIONES DEL PRESENTE CONTRATO LO ACEPTAN EN TODAS Y CADA UNA DE SUS PARTES OBLIGÁNDOSE A SU FIEL Y ESTRICTO CUMPLIMIENTO, SUSCRIBIENDO EL PRESENTE</w:t>
+        <w:t>.-</w:t>
+      </w:r>
+      <w:proofErr w:type="gramEnd"/>
+      <w:r>
+        <w:rPr>
+          <w:rFonts w:asciiTheme="minorBidi" w:hAnsiTheme="minorBidi" w:cstheme="minorBidi"/>
+          <w:sz w:val="18"/>
+          <w:szCs w:val="18"/>
+        </w:rPr>
+        <w:t xml:space="preserve"> AMBAS PARTES CONTRATANTES DEBIDAMENTE ENTERADAS DE LAS CLÁUSULAS Y ESTIPULACIONES DEL PRESENTE CONTRATO LO ACEPTAN EN TODAS Y CADA UNA DE SUS PARTES OBLIGÁNDOSE A SU FIEL Y ESTRICTO CUMPLIMIENTO, SUSCRIBIENDO EL PRESENTE</w:t>
       </w:r>
       <w:r>
         <w:rPr>
@@ -2761,16 +2998,6 @@
           <w:szCs w:val="18"/>
         </w:rPr>
       </w:pPr>
-      <w:r>
-        <w:rPr>
-          <w:rFonts w:asciiTheme="minorBidi" w:hAnsiTheme="minorBidi" w:cstheme="minorBidi"/>
-          <w:b/>
-          <w:bCs/>
-          <w:sz w:val="18"/>
-          <w:szCs w:val="18"/>
-        </w:rPr>
-        <w:t xml:space="preserve"> </w:t>
-      </w:r>
     </w:p>
     <w:p>
       <w:pPr>
@@ -3109,13 +3336,34 @@
         <w:spacing w:line="317" w:lineRule="auto"/>
         <w:jc w:val="center"/>
         <w:rPr>
-          <w:rFonts w:asciiTheme="minorBidi" w:hAnsiTheme="minorBidi" w:cstheme="minorBidi"/>
-          <w:b/>
-          <w:bCs/>
-          <w:sz w:val="18"/>
-          <w:szCs w:val="18"/>
-        </w:rPr>
-      </w:pPr>
+          <w:rFonts w:ascii="Arial" w:eastAsia="Arial Unicode MS" w:hAnsi="Arial" w:cs="Arial"/>
+          <w:b/>
+          <w:bCs/>
+          <w:sz w:val="18"/>
+          <w:szCs w:val="18"/>
+          <w:lang w:val="pt-BR"/>
+        </w:rPr>
+      </w:pPr>
+      <w:r>
+        <w:rPr>
+          <w:rFonts w:asciiTheme="minorBidi" w:hAnsiTheme="minorBidi" w:cstheme="minorBidi"/>
+          <w:b/>
+          <w:bCs/>
+          <w:sz w:val="18"/>
+          <w:szCs w:val="18"/>
+        </w:rPr>
+        <w:t>________________________________</w:t>
+      </w:r>
+      <w:r>
+        <w:rPr>
+          <w:rFonts w:asciiTheme="minorBidi" w:hAnsiTheme="minorBidi" w:cstheme="minorBidi"/>
+          <w:b/>
+          <w:bCs/>
+          <w:sz w:val="18"/>
+          <w:szCs w:val="18"/>
+        </w:rPr>
+        <w:t>______</w:t>
+      </w:r>
     </w:p>
     <w:p>
       <w:pPr>
@@ -3131,8 +3379,21 @@
           <w:bCs/>
           <w:sz w:val="18"/>
           <w:szCs w:val="18"/>
-        </w:rPr>
-      </w:pPr>
+          <w:lang w:val="es-ES_tradnl"/>
+        </w:rPr>
+      </w:pPr>
+      <w:r>
+        <w:rPr>
+          <w:rFonts w:asciiTheme="minorBidi" w:hAnsiTheme="minorBidi" w:cstheme="minorBidi"/>
+          <w:b/>
+          <w:bCs/>
+          <w:sz w:val="18"/>
+          <w:szCs w:val="18"/>
+          <w:lang w:val="es-ES_tradnl"/>
+        </w:rPr>
+        <w:t>«TITULAR»</w:t>
+      </w:r>
+      <w:bookmarkEnd w:id="0"/>
     </w:p>
     <w:p>
       <w:pPr>
@@ -3148,6 +3409,7 @@
           <w:bCs/>
           <w:sz w:val="18"/>
           <w:szCs w:val="18"/>
+          <w:lang w:val="es-ES_tradnl"/>
         </w:rPr>
       </w:pPr>
     </w:p>
@@ -3160,34 +3422,14 @@
         <w:spacing w:line="317" w:lineRule="auto"/>
         <w:jc w:val="center"/>
         <w:rPr>
-          <w:rFonts w:ascii="Arial" w:eastAsia="Arial Unicode MS" w:hAnsi="Arial" w:cs="Arial"/>
-          <w:b/>
-          <w:bCs/>
-          <w:sz w:val="18"/>
-          <w:szCs w:val="18"/>
-          <w:lang w:val="pt-BR"/>
-        </w:rPr>
-      </w:pPr>
-      <w:r>
-        <w:rPr>
-          <w:rFonts w:asciiTheme="minorBidi" w:hAnsiTheme="minorBidi" w:cstheme="minorBidi"/>
-          <w:b/>
-          <w:bCs/>
-          <w:sz w:val="18"/>
-          <w:szCs w:val="18"/>
-        </w:rPr>
-        <w:t>________________________________</w:t>
-      </w:r>
-      <w:r>
-        <w:rPr>
-          <w:rFonts w:asciiTheme="minorBidi" w:hAnsiTheme="minorBidi" w:cstheme="minorBidi"/>
-          <w:b/>
-          <w:bCs/>
-          <w:sz w:val="18"/>
-          <w:szCs w:val="18"/>
-        </w:rPr>
-        <w:t>______</w:t>
-      </w:r>
+          <w:rFonts w:asciiTheme="minorBidi" w:hAnsiTheme="minorBidi" w:cstheme="minorBidi"/>
+          <w:b/>
+          <w:bCs/>
+          <w:sz w:val="18"/>
+          <w:szCs w:val="18"/>
+          <w:lang w:val="es-ES_tradnl"/>
+        </w:rPr>
+      </w:pPr>
     </w:p>
     <w:p>
       <w:pPr>
@@ -3198,6 +3440,95 @@
         <w:spacing w:line="317" w:lineRule="auto"/>
         <w:jc w:val="center"/>
         <w:rPr>
+          <w:rFonts w:asciiTheme="minorBidi" w:hAnsiTheme="minorBidi" w:cstheme="minorBidi"/>
+          <w:b/>
+          <w:bCs/>
+          <w:sz w:val="18"/>
+          <w:szCs w:val="18"/>
+          <w:lang w:val="es-ES_tradnl"/>
+        </w:rPr>
+      </w:pPr>
+    </w:p>
+    <w:p>
+      <w:pPr>
+        <w:widowControl w:val="0"/>
+        <w:autoSpaceDE w:val="0"/>
+        <w:autoSpaceDN w:val="0"/>
+        <w:adjustRightInd w:val="0"/>
+        <w:spacing w:line="317" w:lineRule="auto"/>
+        <w:jc w:val="center"/>
+        <w:rPr>
+          <w:rFonts w:asciiTheme="minorBidi" w:hAnsiTheme="minorBidi" w:cstheme="minorBidi"/>
+          <w:b/>
+          <w:bCs/>
+          <w:sz w:val="18"/>
+          <w:szCs w:val="18"/>
+          <w:lang w:val="es-ES_tradnl"/>
+        </w:rPr>
+      </w:pPr>
+    </w:p>
+    <w:p>
+      <w:pPr>
+        <w:widowControl w:val="0"/>
+        <w:autoSpaceDE w:val="0"/>
+        <w:autoSpaceDN w:val="0"/>
+        <w:adjustRightInd w:val="0"/>
+        <w:spacing w:line="317" w:lineRule="auto"/>
+        <w:jc w:val="center"/>
+        <w:rPr>
+          <w:rFonts w:asciiTheme="minorBidi" w:hAnsiTheme="minorBidi" w:cstheme="minorBidi"/>
+          <w:b/>
+          <w:bCs/>
+          <w:sz w:val="18"/>
+          <w:szCs w:val="18"/>
+          <w:lang w:val="es-ES_tradnl"/>
+        </w:rPr>
+      </w:pPr>
+    </w:p>
+    <w:p>
+      <w:pPr>
+        <w:widowControl w:val="0"/>
+        <w:autoSpaceDE w:val="0"/>
+        <w:autoSpaceDN w:val="0"/>
+        <w:adjustRightInd w:val="0"/>
+        <w:spacing w:line="317" w:lineRule="auto"/>
+        <w:jc w:val="center"/>
+        <w:rPr>
+          <w:rFonts w:asciiTheme="minorBidi" w:hAnsiTheme="minorBidi" w:cstheme="minorBidi"/>
+          <w:b/>
+          <w:bCs/>
+          <w:sz w:val="18"/>
+          <w:szCs w:val="18"/>
+          <w:lang w:val="es-ES_tradnl"/>
+        </w:rPr>
+      </w:pPr>
+    </w:p>
+    <w:p>
+      <w:pPr>
+        <w:widowControl w:val="0"/>
+        <w:autoSpaceDE w:val="0"/>
+        <w:autoSpaceDN w:val="0"/>
+        <w:adjustRightInd w:val="0"/>
+        <w:spacing w:line="317" w:lineRule="auto"/>
+        <w:jc w:val="center"/>
+        <w:rPr>
+          <w:rFonts w:asciiTheme="minorBidi" w:hAnsiTheme="minorBidi" w:cstheme="minorBidi"/>
+          <w:b/>
+          <w:bCs/>
+          <w:sz w:val="18"/>
+          <w:szCs w:val="18"/>
+          <w:lang w:val="es-ES_tradnl"/>
+        </w:rPr>
+      </w:pPr>
+    </w:p>
+    <w:p>
+      <w:pPr>
+        <w:widowControl w:val="0"/>
+        <w:autoSpaceDE w:val="0"/>
+        <w:autoSpaceDN w:val="0"/>
+        <w:adjustRightInd w:val="0"/>
+        <w:spacing w:line="317" w:lineRule="auto"/>
+        <w:rPr>
           <w:rFonts w:ascii="Arial" w:eastAsia="Arial Unicode MS" w:hAnsi="Arial" w:cs="Arial"/>
           <w:b/>
           <w:bCs/>
@@ -3205,25 +3536,61 @@
           <w:szCs w:val="18"/>
           <w:lang w:val="pt-BR"/>
         </w:rPr>
-      </w:pPr>
-      <w:r>
-        <w:rPr>
-          <w:rFonts w:asciiTheme="minorBidi" w:hAnsiTheme="minorBidi" w:cstheme="minorBidi"/>
-          <w:b/>
-          <w:bCs/>
-          <w:sz w:val="18"/>
-          <w:szCs w:val="18"/>
-          <w:lang w:val="es-ES_tradnl"/>
-        </w:rPr>
-        <w:t>«TITULAR»</w:t>
-      </w:r>
-      <w:bookmarkEnd w:id="0"/>
+        <w:sectPr>
+          <w:type w:val="continuous"/>
+          <w:pgSz w:w="11906" w:h="16838"/>
+          <w:pgMar w:top="1440" w:right="1440" w:bottom="1440" w:left="1440" w:header="709" w:footer="709" w:gutter="0"/>
+          <w:cols w:num="2" w:space="708"/>
+          <w:docGrid w:linePitch="360"/>
+        </w:sectPr>
+      </w:pPr>
+    </w:p>
+    <w:p>
+      <w:pPr>
+        <w:widowControl w:val="0"/>
+        <w:autoSpaceDE w:val="0"/>
+        <w:autoSpaceDN w:val="0"/>
+        <w:adjustRightInd w:val="0"/>
+        <w:spacing w:line="317" w:lineRule="auto"/>
+        <w:rPr>
+          <w:rFonts w:ascii="Arial" w:eastAsia="Arial Unicode MS" w:hAnsi="Arial" w:cs="Arial"/>
+          <w:b/>
+          <w:bCs/>
+          <w:sz w:val="18"/>
+          <w:szCs w:val="18"/>
+          <w:lang w:val="pt-BR"/>
+        </w:rPr>
+        <w:sectPr>
+          <w:type w:val="continuous"/>
+          <w:pgSz w:w="11906" w:h="16838"/>
+          <w:pgMar w:top="1440" w:right="1440" w:bottom="1440" w:left="1440" w:header="709" w:footer="709" w:gutter="0"/>
+          <w:cols w:space="708"/>
+          <w:docGrid w:linePitch="360"/>
+        </w:sectPr>
+      </w:pPr>
+    </w:p>
+    <w:p>
+      <w:pPr>
+        <w:widowControl w:val="0"/>
+        <w:autoSpaceDE w:val="0"/>
+        <w:autoSpaceDN w:val="0"/>
+        <w:adjustRightInd w:val="0"/>
+        <w:spacing w:line="317" w:lineRule="auto"/>
+        <w:rPr>
+          <w:rFonts w:ascii="Arial" w:eastAsia="Arial Unicode MS" w:hAnsi="Arial" w:cs="Arial"/>
+          <w:b/>
+          <w:bCs/>
+          <w:sz w:val="18"/>
+          <w:szCs w:val="18"/>
+          <w:lang w:val="pt-BR"/>
+        </w:rPr>
+      </w:pPr>
     </w:p>
     <w:sectPr>
       <w:type w:val="continuous"/>
       <w:pgSz w:w="11906" w:h="16838"/>
       <w:pgMar w:top="1440" w:right="1440" w:bottom="1440" w:left="1440" w:header="709" w:footer="709" w:gutter="0"/>
-      <w:cols w:num="2" w:space="708"/>
+      <w:cols w:space="708"/>
       <w:docGrid w:linePitch="360"/>
     </w:sectPr>
   </w:body>

--- a/app/templates/sol_luna/AZUL.docx
+++ b/app/templates/sol_luna/AZUL.docx
@@ -239,47 +239,7 @@
           <w:sz w:val="18"/>
           <w:szCs w:val="18"/>
         </w:rPr>
-        <w:t xml:space="preserve">CON REGISTRO ÚNICO DE CONTRIBUYENTE NUMERO 20613736825, CON DOMICILIO EN EL JR. AYACUCHO </w:t>
-      </w:r>
-      <w:proofErr w:type="spellStart"/>
-      <w:r>
-        <w:rPr>
-          <w:rFonts w:asciiTheme="minorBidi" w:eastAsia="Calibri" w:hAnsiTheme="minorBidi" w:cstheme="minorBidi"/>
-          <w:bCs/>
-          <w:sz w:val="18"/>
-          <w:szCs w:val="18"/>
-        </w:rPr>
-        <w:t>N°</w:t>
-      </w:r>
-      <w:proofErr w:type="spellEnd"/>
-      <w:r>
-        <w:rPr>
-          <w:rFonts w:asciiTheme="minorBidi" w:eastAsia="Calibri" w:hAnsiTheme="minorBidi" w:cstheme="minorBidi"/>
-          <w:bCs/>
-          <w:sz w:val="18"/>
-          <w:szCs w:val="18"/>
-        </w:rPr>
-        <w:t xml:space="preserve"> 513 INT. 205 CENTRO HISTÓRICO (SEGUNDO PISO), DISTRITO Y PROVINCIA DE TRUJILLO, DEPARTAMENTO DE LA LIBERTAD, SEGUN FACULTADES INSCRITAS EN LA PARTIDA REGISTRAL 11581807 DEL REGISTRO DE PERSONAS JURIDICAS DE LA ZONA REGISTRAL </w:t>
-      </w:r>
-      <w:proofErr w:type="spellStart"/>
-      <w:r>
-        <w:rPr>
-          <w:rFonts w:asciiTheme="minorBidi" w:eastAsia="Calibri" w:hAnsiTheme="minorBidi" w:cstheme="minorBidi"/>
-          <w:bCs/>
-          <w:sz w:val="18"/>
-          <w:szCs w:val="18"/>
-        </w:rPr>
-        <w:t>N°</w:t>
-      </w:r>
-      <w:proofErr w:type="spellEnd"/>
-      <w:r>
-        <w:rPr>
-          <w:rFonts w:asciiTheme="minorBidi" w:eastAsia="Calibri" w:hAnsiTheme="minorBidi" w:cstheme="minorBidi"/>
-          <w:bCs/>
-          <w:sz w:val="18"/>
-          <w:szCs w:val="18"/>
-        </w:rPr>
-        <w:t xml:space="preserve"> V - SEDE TRUJILLO, OFICINA REGISTRAL DE TRUJILLO</w:t>
+        <w:t>CON REGISTRO ÚNICO DE CONTRIBUYENTE NUMERO 20613736825, CON DOMICILIO EN EL JR. AYACUCHO N° 513 INT. 205 CENTRO HISTÓRICO (SEGUNDO PISO), DISTRITO Y PROVINCIA DE TRUJILLO, DEPARTAMENTO DE LA LIBERTAD, SEGUN FACULTADES INSCRITAS EN LA PARTIDA REGISTRAL 11581807 DEL REGISTRO DE PERSONAS JURIDICAS DE LA ZONA REGISTRAL N° V - SEDE TRUJILLO, OFICINA REGISTRAL DE TRUJILLO</w:t>
       </w:r>
       <w:r>
         <w:rPr>
@@ -508,7 +468,6 @@
           <w:szCs w:val="18"/>
         </w:rPr>
       </w:pPr>
-      <w:proofErr w:type="gramStart"/>
       <w:r>
         <w:rPr>
           <w:rFonts w:asciiTheme="minorBidi" w:hAnsiTheme="minorBidi" w:cstheme="minorBidi"/>
@@ -517,18 +476,7 @@
           <w:szCs w:val="18"/>
           <w:u w:val="single"/>
         </w:rPr>
-        <w:t>PRIMERA.-</w:t>
-      </w:r>
-      <w:proofErr w:type="gramEnd"/>
-      <w:r>
-        <w:rPr>
-          <w:rFonts w:asciiTheme="minorBidi" w:hAnsiTheme="minorBidi" w:cstheme="minorBidi"/>
-          <w:b/>
-          <w:sz w:val="18"/>
-          <w:szCs w:val="18"/>
-          <w:u w:val="single"/>
-        </w:rPr>
-        <w:t xml:space="preserve"> ANTECEDENTES </w:t>
+        <w:t xml:space="preserve">PRIMERA.- ANTECEDENTES </w:t>
       </w:r>
     </w:p>
     <w:p>
@@ -549,15 +497,31 @@
           <w:sz w:val="18"/>
           <w:szCs w:val="18"/>
         </w:rPr>
-        <w:t>EL VENDEDOR</w:t>
-      </w:r>
-      <w:r>
-        <w:rPr>
-          <w:rFonts w:asciiTheme="minorBidi" w:hAnsiTheme="minorBidi" w:cstheme="minorBidi"/>
-          <w:sz w:val="18"/>
-          <w:szCs w:val="18"/>
-        </w:rPr>
-        <w:t xml:space="preserve"> DECLARA SER PROPIETARIO DEL</w:t>
+        <w:t>LA VENDEDORA</w:t>
+      </w:r>
+      <w:r>
+        <w:rPr>
+          <w:rFonts w:asciiTheme="minorBidi" w:hAnsiTheme="minorBidi" w:cstheme="minorBidi"/>
+          <w:sz w:val="18"/>
+          <w:szCs w:val="18"/>
+        </w:rPr>
+        <w:t xml:space="preserve"> DECLARA SER PROPIETARI</w:t>
+      </w:r>
+      <w:r>
+        <w:rPr>
+          <w:rFonts w:asciiTheme="minorBidi" w:hAnsiTheme="minorBidi" w:cstheme="minorBidi"/>
+          <w:sz w:val="18"/>
+          <w:szCs w:val="18"/>
+        </w:rPr>
+        <w:t>A</w:t>
+      </w:r>
+      <w:r>
+        <w:rPr>
+          <w:rFonts w:asciiTheme="minorBidi" w:hAnsiTheme="minorBidi" w:cstheme="minorBidi"/>
+          <w:sz w:val="18"/>
+          <w:szCs w:val="18"/>
+        </w:rPr>
+        <w:t xml:space="preserve"> DEL</w:t>
       </w:r>
       <w:r>
         <w:rPr>
@@ -625,27 +589,7 @@
           <w:sz w:val="18"/>
           <w:szCs w:val="18"/>
         </w:rPr>
-        <w:t xml:space="preserve">PARTIDA ELECTRONICA </w:t>
-      </w:r>
-      <w:proofErr w:type="spellStart"/>
-      <w:r>
-        <w:rPr>
-          <w:rFonts w:asciiTheme="minorBidi" w:hAnsiTheme="minorBidi" w:cstheme="minorBidi"/>
-          <w:b/>
-          <w:sz w:val="18"/>
-          <w:szCs w:val="18"/>
-        </w:rPr>
-        <w:t>Nº</w:t>
-      </w:r>
-      <w:proofErr w:type="spellEnd"/>
-      <w:r>
-        <w:rPr>
-          <w:rFonts w:asciiTheme="minorBidi" w:hAnsiTheme="minorBidi" w:cstheme="minorBidi"/>
-          <w:b/>
-          <w:sz w:val="18"/>
-          <w:szCs w:val="18"/>
-        </w:rPr>
-        <w:t xml:space="preserve"> «</w:t>
+        <w:t>PARTIDA ELECTRONICA Nº «</w:t>
       </w:r>
       <w:r>
         <w:rPr>
@@ -688,25 +632,7 @@
           <w:sz w:val="18"/>
           <w:szCs w:val="18"/>
         </w:rPr>
-        <w:t xml:space="preserve">DEL REGISTRO DE PREDIOS DE LA ZONA REGISTRAL </w:t>
-      </w:r>
-      <w:proofErr w:type="spellStart"/>
-      <w:r>
-        <w:rPr>
-          <w:rFonts w:asciiTheme="minorBidi" w:hAnsiTheme="minorBidi" w:cstheme="minorBidi"/>
-          <w:sz w:val="18"/>
-          <w:szCs w:val="18"/>
-        </w:rPr>
-        <w:t>Nº</w:t>
-      </w:r>
-      <w:proofErr w:type="spellEnd"/>
-      <w:r>
-        <w:rPr>
-          <w:rFonts w:asciiTheme="minorBidi" w:hAnsiTheme="minorBidi" w:cstheme="minorBidi"/>
-          <w:sz w:val="18"/>
-          <w:szCs w:val="18"/>
-        </w:rPr>
-        <w:t xml:space="preserve"> V – SEDE TRUJILLO, OFICINA REGISTRAL DE TRUJILLO</w:t>
+        <w:t>DEL REGISTRO DE PREDIOS DE LA ZONA REGISTRAL Nº V – SEDE TRUJILLO, OFICINA REGISTRAL DE TRUJILLO</w:t>
       </w:r>
       <w:r>
         <w:rPr>
@@ -1080,7 +1006,6 @@
           <w:szCs w:val="18"/>
         </w:rPr>
       </w:pPr>
-      <w:proofErr w:type="gramStart"/>
       <w:r>
         <w:rPr>
           <w:rFonts w:ascii="Arial" w:hAnsi="Arial" w:cs="Arial"/>
@@ -1090,19 +1015,7 @@
           <w:szCs w:val="18"/>
           <w:lang w:eastAsia="en-US"/>
         </w:rPr>
-        <w:t>SEGUNDA.-</w:t>
-      </w:r>
-      <w:proofErr w:type="gramEnd"/>
-      <w:r>
-        <w:rPr>
-          <w:rFonts w:ascii="Arial" w:hAnsi="Arial" w:cs="Arial"/>
-          <w:b/>
-          <w:bCs/>
-          <w:sz w:val="18"/>
-          <w:szCs w:val="18"/>
-          <w:lang w:eastAsia="en-US"/>
-        </w:rPr>
-        <w:t xml:space="preserve"> </w:t>
+        <w:t xml:space="preserve">SEGUNDA.- </w:t>
       </w:r>
       <w:r>
         <w:rPr>
@@ -1168,7 +1081,6 @@
           <w:szCs w:val="18"/>
         </w:rPr>
       </w:pPr>
-      <w:proofErr w:type="gramStart"/>
       <w:r>
         <w:rPr>
           <w:rFonts w:asciiTheme="minorBidi" w:hAnsiTheme="minorBidi" w:cstheme="minorBidi"/>
@@ -1185,16 +1097,7 @@
           <w:sz w:val="18"/>
           <w:szCs w:val="18"/>
         </w:rPr>
-        <w:t>.-</w:t>
-      </w:r>
-      <w:proofErr w:type="gramEnd"/>
-      <w:r>
-        <w:rPr>
-          <w:rFonts w:asciiTheme="minorBidi" w:hAnsiTheme="minorBidi" w:cstheme="minorBidi"/>
-          <w:sz w:val="18"/>
-          <w:szCs w:val="18"/>
-        </w:rPr>
-        <w:t xml:space="preserve"> IMPORTE DE VENTA Y FORMA DE PAGO: </w:t>
+        <w:t xml:space="preserve">.- IMPORTE DE VENTA Y FORMA DE PAGO: </w:t>
       </w:r>
     </w:p>
     <w:p>
@@ -1351,27 +1254,7 @@
           <w:sz w:val="18"/>
           <w:szCs w:val="18"/>
         </w:rPr>
-        <w:t>S</w:t>
-      </w:r>
-      <w:proofErr w:type="gramStart"/>
-      <w:r>
-        <w:rPr>
-          <w:rFonts w:asciiTheme="minorBidi" w:hAnsiTheme="minorBidi" w:cstheme="minorBidi"/>
-          <w:b/>
-          <w:sz w:val="18"/>
-          <w:szCs w:val="18"/>
-        </w:rPr>
-        <w:t>/«</w:t>
-      </w:r>
-      <w:proofErr w:type="gramEnd"/>
-      <w:r>
-        <w:rPr>
-          <w:rFonts w:asciiTheme="minorBidi" w:hAnsiTheme="minorBidi" w:cstheme="minorBidi"/>
-          <w:b/>
-          <w:sz w:val="18"/>
-          <w:szCs w:val="18"/>
-        </w:rPr>
-        <w:t>PRECIO»</w:t>
+        <w:t>S/«PRECIO»</w:t>
       </w:r>
       <w:r>
         <w:rPr>
@@ -1389,7 +1272,7 @@
           <w:sz w:val="18"/>
           <w:szCs w:val="18"/>
         </w:rPr>
-        <w:t>(«PRECIO_TEXTO» Y «PRECIO_DECIMAL»/100 SOLES)</w:t>
+        <w:t>(«PRECIO_TEXTO»)</w:t>
       </w:r>
       <w:r>
         <w:rPr>
@@ -1507,7 +1390,6 @@
           <w:szCs w:val="18"/>
         </w:rPr>
       </w:pPr>
-      <w:proofErr w:type="gramStart"/>
       <w:r>
         <w:rPr>
           <w:rFonts w:asciiTheme="minorBidi" w:hAnsiTheme="minorBidi" w:cstheme="minorBidi"/>
@@ -1524,16 +1406,7 @@
           <w:sz w:val="18"/>
           <w:szCs w:val="18"/>
         </w:rPr>
-        <w:t>.-</w:t>
-      </w:r>
-      <w:proofErr w:type="gramEnd"/>
-      <w:r>
-        <w:rPr>
-          <w:rFonts w:asciiTheme="minorBidi" w:hAnsiTheme="minorBidi" w:cstheme="minorBidi"/>
-          <w:sz w:val="18"/>
-          <w:szCs w:val="18"/>
-        </w:rPr>
-        <w:t xml:space="preserve"> AMBAS PARTES ACUERDAN LO SIGUIENTE</w:t>
+        <w:t>.- AMBAS PARTES ACUERDAN LO SIGUIENTE</w:t>
       </w:r>
       <w:r>
         <w:rPr>
@@ -1810,7 +1683,6 @@
           <w:szCs w:val="18"/>
         </w:rPr>
       </w:pPr>
-      <w:proofErr w:type="gramStart"/>
       <w:r>
         <w:rPr>
           <w:rFonts w:asciiTheme="minorBidi" w:hAnsiTheme="minorBidi" w:cstheme="minorBidi"/>
@@ -1828,16 +1700,7 @@
           <w:sz w:val="18"/>
           <w:szCs w:val="18"/>
         </w:rPr>
-        <w:t>.-</w:t>
-      </w:r>
-      <w:proofErr w:type="gramEnd"/>
-      <w:r>
-        <w:rPr>
-          <w:rFonts w:asciiTheme="minorBidi" w:hAnsiTheme="minorBidi" w:cstheme="minorBidi"/>
-          <w:sz w:val="18"/>
-          <w:szCs w:val="18"/>
-        </w:rPr>
-        <w:t xml:space="preserve"> </w:t>
+        <w:t xml:space="preserve">.- </w:t>
       </w:r>
       <w:r>
         <w:rPr>
@@ -1869,7 +1732,6 @@
           <w:szCs w:val="18"/>
         </w:rPr>
       </w:pPr>
-      <w:proofErr w:type="gramStart"/>
       <w:r>
         <w:rPr>
           <w:rFonts w:asciiTheme="minorBidi" w:hAnsiTheme="minorBidi" w:cstheme="minorBidi"/>
@@ -1886,16 +1748,7 @@
           <w:sz w:val="18"/>
           <w:szCs w:val="18"/>
         </w:rPr>
-        <w:t>.-</w:t>
-      </w:r>
-      <w:proofErr w:type="gramEnd"/>
-      <w:r>
-        <w:rPr>
-          <w:rFonts w:asciiTheme="minorBidi" w:hAnsiTheme="minorBidi" w:cstheme="minorBidi"/>
-          <w:sz w:val="18"/>
-          <w:szCs w:val="18"/>
-        </w:rPr>
-        <w:t xml:space="preserve"> DE LA ENTREGA DE LOS INMUEBLES Y LA INDEPENDIZACION: </w:t>
+        <w:t xml:space="preserve">.- DE LA ENTREGA DE LOS INMUEBLES Y LA INDEPENDIZACION: </w:t>
       </w:r>
     </w:p>
     <w:p>
@@ -2031,7 +1884,6 @@
           <w:szCs w:val="18"/>
         </w:rPr>
       </w:pPr>
-      <w:proofErr w:type="gramStart"/>
       <w:r>
         <w:rPr>
           <w:rFonts w:asciiTheme="minorBidi" w:hAnsiTheme="minorBidi" w:cstheme="minorBidi"/>
@@ -2050,7 +1902,6 @@
         </w:rPr>
         <w:t>.-</w:t>
       </w:r>
-      <w:proofErr w:type="gramEnd"/>
       <w:r>
         <w:rPr>
           <w:rFonts w:asciiTheme="minorBidi" w:hAnsiTheme="minorBidi" w:cstheme="minorBidi"/>
@@ -2115,7 +1966,6 @@
           <w:szCs w:val="18"/>
         </w:rPr>
       </w:pPr>
-      <w:proofErr w:type="gramStart"/>
       <w:r>
         <w:rPr>
           <w:rFonts w:asciiTheme="minorBidi" w:hAnsiTheme="minorBidi" w:cstheme="minorBidi"/>
@@ -2134,7 +1984,6 @@
         </w:rPr>
         <w:t>.-</w:t>
       </w:r>
-      <w:proofErr w:type="gramEnd"/>
       <w:r>
         <w:rPr>
           <w:rFonts w:asciiTheme="minorBidi" w:hAnsiTheme="minorBidi" w:cstheme="minorBidi"/>
@@ -2243,7 +2092,6 @@
           <w:szCs w:val="18"/>
         </w:rPr>
       </w:pPr>
-      <w:proofErr w:type="gramStart"/>
       <w:r>
         <w:rPr>
           <w:rFonts w:asciiTheme="minorBidi" w:hAnsiTheme="minorBidi" w:cstheme="minorBidi"/>
@@ -2260,16 +2108,7 @@
           <w:sz w:val="18"/>
           <w:szCs w:val="18"/>
         </w:rPr>
-        <w:t>.-</w:t>
-      </w:r>
-      <w:proofErr w:type="gramEnd"/>
-      <w:r>
-        <w:rPr>
-          <w:rFonts w:asciiTheme="minorBidi" w:hAnsiTheme="minorBidi" w:cstheme="minorBidi"/>
-          <w:sz w:val="18"/>
-          <w:szCs w:val="18"/>
-        </w:rPr>
-        <w:t xml:space="preserve"> EQUIVALENCIA ENTRE EL PRECIO Y EL BIEN MATERIA DE VENTA: </w:t>
+        <w:t xml:space="preserve">.- EQUIVALENCIA ENTRE EL PRECIO Y EL BIEN MATERIA DE VENTA: </w:t>
       </w:r>
     </w:p>
     <w:p>
@@ -2343,7 +2182,6 @@
           <w:szCs w:val="18"/>
         </w:rPr>
       </w:pPr>
-      <w:proofErr w:type="gramStart"/>
       <w:r>
         <w:rPr>
           <w:rFonts w:asciiTheme="minorBidi" w:hAnsiTheme="minorBidi" w:cstheme="minorBidi"/>
@@ -2360,16 +2198,7 @@
           <w:sz w:val="18"/>
           <w:szCs w:val="18"/>
         </w:rPr>
-        <w:t>.-</w:t>
-      </w:r>
-      <w:proofErr w:type="gramEnd"/>
-      <w:r>
-        <w:rPr>
-          <w:rFonts w:asciiTheme="minorBidi" w:hAnsiTheme="minorBidi" w:cstheme="minorBidi"/>
-          <w:sz w:val="18"/>
-          <w:szCs w:val="18"/>
-        </w:rPr>
-        <w:t xml:space="preserve"> DECLARACION DE LAS PARTES:</w:t>
+        <w:t>.- DECLARACION DE LAS PARTES:</w:t>
       </w:r>
       <w:r>
         <w:rPr>
@@ -2736,35 +2565,15 @@
           <w:sz w:val="18"/>
           <w:szCs w:val="18"/>
         </w:rPr>
-        <w:t xml:space="preserve">DECIMA </w:t>
-      </w:r>
-      <w:proofErr w:type="gramStart"/>
-      <w:r>
-        <w:rPr>
-          <w:rFonts w:asciiTheme="minorBidi" w:hAnsiTheme="minorBidi" w:cstheme="minorBidi"/>
-          <w:b/>
-          <w:bCs/>
-          <w:sz w:val="18"/>
-          <w:szCs w:val="18"/>
-        </w:rPr>
-        <w:t>PRIMERA</w:t>
-      </w:r>
-      <w:r>
-        <w:rPr>
-          <w:rFonts w:asciiTheme="minorBidi" w:hAnsiTheme="minorBidi" w:cstheme="minorBidi"/>
-          <w:sz w:val="18"/>
-          <w:szCs w:val="18"/>
-        </w:rPr>
-        <w:t>.-</w:t>
-      </w:r>
-      <w:proofErr w:type="gramEnd"/>
-      <w:r>
-        <w:rPr>
-          <w:rFonts w:asciiTheme="minorBidi" w:hAnsiTheme="minorBidi" w:cstheme="minorBidi"/>
-          <w:sz w:val="18"/>
-          <w:szCs w:val="18"/>
-        </w:rPr>
-        <w:t xml:space="preserve"> LOS GASTOS NOTARIALES, REGISTRALES QUE ORIGINE EL PERFECCIONAMIENTO DE ESTE CONTRATO, SERÁN DE CUENTA EXCLUSIVA DE </w:t>
+        <w:t>DECIMA PRIMERA</w:t>
+      </w:r>
+      <w:r>
+        <w:rPr>
+          <w:rFonts w:asciiTheme="minorBidi" w:hAnsiTheme="minorBidi" w:cstheme="minorBidi"/>
+          <w:sz w:val="18"/>
+          <w:szCs w:val="18"/>
+        </w:rPr>
+        <w:t xml:space="preserve">.- LOS GASTOS NOTARIALES, REGISTRALES QUE ORIGINE EL PERFECCIONAMIENTO DE ESTE CONTRATO, SERÁN DE CUENTA EXCLUSIVA DE </w:t>
       </w:r>
       <w:r>
         <w:rPr>
@@ -2813,35 +2622,15 @@
           <w:sz w:val="18"/>
           <w:szCs w:val="18"/>
         </w:rPr>
-        <w:t xml:space="preserve">A </w:t>
-      </w:r>
-      <w:proofErr w:type="gramStart"/>
-      <w:r>
-        <w:rPr>
-          <w:rFonts w:asciiTheme="minorBidi" w:hAnsiTheme="minorBidi" w:cstheme="minorBidi"/>
-          <w:b/>
-          <w:bCs/>
-          <w:sz w:val="18"/>
-          <w:szCs w:val="18"/>
-        </w:rPr>
-        <w:t>SEGUNDA</w:t>
-      </w:r>
-      <w:r>
-        <w:rPr>
-          <w:rFonts w:asciiTheme="minorBidi" w:hAnsiTheme="minorBidi" w:cstheme="minorBidi"/>
-          <w:sz w:val="18"/>
-          <w:szCs w:val="18"/>
-        </w:rPr>
-        <w:t>.-</w:t>
-      </w:r>
-      <w:proofErr w:type="gramEnd"/>
-      <w:r>
-        <w:rPr>
-          <w:rFonts w:asciiTheme="minorBidi" w:hAnsiTheme="minorBidi" w:cstheme="minorBidi"/>
-          <w:sz w:val="18"/>
-          <w:szCs w:val="18"/>
-        </w:rPr>
-        <w:t xml:space="preserve"> </w:t>
+        <w:t>A SEGUNDA</w:t>
+      </w:r>
+      <w:r>
+        <w:rPr>
+          <w:rFonts w:asciiTheme="minorBidi" w:hAnsiTheme="minorBidi" w:cstheme="minorBidi"/>
+          <w:sz w:val="18"/>
+          <w:szCs w:val="18"/>
+        </w:rPr>
+        <w:t xml:space="preserve">.- </w:t>
       </w:r>
       <w:r>
         <w:rPr>
@@ -2897,7 +2686,6 @@
         </w:rPr>
         <w:t xml:space="preserve">DECIMO </w:t>
       </w:r>
-      <w:proofErr w:type="gramStart"/>
       <w:r>
         <w:rPr>
           <w:rFonts w:asciiTheme="minorBidi" w:hAnsiTheme="minorBidi" w:cstheme="minorBidi"/>
@@ -2914,16 +2702,7 @@
           <w:sz w:val="18"/>
           <w:szCs w:val="18"/>
         </w:rPr>
-        <w:t>.-</w:t>
-      </w:r>
-      <w:proofErr w:type="gramEnd"/>
-      <w:r>
-        <w:rPr>
-          <w:rFonts w:asciiTheme="minorBidi" w:hAnsiTheme="minorBidi" w:cstheme="minorBidi"/>
-          <w:sz w:val="18"/>
-          <w:szCs w:val="18"/>
-        </w:rPr>
-        <w:t xml:space="preserve"> AMBAS PARTES CONTRATANTES DEBIDAMENTE ENTERADAS DE LAS CLÁUSULAS Y ESTIPULACIONES DEL PRESENTE CONTRATO LO ACEPTAN EN TODAS Y CADA UNA DE SUS PARTES OBLIGÁNDOSE A SU FIEL Y ESTRICTO CUMPLIMIENTO, SUSCRIBIENDO EL PRESENTE</w:t>
+        <w:t>.- AMBAS PARTES CONTRATANTES DEBIDAMENTE ENTERADAS DE LAS CLÁUSULAS Y ESTIPULACIONES DEL PRESENTE CONTRATO LO ACEPTAN EN TODAS Y CADA UNA DE SUS PARTES OBLIGÁNDOSE A SU FIEL Y ESTRICTO CUMPLIMIENTO, SUSCRIBIENDO EL PRESENTE</w:t>
       </w:r>
       <w:r>
         <w:rPr>
